--- a/resources/document-templates/doc8-prototype-validation-template.docx
+++ b/resources/document-templates/doc8-prototype-validation-template.docx
@@ -116,7 +116,7 @@
                 <v:stroke joinstyle="miter"/>
                 <v:path gradientshapeok="t" o:connecttype="rect"/>
               </v:shapetype>
-              <v:shape id="Text Box 13" o:spid="_x0000_s1026" type="#_x0000_t202" style="position:absolute;left:0;text-align:left;margin-left:-32.25pt;margin-top:-7.9pt;width:117.5pt;height:19pt;z-index:251681792;visibility:visible;mso-wrap-style:square;mso-width-percent:0;mso-height-percent:0;mso-wrap-distance-left:9pt;mso-wrap-distance-top:0;mso-wrap-distance-right:9pt;mso-wrap-distance-bottom:0;mso-position-horizontal:absolute;mso-position-horizontal-relative:text;mso-position-vertical:absolute;mso-position-vertical-relative:text;mso-width-percent:0;mso-height-percent:0;mso-width-relative:margin;mso-height-relative:margin;v-text-anchor:top" o:gfxdata="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" filled="f" stroked="f" strokeweight=".5pt">
+              <v:shape id="Text Box 13" o:spid="_x0000_s1026" type="#_x0000_t202" style="position:absolute;left:0;text-align:left;margin-left:-32.25pt;margin-top:-7.9pt;width:117.5pt;height:19pt;z-index:251681792;visibility:visible;mso-wrap-style:square;mso-width-percent:0;mso-height-percent:0;mso-wrap-distance-left:9pt;mso-wrap-distance-top:0;mso-wrap-distance-right:9pt;mso-wrap-distance-bottom:0;mso-position-horizontal:absolute;mso-position-horizontal-relative:text;mso-position-vertical:absolute;mso-position-vertical-relative:text;mso-width-percent:0;mso-height-percent:0;mso-width-relative:margin;mso-height-relative:margin;v-text-anchor:middle" o:gfxdata="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" filled="f" stroked="f" strokeweight=".5pt">
                 <v:textbox>
                   <w:txbxContent>
                     <w:p>
@@ -193,7 +193,7 @@
         <mc:AlternateContent>
           <mc:Choice Requires="wps">
             <w:drawing>
-              <wp:anchor distT="0" distB="0" distL="114300" distR="114300" simplePos="0" relativeHeight="251664384" behindDoc="0" locked="0" layoutInCell="1" allowOverlap="1" wp14:anchorId="06C008A7" wp14:editId="4D043951">
+              <wp:anchor distT="0" distB="0" distL="114300" distR="114300" simplePos="0" relativeHeight="251664384" behindDoc="0" locked="0" layoutInCell="1" allowOverlap="1" wp14:anchorId="06C008A7" wp14:editId="001003D3">
                 <wp:simplePos x="0" y="0"/>
                 <wp:positionH relativeFrom="column">
                   <wp:posOffset>-171450</wp:posOffset>
@@ -284,59 +284,7 @@
                                 <w:sz w:val="20"/>
                                 <w:szCs w:val="20"/>
                               </w:rPr>
-                              <w:t>(</w:t>
-                            </w:r>
-                            <w:r>
-                              <w:rPr>
-                                <w:rFonts w:ascii="Aptos Bold" w:eastAsia="Times New Roman" w:hAnsi="Aptos Bold" w:cs="Times New Roman"/>
-                                <w:b/>
-                                <w:bCs/>
-                                <w:i/>
-                                <w:iCs/>
-                                <w:color w:val="D9D9D9" w:themeColor="background1" w:themeShade="D9"/>
-                                <w:sz w:val="20"/>
-                                <w:szCs w:val="20"/>
-                              </w:rPr>
-                              <w:t>t</w:t>
-                            </w:r>
-                            <w:r>
-                              <w:rPr>
-                                <w:rFonts w:ascii="Aptos Bold" w:eastAsia="Times New Roman" w:hAnsi="Aptos Bold" w:cs="Times New Roman"/>
-                                <w:b/>
-                                <w:bCs/>
-                                <w:i/>
-                                <w:iCs/>
-                                <w:color w:val="D9D9D9" w:themeColor="background1" w:themeShade="D9"/>
-                                <w:sz w:val="20"/>
-                                <w:szCs w:val="20"/>
-                              </w:rPr>
-                              <w:t xml:space="preserve">o be filled up by TBIDO </w:t>
-                            </w:r>
-                            <w:r>
-                              <w:rPr>
-                                <w:rFonts w:ascii="Aptos Bold" w:eastAsia="Times New Roman" w:hAnsi="Aptos Bold" w:cs="Times New Roman"/>
-                                <w:b/>
-                                <w:bCs/>
-                                <w:i/>
-                                <w:iCs/>
-                                <w:color w:val="D9D9D9" w:themeColor="background1" w:themeShade="D9"/>
-                                <w:sz w:val="20"/>
-                                <w:szCs w:val="20"/>
-                              </w:rPr>
-                              <w:t>p</w:t>
-                            </w:r>
-                            <w:r>
-                              <w:rPr>
-                                <w:rFonts w:ascii="Aptos Bold" w:eastAsia="Times New Roman" w:hAnsi="Aptos Bold" w:cs="Times New Roman"/>
-                                <w:b/>
-                                <w:bCs/>
-                                <w:i/>
-                                <w:iCs/>
-                                <w:color w:val="D9D9D9" w:themeColor="background1" w:themeShade="D9"/>
-                                <w:sz w:val="20"/>
-                                <w:szCs w:val="20"/>
-                              </w:rPr>
-                              <w:t>ersonnel)</w:t>
+                              <w:t>(to be filled up by TBIDO personnel)</w:t>
                             </w:r>
                           </w:p>
                         </w:txbxContent>
@@ -407,59 +355,7 @@
                           <w:sz w:val="20"/>
                           <w:szCs w:val="20"/>
                         </w:rPr>
-                        <w:t>(</w:t>
-                      </w:r>
-                      <w:r>
-                        <w:rPr>
-                          <w:rFonts w:ascii="Aptos Bold" w:eastAsia="Times New Roman" w:hAnsi="Aptos Bold" w:cs="Times New Roman"/>
-                          <w:b/>
-                          <w:bCs/>
-                          <w:i/>
-                          <w:iCs/>
-                          <w:color w:val="D9D9D9" w:themeColor="background1" w:themeShade="D9"/>
-                          <w:sz w:val="20"/>
-                          <w:szCs w:val="20"/>
-                        </w:rPr>
-                        <w:t>t</w:t>
-                      </w:r>
-                      <w:r>
-                        <w:rPr>
-                          <w:rFonts w:ascii="Aptos Bold" w:eastAsia="Times New Roman" w:hAnsi="Aptos Bold" w:cs="Times New Roman"/>
-                          <w:b/>
-                          <w:bCs/>
-                          <w:i/>
-                          <w:iCs/>
-                          <w:color w:val="D9D9D9" w:themeColor="background1" w:themeShade="D9"/>
-                          <w:sz w:val="20"/>
-                          <w:szCs w:val="20"/>
-                        </w:rPr>
-                        <w:t xml:space="preserve">o be filled up by TBIDO </w:t>
-                      </w:r>
-                      <w:r>
-                        <w:rPr>
-                          <w:rFonts w:ascii="Aptos Bold" w:eastAsia="Times New Roman" w:hAnsi="Aptos Bold" w:cs="Times New Roman"/>
-                          <w:b/>
-                          <w:bCs/>
-                          <w:i/>
-                          <w:iCs/>
-                          <w:color w:val="D9D9D9" w:themeColor="background1" w:themeShade="D9"/>
-                          <w:sz w:val="20"/>
-                          <w:szCs w:val="20"/>
-                        </w:rPr>
-                        <w:t>p</w:t>
-                      </w:r>
-                      <w:r>
-                        <w:rPr>
-                          <w:rFonts w:ascii="Aptos Bold" w:eastAsia="Times New Roman" w:hAnsi="Aptos Bold" w:cs="Times New Roman"/>
-                          <w:b/>
-                          <w:bCs/>
-                          <w:i/>
-                          <w:iCs/>
-                          <w:color w:val="D9D9D9" w:themeColor="background1" w:themeShade="D9"/>
-                          <w:sz w:val="20"/>
-                          <w:szCs w:val="20"/>
-                        </w:rPr>
-                        <w:t>ersonnel)</w:t>
+                        <w:t>(to be filled up by TBIDO personnel)</w:t>
                       </w:r>
                     </w:p>
                   </w:txbxContent>
@@ -629,13 +525,14 @@
                         <w:txbxContent>
                           <w:p>
                             <w:pPr>
-                              <w:ind w:firstLine="720"/>
-                            </w:pPr>
-                            <w:r>
-                              <w:rPr>
-                                <w:rFonts w:ascii="Times New Roman" w:eastAsia="Times New Roman" w:hAnsi="Times New Roman" w:cs="Times New Roman"/>
-                                <w:sz w:val="22"/>
-                                <w:szCs w:val="22"/>
+                              <w:rPr>
+                                <w:u w:val="single"/>
+                              </w:rPr>
+                            </w:pPr>
+                            <w:r>
+                              <w:rPr>
+                                <w:rFonts w:ascii="Times New Roman" w:eastAsia="Times New Roman" w:hAnsi="Times New Roman" w:cs="Times New Roman"/>
+                                <w:u w:val="single"/>
                               </w:rPr>
                               <w:t>${prototype_description}</w:t>
                             </w:r>
@@ -659,15 +556,21 @@
           </mc:Choice>
           <mc:Fallback>
             <w:pict>
-              <v:shape w14:anchorId="31AC25AD" id="Text Box 14" o:spid="_x0000_s1028" type="#_x0000_t202" style="position:absolute;margin-left:16.8pt;margin-top:.25pt;width:438.15pt;height:106.65pt;z-index:251682816;visibility:visible;mso-wrap-style:square;mso-height-percent:0;mso-wrap-distance-left:9pt;mso-wrap-distance-top:0;mso-wrap-distance-right:9pt;mso-wrap-distance-bottom:0;mso-position-horizontal:absolute;mso-position-horizontal-relative:text;mso-position-vertical:absolute;mso-position-vertical-relative:text;mso-height-percent:0;mso-height-relative:margin;v-text-anchor:top" o:gfxdata="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" filled="f" stroked="f" strokeweight=".5pt">
+              <v:shape w14:anchorId="31AC25AD" id="Text Box 14" o:spid="_x0000_s1028" type="#_x0000_t202" style="position:absolute;margin-left:16.8pt;margin-top:.25pt;width:438.15pt;height:106.65pt;z-index:251682816;visibility:visible;mso-wrap-style:square;mso-height-percent:0;mso-wrap-distance-left:9pt;mso-wrap-distance-top:0;mso-wrap-distance-right:9pt;mso-wrap-distance-bottom:0;mso-position-horizontal:absolute;mso-position-horizontal-relative:text;mso-position-vertical:absolute;mso-position-vertical-relative:text;mso-height-percent:0;mso-height-relative:margin;v-text-anchor:middle" o:gfxdata="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" filled="f" stroked="f" strokeweight=".5pt">
                 <v:textbox>
                   <w:txbxContent>
                     <w:p>
                       <w:pPr>
-                        <w:ind w:firstLine="720"/>
+                        <w:rPr>
+                          <w:u w:val="single"/>
+                        </w:rPr>
                       </w:pPr>
                       <w:r>
-                        <w:t>___________________________________________________________________________________________________________________________________________________________________________________________________________________________________________________________________________________________________________________________________________________________________________________________________________________________________________________________________________________________________________</w:t>
+                        <w:rPr>
+                          <w:rFonts w:ascii="Times New Roman" w:eastAsia="Times New Roman" w:hAnsi="Times New Roman" w:cs="Times New Roman"/>
+                          <w:u w:val="single"/>
+                        </w:rPr>
+                        <w:t>${prototype_description}</w:t>
                       </w:r>
                     </w:p>
                   </w:txbxContent>
@@ -761,12 +664,12 @@
         <w:tblLook w:val="04A0" w:firstRow="1" w:lastRow="0" w:firstColumn="1" w:lastColumn="0" w:noHBand="0" w:noVBand="1"/>
       </w:tblPr>
       <w:tblGrid>
-        <w:gridCol w:w="2245"/>
-        <w:gridCol w:w="652"/>
-        <w:gridCol w:w="2228"/>
-        <w:gridCol w:w="670"/>
-        <w:gridCol w:w="2930"/>
-        <w:gridCol w:w="625"/>
+        <w:gridCol w:w="1580"/>
+        <w:gridCol w:w="1588"/>
+        <w:gridCol w:w="1434"/>
+        <w:gridCol w:w="1576"/>
+        <w:gridCol w:w="1620"/>
+        <w:gridCol w:w="1552"/>
       </w:tblGrid>
       <w:tr>
         <w:trPr>
@@ -1004,23 +907,7 @@
                 <w:sz w:val="18"/>
                 <w:szCs w:val="18"/>
               </w:rPr>
-              <w:t>Mobile App</w:t>
-            </w:r>
-            <w:r>
-              <w:rPr>
-                <w:rFonts w:ascii="Times New Roman" w:eastAsia="Times New Roman" w:hAnsi="Times New Roman" w:cs="Times New Roman"/>
-                <w:sz w:val="18"/>
-                <w:szCs w:val="18"/>
-              </w:rPr>
-              <w:t xml:space="preserve"> </w:t>
-            </w:r>
-            <w:r>
-              <w:rPr>
-                <w:rFonts w:ascii="Times New Roman" w:eastAsia="Times New Roman" w:hAnsi="Times New Roman" w:cs="Times New Roman"/>
-                <w:sz w:val="18"/>
-                <w:szCs w:val="18"/>
-              </w:rPr>
-              <w:t>(Android/iOS)</w:t>
+              <w:t>Mobile App (Android/iOS)</w:t>
             </w:r>
           </w:p>
         </w:tc>
@@ -1789,7 +1676,7 @@
         <mc:AlternateContent>
           <mc:Choice Requires="wps">
             <w:drawing>
-              <wp:anchor distT="0" distB="0" distL="114300" distR="114300" simplePos="0" relativeHeight="251666432" behindDoc="1" locked="0" layoutInCell="1" allowOverlap="1" wp14:anchorId="24712541" wp14:editId="6800D851">
+              <wp:anchor distT="0" distB="0" distL="114300" distR="114300" simplePos="0" relativeHeight="251666432" behindDoc="1" locked="0" layoutInCell="1" allowOverlap="1" wp14:anchorId="24712541" wp14:editId="49FCBDF4">
                 <wp:simplePos x="0" y="0"/>
                 <wp:positionH relativeFrom="margin">
                   <wp:posOffset>-222885</wp:posOffset>
@@ -2163,6 +2050,7 @@
           <w:rFonts w:ascii="Times New Roman" w:eastAsia="Times New Roman" w:hAnsi="Times New Roman" w:cs="Times New Roman"/>
           <w:b/>
           <w:bCs/>
+          <w:noProof/>
           <w:sz w:val="20"/>
           <w:szCs w:val="20"/>
         </w:rPr>
@@ -2482,11 +2370,10 @@
           <w:bCs/>
           <w:noProof/>
         </w:rPr>
-        <w:lastRenderedPageBreak/>
         <mc:AlternateContent>
           <mc:Choice Requires="wps">
             <w:drawing>
-              <wp:anchor distT="0" distB="0" distL="114300" distR="114300" simplePos="0" relativeHeight="251683840" behindDoc="0" locked="0" layoutInCell="1" allowOverlap="1" wp14:anchorId="0F73BB1F" wp14:editId="3F46E5FE">
+              <wp:anchor distT="0" distB="0" distL="114300" distR="114300" simplePos="0" relativeHeight="251683840" behindDoc="0" locked="0" layoutInCell="1" allowOverlap="1" wp14:anchorId="0F73BB1F" wp14:editId="250AF650">
                 <wp:simplePos x="0" y="0"/>
                 <wp:positionH relativeFrom="margin">
                   <wp:align>right</wp:align>
@@ -2526,19 +2413,18 @@
                             </w:tblPr>
                             <w:tblGrid>
                               <w:gridCol w:w="452"/>
-                              <w:gridCol w:w="7"/>
-                              <w:gridCol w:w="2405"/>
-                              <w:gridCol w:w="296"/>
-                              <w:gridCol w:w="296"/>
-                              <w:gridCol w:w="296"/>
-                              <w:gridCol w:w="296"/>
-                              <w:gridCol w:w="296"/>
+                              <w:gridCol w:w="1566"/>
+                              <w:gridCol w:w="2089"/>
+                              <w:gridCol w:w="2089"/>
+                              <w:gridCol w:w="2089"/>
+                              <w:gridCol w:w="2089"/>
+                              <w:gridCol w:w="2089"/>
                             </w:tblGrid>
                             <w:tr>
                               <w:tc>
                                 <w:tcPr>
                                   <w:tcW w:w="4344" w:type="dxa"/>
-                                  <w:gridSpan w:val="8"/>
+                                  <w:gridSpan w:val="7"/>
                                 </w:tcPr>
                                 <w:p>
                                   <w:pPr>
@@ -2567,7 +2453,6 @@
                               <w:tc>
                                 <w:tcPr>
                                   <w:tcW w:w="459" w:type="dxa"/>
-                                  <w:gridSpan w:val="2"/>
                                 </w:tcPr>
                                 <w:p>
                                   <w:pPr>
@@ -2752,7 +2637,6 @@
                               <w:tc>
                                 <w:tcPr>
                                   <w:tcW w:w="459" w:type="dxa"/>
-                                  <w:gridSpan w:val="2"/>
                                   <w:vAlign w:val="center"/>
                                 </w:tcPr>
                                 <w:p>
@@ -2916,7 +2800,6 @@
                               <w:tc>
                                 <w:tcPr>
                                   <w:tcW w:w="459" w:type="dxa"/>
-                                  <w:gridSpan w:val="2"/>
                                   <w:vAlign w:val="center"/>
                                 </w:tcPr>
                                 <w:p>
@@ -3080,7 +2963,6 @@
                               <w:tc>
                                 <w:tcPr>
                                   <w:tcW w:w="459" w:type="dxa"/>
-                                  <w:gridSpan w:val="2"/>
                                   <w:vAlign w:val="center"/>
                                 </w:tcPr>
                                 <w:p>
@@ -3244,7 +3126,6 @@
                               <w:tc>
                                 <w:tcPr>
                                   <w:tcW w:w="459" w:type="dxa"/>
-                                  <w:gridSpan w:val="2"/>
                                   <w:vAlign w:val="center"/>
                                 </w:tcPr>
                                 <w:p>
@@ -3408,7 +3289,6 @@
                               <w:tc>
                                 <w:tcPr>
                                   <w:tcW w:w="459" w:type="dxa"/>
-                                  <w:gridSpan w:val="2"/>
                                   <w:vAlign w:val="center"/>
                                 </w:tcPr>
                                 <w:p>
@@ -3572,7 +3452,6 @@
                               <w:tc>
                                 <w:tcPr>
                                   <w:tcW w:w="459" w:type="dxa"/>
-                                  <w:gridSpan w:val="2"/>
                                   <w:vAlign w:val="center"/>
                                 </w:tcPr>
                                 <w:p>
@@ -3739,7 +3618,7 @@
                               <w:tc>
                                 <w:tcPr>
                                   <w:tcW w:w="2864" w:type="dxa"/>
-                                  <w:gridSpan w:val="3"/>
+                                  <w:gridSpan w:val="2"/>
                                   <w:shd w:val="clear" w:color="auto" w:fill="F2F2F2" w:themeFill="background1" w:themeFillShade="F2"/>
                                   <w:vAlign w:val="center"/>
                                 </w:tcPr>
@@ -3785,7 +3664,7 @@
                                       <w:b/>
                                       <w:bCs/>
                                     </w:rPr>
-                                    <w:t xml:space="preserve">${avg_ux}</w:t>
+                                    <w:t>${avg_ux}</w:t>
                                   </w:r>
                                 </w:p>
                               </w:tc>
@@ -3797,7 +3676,7 @@
                               <w:tc>
                                 <w:tcPr>
                                   <w:tcW w:w="2864" w:type="dxa"/>
-                                  <w:gridSpan w:val="3"/>
+                                  <w:gridSpan w:val="2"/>
                                   <w:shd w:val="clear" w:color="auto" w:fill="F2F2F2" w:themeFill="background1" w:themeFillShade="F2"/>
                                   <w:vAlign w:val="center"/>
                                 </w:tcPr>
@@ -3865,8 +3744,7 @@
                               <w:tc>
                                 <w:tcPr>
                                   <w:tcW w:w="4344" w:type="dxa"/>
-                                  <w:gridSpan w:val="8"/>
-                                  <w:shd w:val="clear" w:color="auto" w:fill="auto"/>
+                                  <w:gridSpan w:val="7"/>
                                   <w:vAlign w:val="center"/>
                                 </w:tcPr>
                                 <w:p>
@@ -3887,7 +3765,7 @@
                               <w:tc>
                                 <w:tcPr>
                                   <w:tcW w:w="4344" w:type="dxa"/>
-                                  <w:gridSpan w:val="8"/>
+                                  <w:gridSpan w:val="7"/>
                                   <w:shd w:val="clear" w:color="auto" w:fill="FFFFFF" w:themeFill="background1"/>
                                   <w:vAlign w:val="center"/>
                                 </w:tcPr>
@@ -3946,7 +3824,6 @@
                               <w:tc>
                                 <w:tcPr>
                                   <w:tcW w:w="2412" w:type="dxa"/>
-                                  <w:gridSpan w:val="2"/>
                                   <w:shd w:val="clear" w:color="auto" w:fill="FFFFFF" w:themeFill="background1"/>
                                 </w:tcPr>
                                 <w:p>
@@ -4131,7 +4008,6 @@
                               <w:tc>
                                 <w:tcPr>
                                   <w:tcW w:w="2412" w:type="dxa"/>
-                                  <w:gridSpan w:val="2"/>
                                   <w:shd w:val="clear" w:color="auto" w:fill="FFFFFF" w:themeFill="background1"/>
                                 </w:tcPr>
                                 <w:p>
@@ -4309,7 +4185,6 @@
                               <w:tc>
                                 <w:tcPr>
                                   <w:tcW w:w="2412" w:type="dxa"/>
-                                  <w:gridSpan w:val="2"/>
                                   <w:shd w:val="clear" w:color="auto" w:fill="FFFFFF" w:themeFill="background1"/>
                                 </w:tcPr>
                                 <w:p>
@@ -4487,7 +4362,6 @@
                               <w:tc>
                                 <w:tcPr>
                                   <w:tcW w:w="2412" w:type="dxa"/>
-                                  <w:gridSpan w:val="2"/>
                                   <w:shd w:val="clear" w:color="auto" w:fill="FFFFFF" w:themeFill="background1"/>
                                 </w:tcPr>
                                 <w:tbl>
@@ -4503,7 +4377,7 @@
                                     <w:tblLook w:val="04A0" w:firstRow="1" w:lastRow="0" w:firstColumn="1" w:lastColumn="0" w:noHBand="0" w:noVBand="1"/>
                                   </w:tblPr>
                                   <w:tblGrid>
-                                    <w:gridCol w:w="2196"/>
+                                    <w:gridCol w:w="1350"/>
                                   </w:tblGrid>
                                   <w:tr>
                                     <w:trPr>
@@ -4703,7 +4577,6 @@
                               <w:tc>
                                 <w:tcPr>
                                   <w:tcW w:w="2412" w:type="dxa"/>
-                                  <w:gridSpan w:val="2"/>
                                   <w:shd w:val="clear" w:color="auto" w:fill="FFFFFF" w:themeFill="background1"/>
                                 </w:tcPr>
                                 <w:p>
@@ -4879,7 +4752,6 @@
                               <w:tc>
                                 <w:tcPr>
                                   <w:tcW w:w="2412" w:type="dxa"/>
-                                  <w:gridSpan w:val="2"/>
                                   <w:shd w:val="clear" w:color="auto" w:fill="FFFFFF" w:themeFill="background1"/>
                                 </w:tcPr>
                                 <w:p>
@@ -5028,7 +4900,7 @@
                               <w:tc>
                                 <w:tcPr>
                                   <w:tcW w:w="2864" w:type="dxa"/>
-                                  <w:gridSpan w:val="3"/>
+                                  <w:gridSpan w:val="2"/>
                                   <w:shd w:val="clear" w:color="auto" w:fill="F2F2F2" w:themeFill="background1" w:themeFillShade="F2"/>
                                 </w:tcPr>
                                 <w:p>
@@ -5078,7 +4950,7 @@
                               <w:tc>
                                 <w:tcPr>
                                   <w:tcW w:w="2864" w:type="dxa"/>
-                                  <w:gridSpan w:val="3"/>
+                                  <w:gridSpan w:val="2"/>
                                   <w:shd w:val="clear" w:color="auto" w:fill="F2F2F2" w:themeFill="background1" w:themeFillShade="F2"/>
                                 </w:tcPr>
                                 <w:p>
@@ -5143,8 +5015,7 @@
                               <w:tc>
                                 <w:tcPr>
                                   <w:tcW w:w="4344" w:type="dxa"/>
-                                  <w:gridSpan w:val="8"/>
-                                  <w:shd w:val="clear" w:color="auto" w:fill="auto"/>
+                                  <w:gridSpan w:val="7"/>
                                 </w:tcPr>
                                 <w:p>
                                   <w:pPr>
@@ -5192,19 +5063,18 @@
                       </w:tblPr>
                       <w:tblGrid>
                         <w:gridCol w:w="452"/>
-                        <w:gridCol w:w="7"/>
-                        <w:gridCol w:w="2405"/>
-                        <w:gridCol w:w="296"/>
-                        <w:gridCol w:w="296"/>
-                        <w:gridCol w:w="296"/>
-                        <w:gridCol w:w="296"/>
-                        <w:gridCol w:w="296"/>
+                        <w:gridCol w:w="1566"/>
+                        <w:gridCol w:w="2089"/>
+                        <w:gridCol w:w="2089"/>
+                        <w:gridCol w:w="2089"/>
+                        <w:gridCol w:w="2089"/>
+                        <w:gridCol w:w="2089"/>
                       </w:tblGrid>
                       <w:tr>
                         <w:tc>
                           <w:tcPr>
                             <w:tcW w:w="4344" w:type="dxa"/>
-                            <w:gridSpan w:val="8"/>
+                            <w:gridSpan w:val="7"/>
                           </w:tcPr>
                           <w:p>
                             <w:pPr>
@@ -5233,7 +5103,6 @@
                         <w:tc>
                           <w:tcPr>
                             <w:tcW w:w="459" w:type="dxa"/>
-                            <w:gridSpan w:val="2"/>
                           </w:tcPr>
                           <w:p>
                             <w:pPr>
@@ -5418,7 +5287,6 @@
                         <w:tc>
                           <w:tcPr>
                             <w:tcW w:w="459" w:type="dxa"/>
-                            <w:gridSpan w:val="2"/>
                             <w:vAlign w:val="center"/>
                           </w:tcPr>
                           <w:p>
@@ -5468,12 +5336,21 @@
                           </w:tcPr>
                           <w:p>
                             <w:pPr>
-                              <w:rPr>
-                                <w:rFonts w:ascii="Times New Roman" w:eastAsia="Times New Roman" w:hAnsi="Times New Roman" w:cs="Times New Roman"/>
-                                <w:b/>
-                                <w:bCs/>
-                              </w:rPr>
-                            </w:pPr>
+                              <w:jc w:val="center"/>
+                              <w:rPr>
+                                <w:rFonts w:ascii="Times New Roman" w:eastAsia="Times New Roman" w:hAnsi="Times New Roman" w:cs="Times New Roman"/>
+                                <w:b/>
+                                <w:bCs/>
+                              </w:rPr>
+                            </w:pPr>
+                            <w:r>
+                              <w:rPr>
+                                <w:rFonts w:ascii="Times New Roman" w:eastAsia="Times New Roman" w:hAnsi="Times New Roman" w:cs="Times New Roman"/>
+                                <w:b/>
+                                <w:bCs/>
+                              </w:rPr>
+                              <w:t>${rt_ux_0_5}</w:t>
+                            </w:r>
                           </w:p>
                         </w:tc>
                         <w:tc>
@@ -5482,12 +5359,21 @@
                           </w:tcPr>
                           <w:p>
                             <w:pPr>
-                              <w:rPr>
-                                <w:rFonts w:ascii="Times New Roman" w:eastAsia="Times New Roman" w:hAnsi="Times New Roman" w:cs="Times New Roman"/>
-                                <w:b/>
-                                <w:bCs/>
-                              </w:rPr>
-                            </w:pPr>
+                              <w:jc w:val="center"/>
+                              <w:rPr>
+                                <w:rFonts w:ascii="Times New Roman" w:eastAsia="Times New Roman" w:hAnsi="Times New Roman" w:cs="Times New Roman"/>
+                                <w:b/>
+                                <w:bCs/>
+                              </w:rPr>
+                            </w:pPr>
+                            <w:r>
+                              <w:rPr>
+                                <w:rFonts w:ascii="Times New Roman" w:eastAsia="Times New Roman" w:hAnsi="Times New Roman" w:cs="Times New Roman"/>
+                                <w:b/>
+                                <w:bCs/>
+                              </w:rPr>
+                              <w:t>${rt_ux_0_4}</w:t>
+                            </w:r>
                           </w:p>
                         </w:tc>
                         <w:tc>
@@ -5496,12 +5382,21 @@
                           </w:tcPr>
                           <w:p>
                             <w:pPr>
-                              <w:rPr>
-                                <w:rFonts w:ascii="Times New Roman" w:eastAsia="Times New Roman" w:hAnsi="Times New Roman" w:cs="Times New Roman"/>
-                                <w:b/>
-                                <w:bCs/>
-                              </w:rPr>
-                            </w:pPr>
+                              <w:jc w:val="center"/>
+                              <w:rPr>
+                                <w:rFonts w:ascii="Times New Roman" w:eastAsia="Times New Roman" w:hAnsi="Times New Roman" w:cs="Times New Roman"/>
+                                <w:b/>
+                                <w:bCs/>
+                              </w:rPr>
+                            </w:pPr>
+                            <w:r>
+                              <w:rPr>
+                                <w:rFonts w:ascii="Times New Roman" w:eastAsia="Times New Roman" w:hAnsi="Times New Roman" w:cs="Times New Roman"/>
+                                <w:b/>
+                                <w:bCs/>
+                              </w:rPr>
+                              <w:t>${rt_ux_0_3}</w:t>
+                            </w:r>
                           </w:p>
                         </w:tc>
                         <w:tc>
@@ -5510,12 +5405,21 @@
                           </w:tcPr>
                           <w:p>
                             <w:pPr>
-                              <w:rPr>
-                                <w:rFonts w:ascii="Times New Roman" w:eastAsia="Times New Roman" w:hAnsi="Times New Roman" w:cs="Times New Roman"/>
-                                <w:b/>
-                                <w:bCs/>
-                              </w:rPr>
-                            </w:pPr>
+                              <w:jc w:val="center"/>
+                              <w:rPr>
+                                <w:rFonts w:ascii="Times New Roman" w:eastAsia="Times New Roman" w:hAnsi="Times New Roman" w:cs="Times New Roman"/>
+                                <w:b/>
+                                <w:bCs/>
+                              </w:rPr>
+                            </w:pPr>
+                            <w:r>
+                              <w:rPr>
+                                <w:rFonts w:ascii="Times New Roman" w:eastAsia="Times New Roman" w:hAnsi="Times New Roman" w:cs="Times New Roman"/>
+                                <w:b/>
+                                <w:bCs/>
+                              </w:rPr>
+                              <w:t>${rt_ux_0_2}</w:t>
+                            </w:r>
                           </w:p>
                         </w:tc>
                         <w:tc>
@@ -5524,12 +5428,21 @@
                           </w:tcPr>
                           <w:p>
                             <w:pPr>
-                              <w:rPr>
-                                <w:rFonts w:ascii="Times New Roman" w:eastAsia="Times New Roman" w:hAnsi="Times New Roman" w:cs="Times New Roman"/>
-                                <w:b/>
-                                <w:bCs/>
-                              </w:rPr>
-                            </w:pPr>
+                              <w:jc w:val="center"/>
+                              <w:rPr>
+                                <w:rFonts w:ascii="Times New Roman" w:eastAsia="Times New Roman" w:hAnsi="Times New Roman" w:cs="Times New Roman"/>
+                                <w:b/>
+                                <w:bCs/>
+                              </w:rPr>
+                            </w:pPr>
+                            <w:r>
+                              <w:rPr>
+                                <w:rFonts w:ascii="Times New Roman" w:eastAsia="Times New Roman" w:hAnsi="Times New Roman" w:cs="Times New Roman"/>
+                                <w:b/>
+                                <w:bCs/>
+                              </w:rPr>
+                              <w:t>${rt_ux_0_1}</w:t>
+                            </w:r>
                           </w:p>
                         </w:tc>
                       </w:tr>
@@ -5537,7 +5450,6 @@
                         <w:tc>
                           <w:tcPr>
                             <w:tcW w:w="459" w:type="dxa"/>
-                            <w:gridSpan w:val="2"/>
                             <w:vAlign w:val="center"/>
                           </w:tcPr>
                           <w:p>
@@ -5587,12 +5499,21 @@
                           </w:tcPr>
                           <w:p>
                             <w:pPr>
-                              <w:rPr>
-                                <w:rFonts w:ascii="Times New Roman" w:eastAsia="Times New Roman" w:hAnsi="Times New Roman" w:cs="Times New Roman"/>
-                                <w:b/>
-                                <w:bCs/>
-                              </w:rPr>
-                            </w:pPr>
+                              <w:jc w:val="center"/>
+                              <w:rPr>
+                                <w:rFonts w:ascii="Times New Roman" w:eastAsia="Times New Roman" w:hAnsi="Times New Roman" w:cs="Times New Roman"/>
+                                <w:b/>
+                                <w:bCs/>
+                              </w:rPr>
+                            </w:pPr>
+                            <w:r>
+                              <w:rPr>
+                                <w:rFonts w:ascii="Times New Roman" w:eastAsia="Times New Roman" w:hAnsi="Times New Roman" w:cs="Times New Roman"/>
+                                <w:b/>
+                                <w:bCs/>
+                              </w:rPr>
+                              <w:t>${rt_ux_1_5}</w:t>
+                            </w:r>
                           </w:p>
                         </w:tc>
                         <w:tc>
@@ -5601,12 +5522,21 @@
                           </w:tcPr>
                           <w:p>
                             <w:pPr>
-                              <w:rPr>
-                                <w:rFonts w:ascii="Times New Roman" w:eastAsia="Times New Roman" w:hAnsi="Times New Roman" w:cs="Times New Roman"/>
-                                <w:b/>
-                                <w:bCs/>
-                              </w:rPr>
-                            </w:pPr>
+                              <w:jc w:val="center"/>
+                              <w:rPr>
+                                <w:rFonts w:ascii="Times New Roman" w:eastAsia="Times New Roman" w:hAnsi="Times New Roman" w:cs="Times New Roman"/>
+                                <w:b/>
+                                <w:bCs/>
+                              </w:rPr>
+                            </w:pPr>
+                            <w:r>
+                              <w:rPr>
+                                <w:rFonts w:ascii="Times New Roman" w:eastAsia="Times New Roman" w:hAnsi="Times New Roman" w:cs="Times New Roman"/>
+                                <w:b/>
+                                <w:bCs/>
+                              </w:rPr>
+                              <w:t>${rt_ux_1_4}</w:t>
+                            </w:r>
                           </w:p>
                         </w:tc>
                         <w:tc>
@@ -5615,12 +5545,21 @@
                           </w:tcPr>
                           <w:p>
                             <w:pPr>
-                              <w:rPr>
-                                <w:rFonts w:ascii="Times New Roman" w:eastAsia="Times New Roman" w:hAnsi="Times New Roman" w:cs="Times New Roman"/>
-                                <w:b/>
-                                <w:bCs/>
-                              </w:rPr>
-                            </w:pPr>
+                              <w:jc w:val="center"/>
+                              <w:rPr>
+                                <w:rFonts w:ascii="Times New Roman" w:eastAsia="Times New Roman" w:hAnsi="Times New Roman" w:cs="Times New Roman"/>
+                                <w:b/>
+                                <w:bCs/>
+                              </w:rPr>
+                            </w:pPr>
+                            <w:r>
+                              <w:rPr>
+                                <w:rFonts w:ascii="Times New Roman" w:eastAsia="Times New Roman" w:hAnsi="Times New Roman" w:cs="Times New Roman"/>
+                                <w:b/>
+                                <w:bCs/>
+                              </w:rPr>
+                              <w:t>${rt_ux_1_3}</w:t>
+                            </w:r>
                           </w:p>
                         </w:tc>
                         <w:tc>
@@ -5629,12 +5568,21 @@
                           </w:tcPr>
                           <w:p>
                             <w:pPr>
-                              <w:rPr>
-                                <w:rFonts w:ascii="Times New Roman" w:eastAsia="Times New Roman" w:hAnsi="Times New Roman" w:cs="Times New Roman"/>
-                                <w:b/>
-                                <w:bCs/>
-                              </w:rPr>
-                            </w:pPr>
+                              <w:jc w:val="center"/>
+                              <w:rPr>
+                                <w:rFonts w:ascii="Times New Roman" w:eastAsia="Times New Roman" w:hAnsi="Times New Roman" w:cs="Times New Roman"/>
+                                <w:b/>
+                                <w:bCs/>
+                              </w:rPr>
+                            </w:pPr>
+                            <w:r>
+                              <w:rPr>
+                                <w:rFonts w:ascii="Times New Roman" w:eastAsia="Times New Roman" w:hAnsi="Times New Roman" w:cs="Times New Roman"/>
+                                <w:b/>
+                                <w:bCs/>
+                              </w:rPr>
+                              <w:t>${rt_ux_1_2}</w:t>
+                            </w:r>
                           </w:p>
                         </w:tc>
                         <w:tc>
@@ -5643,12 +5591,21 @@
                           </w:tcPr>
                           <w:p>
                             <w:pPr>
-                              <w:rPr>
-                                <w:rFonts w:ascii="Times New Roman" w:eastAsia="Times New Roman" w:hAnsi="Times New Roman" w:cs="Times New Roman"/>
-                                <w:b/>
-                                <w:bCs/>
-                              </w:rPr>
-                            </w:pPr>
+                              <w:jc w:val="center"/>
+                              <w:rPr>
+                                <w:rFonts w:ascii="Times New Roman" w:eastAsia="Times New Roman" w:hAnsi="Times New Roman" w:cs="Times New Roman"/>
+                                <w:b/>
+                                <w:bCs/>
+                              </w:rPr>
+                            </w:pPr>
+                            <w:r>
+                              <w:rPr>
+                                <w:rFonts w:ascii="Times New Roman" w:eastAsia="Times New Roman" w:hAnsi="Times New Roman" w:cs="Times New Roman"/>
+                                <w:b/>
+                                <w:bCs/>
+                              </w:rPr>
+                              <w:t>${rt_ux_1_1}</w:t>
+                            </w:r>
                           </w:p>
                         </w:tc>
                       </w:tr>
@@ -5656,7 +5613,6 @@
                         <w:tc>
                           <w:tcPr>
                             <w:tcW w:w="459" w:type="dxa"/>
-                            <w:gridSpan w:val="2"/>
                             <w:vAlign w:val="center"/>
                           </w:tcPr>
                           <w:p>
@@ -5706,12 +5662,21 @@
                           </w:tcPr>
                           <w:p>
                             <w:pPr>
-                              <w:rPr>
-                                <w:rFonts w:ascii="Times New Roman" w:eastAsia="Times New Roman" w:hAnsi="Times New Roman" w:cs="Times New Roman"/>
-                                <w:b/>
-                                <w:bCs/>
-                              </w:rPr>
-                            </w:pPr>
+                              <w:jc w:val="center"/>
+                              <w:rPr>
+                                <w:rFonts w:ascii="Times New Roman" w:eastAsia="Times New Roman" w:hAnsi="Times New Roman" w:cs="Times New Roman"/>
+                                <w:b/>
+                                <w:bCs/>
+                              </w:rPr>
+                            </w:pPr>
+                            <w:r>
+                              <w:rPr>
+                                <w:rFonts w:ascii="Times New Roman" w:eastAsia="Times New Roman" w:hAnsi="Times New Roman" w:cs="Times New Roman"/>
+                                <w:b/>
+                                <w:bCs/>
+                              </w:rPr>
+                              <w:t>${rt_ux_2_5}</w:t>
+                            </w:r>
                           </w:p>
                         </w:tc>
                         <w:tc>
@@ -5720,12 +5685,21 @@
                           </w:tcPr>
                           <w:p>
                             <w:pPr>
-                              <w:rPr>
-                                <w:rFonts w:ascii="Times New Roman" w:eastAsia="Times New Roman" w:hAnsi="Times New Roman" w:cs="Times New Roman"/>
-                                <w:b/>
-                                <w:bCs/>
-                              </w:rPr>
-                            </w:pPr>
+                              <w:jc w:val="center"/>
+                              <w:rPr>
+                                <w:rFonts w:ascii="Times New Roman" w:eastAsia="Times New Roman" w:hAnsi="Times New Roman" w:cs="Times New Roman"/>
+                                <w:b/>
+                                <w:bCs/>
+                              </w:rPr>
+                            </w:pPr>
+                            <w:r>
+                              <w:rPr>
+                                <w:rFonts w:ascii="Times New Roman" w:eastAsia="Times New Roman" w:hAnsi="Times New Roman" w:cs="Times New Roman"/>
+                                <w:b/>
+                                <w:bCs/>
+                              </w:rPr>
+                              <w:t>${rt_ux_2_4}</w:t>
+                            </w:r>
                           </w:p>
                         </w:tc>
                         <w:tc>
@@ -5734,12 +5708,21 @@
                           </w:tcPr>
                           <w:p>
                             <w:pPr>
-                              <w:rPr>
-                                <w:rFonts w:ascii="Times New Roman" w:eastAsia="Times New Roman" w:hAnsi="Times New Roman" w:cs="Times New Roman"/>
-                                <w:b/>
-                                <w:bCs/>
-                              </w:rPr>
-                            </w:pPr>
+                              <w:jc w:val="center"/>
+                              <w:rPr>
+                                <w:rFonts w:ascii="Times New Roman" w:eastAsia="Times New Roman" w:hAnsi="Times New Roman" w:cs="Times New Roman"/>
+                                <w:b/>
+                                <w:bCs/>
+                              </w:rPr>
+                            </w:pPr>
+                            <w:r>
+                              <w:rPr>
+                                <w:rFonts w:ascii="Times New Roman" w:eastAsia="Times New Roman" w:hAnsi="Times New Roman" w:cs="Times New Roman"/>
+                                <w:b/>
+                                <w:bCs/>
+                              </w:rPr>
+                              <w:t>${rt_ux_2_3}</w:t>
+                            </w:r>
                           </w:p>
                         </w:tc>
                         <w:tc>
@@ -5748,12 +5731,21 @@
                           </w:tcPr>
                           <w:p>
                             <w:pPr>
-                              <w:rPr>
-                                <w:rFonts w:ascii="Times New Roman" w:eastAsia="Times New Roman" w:hAnsi="Times New Roman" w:cs="Times New Roman"/>
-                                <w:b/>
-                                <w:bCs/>
-                              </w:rPr>
-                            </w:pPr>
+                              <w:jc w:val="center"/>
+                              <w:rPr>
+                                <w:rFonts w:ascii="Times New Roman" w:eastAsia="Times New Roman" w:hAnsi="Times New Roman" w:cs="Times New Roman"/>
+                                <w:b/>
+                                <w:bCs/>
+                              </w:rPr>
+                            </w:pPr>
+                            <w:r>
+                              <w:rPr>
+                                <w:rFonts w:ascii="Times New Roman" w:eastAsia="Times New Roman" w:hAnsi="Times New Roman" w:cs="Times New Roman"/>
+                                <w:b/>
+                                <w:bCs/>
+                              </w:rPr>
+                              <w:t>${rt_ux_2_2}</w:t>
+                            </w:r>
                           </w:p>
                         </w:tc>
                         <w:tc>
@@ -5762,12 +5754,21 @@
                           </w:tcPr>
                           <w:p>
                             <w:pPr>
-                              <w:rPr>
-                                <w:rFonts w:ascii="Times New Roman" w:eastAsia="Times New Roman" w:hAnsi="Times New Roman" w:cs="Times New Roman"/>
-                                <w:b/>
-                                <w:bCs/>
-                              </w:rPr>
-                            </w:pPr>
+                              <w:jc w:val="center"/>
+                              <w:rPr>
+                                <w:rFonts w:ascii="Times New Roman" w:eastAsia="Times New Roman" w:hAnsi="Times New Roman" w:cs="Times New Roman"/>
+                                <w:b/>
+                                <w:bCs/>
+                              </w:rPr>
+                            </w:pPr>
+                            <w:r>
+                              <w:rPr>
+                                <w:rFonts w:ascii="Times New Roman" w:eastAsia="Times New Roman" w:hAnsi="Times New Roman" w:cs="Times New Roman"/>
+                                <w:b/>
+                                <w:bCs/>
+                              </w:rPr>
+                              <w:t>${rt_ux_2_1}</w:t>
+                            </w:r>
                           </w:p>
                         </w:tc>
                       </w:tr>
@@ -5775,7 +5776,6 @@
                         <w:tc>
                           <w:tcPr>
                             <w:tcW w:w="459" w:type="dxa"/>
-                            <w:gridSpan w:val="2"/>
                             <w:vAlign w:val="center"/>
                           </w:tcPr>
                           <w:p>
@@ -5825,12 +5825,21 @@
                           </w:tcPr>
                           <w:p>
                             <w:pPr>
-                              <w:rPr>
-                                <w:rFonts w:ascii="Times New Roman" w:eastAsia="Times New Roman" w:hAnsi="Times New Roman" w:cs="Times New Roman"/>
-                                <w:b/>
-                                <w:bCs/>
-                              </w:rPr>
-                            </w:pPr>
+                              <w:jc w:val="center"/>
+                              <w:rPr>
+                                <w:rFonts w:ascii="Times New Roman" w:eastAsia="Times New Roman" w:hAnsi="Times New Roman" w:cs="Times New Roman"/>
+                                <w:b/>
+                                <w:bCs/>
+                              </w:rPr>
+                            </w:pPr>
+                            <w:r>
+                              <w:rPr>
+                                <w:rFonts w:ascii="Times New Roman" w:eastAsia="Times New Roman" w:hAnsi="Times New Roman" w:cs="Times New Roman"/>
+                                <w:b/>
+                                <w:bCs/>
+                              </w:rPr>
+                              <w:t>${rt_ux_3_5}</w:t>
+                            </w:r>
                           </w:p>
                         </w:tc>
                         <w:tc>
@@ -5839,12 +5848,21 @@
                           </w:tcPr>
                           <w:p>
                             <w:pPr>
-                              <w:rPr>
-                                <w:rFonts w:ascii="Times New Roman" w:eastAsia="Times New Roman" w:hAnsi="Times New Roman" w:cs="Times New Roman"/>
-                                <w:b/>
-                                <w:bCs/>
-                              </w:rPr>
-                            </w:pPr>
+                              <w:jc w:val="center"/>
+                              <w:rPr>
+                                <w:rFonts w:ascii="Times New Roman" w:eastAsia="Times New Roman" w:hAnsi="Times New Roman" w:cs="Times New Roman"/>
+                                <w:b/>
+                                <w:bCs/>
+                              </w:rPr>
+                            </w:pPr>
+                            <w:r>
+                              <w:rPr>
+                                <w:rFonts w:ascii="Times New Roman" w:eastAsia="Times New Roman" w:hAnsi="Times New Roman" w:cs="Times New Roman"/>
+                                <w:b/>
+                                <w:bCs/>
+                              </w:rPr>
+                              <w:t>${rt_ux_3_4}</w:t>
+                            </w:r>
                           </w:p>
                         </w:tc>
                         <w:tc>
@@ -5853,12 +5871,21 @@
                           </w:tcPr>
                           <w:p>
                             <w:pPr>
-                              <w:rPr>
-                                <w:rFonts w:ascii="Times New Roman" w:eastAsia="Times New Roman" w:hAnsi="Times New Roman" w:cs="Times New Roman"/>
-                                <w:b/>
-                                <w:bCs/>
-                              </w:rPr>
-                            </w:pPr>
+                              <w:jc w:val="center"/>
+                              <w:rPr>
+                                <w:rFonts w:ascii="Times New Roman" w:eastAsia="Times New Roman" w:hAnsi="Times New Roman" w:cs="Times New Roman"/>
+                                <w:b/>
+                                <w:bCs/>
+                              </w:rPr>
+                            </w:pPr>
+                            <w:r>
+                              <w:rPr>
+                                <w:rFonts w:ascii="Times New Roman" w:eastAsia="Times New Roman" w:hAnsi="Times New Roman" w:cs="Times New Roman"/>
+                                <w:b/>
+                                <w:bCs/>
+                              </w:rPr>
+                              <w:t>${rt_ux_3_3}</w:t>
+                            </w:r>
                           </w:p>
                         </w:tc>
                         <w:tc>
@@ -5867,12 +5894,21 @@
                           </w:tcPr>
                           <w:p>
                             <w:pPr>
-                              <w:rPr>
-                                <w:rFonts w:ascii="Times New Roman" w:eastAsia="Times New Roman" w:hAnsi="Times New Roman" w:cs="Times New Roman"/>
-                                <w:b/>
-                                <w:bCs/>
-                              </w:rPr>
-                            </w:pPr>
+                              <w:jc w:val="center"/>
+                              <w:rPr>
+                                <w:rFonts w:ascii="Times New Roman" w:eastAsia="Times New Roman" w:hAnsi="Times New Roman" w:cs="Times New Roman"/>
+                                <w:b/>
+                                <w:bCs/>
+                              </w:rPr>
+                            </w:pPr>
+                            <w:r>
+                              <w:rPr>
+                                <w:rFonts w:ascii="Times New Roman" w:eastAsia="Times New Roman" w:hAnsi="Times New Roman" w:cs="Times New Roman"/>
+                                <w:b/>
+                                <w:bCs/>
+                              </w:rPr>
+                              <w:t>${rt_ux_3_2}</w:t>
+                            </w:r>
                           </w:p>
                         </w:tc>
                         <w:tc>
@@ -5881,12 +5917,21 @@
                           </w:tcPr>
                           <w:p>
                             <w:pPr>
-                              <w:rPr>
-                                <w:rFonts w:ascii="Times New Roman" w:eastAsia="Times New Roman" w:hAnsi="Times New Roman" w:cs="Times New Roman"/>
-                                <w:b/>
-                                <w:bCs/>
-                              </w:rPr>
-                            </w:pPr>
+                              <w:jc w:val="center"/>
+                              <w:rPr>
+                                <w:rFonts w:ascii="Times New Roman" w:eastAsia="Times New Roman" w:hAnsi="Times New Roman" w:cs="Times New Roman"/>
+                                <w:b/>
+                                <w:bCs/>
+                              </w:rPr>
+                            </w:pPr>
+                            <w:r>
+                              <w:rPr>
+                                <w:rFonts w:ascii="Times New Roman" w:eastAsia="Times New Roman" w:hAnsi="Times New Roman" w:cs="Times New Roman"/>
+                                <w:b/>
+                                <w:bCs/>
+                              </w:rPr>
+                              <w:t>${rt_ux_3_1}</w:t>
+                            </w:r>
                           </w:p>
                         </w:tc>
                       </w:tr>
@@ -5894,7 +5939,6 @@
                         <w:tc>
                           <w:tcPr>
                             <w:tcW w:w="459" w:type="dxa"/>
-                            <w:gridSpan w:val="2"/>
                             <w:vAlign w:val="center"/>
                           </w:tcPr>
                           <w:p>
@@ -5944,12 +5988,21 @@
                           </w:tcPr>
                           <w:p>
                             <w:pPr>
-                              <w:rPr>
-                                <w:rFonts w:ascii="Times New Roman" w:eastAsia="Times New Roman" w:hAnsi="Times New Roman" w:cs="Times New Roman"/>
-                                <w:b/>
-                                <w:bCs/>
-                              </w:rPr>
-                            </w:pPr>
+                              <w:jc w:val="center"/>
+                              <w:rPr>
+                                <w:rFonts w:ascii="Times New Roman" w:eastAsia="Times New Roman" w:hAnsi="Times New Roman" w:cs="Times New Roman"/>
+                                <w:b/>
+                                <w:bCs/>
+                              </w:rPr>
+                            </w:pPr>
+                            <w:r>
+                              <w:rPr>
+                                <w:rFonts w:ascii="Times New Roman" w:eastAsia="Times New Roman" w:hAnsi="Times New Roman" w:cs="Times New Roman"/>
+                                <w:b/>
+                                <w:bCs/>
+                              </w:rPr>
+                              <w:t>${rt_ux_4_5}</w:t>
+                            </w:r>
                           </w:p>
                         </w:tc>
                         <w:tc>
@@ -5958,12 +6011,21 @@
                           </w:tcPr>
                           <w:p>
                             <w:pPr>
-                              <w:rPr>
-                                <w:rFonts w:ascii="Times New Roman" w:eastAsia="Times New Roman" w:hAnsi="Times New Roman" w:cs="Times New Roman"/>
-                                <w:b/>
-                                <w:bCs/>
-                              </w:rPr>
-                            </w:pPr>
+                              <w:jc w:val="center"/>
+                              <w:rPr>
+                                <w:rFonts w:ascii="Times New Roman" w:eastAsia="Times New Roman" w:hAnsi="Times New Roman" w:cs="Times New Roman"/>
+                                <w:b/>
+                                <w:bCs/>
+                              </w:rPr>
+                            </w:pPr>
+                            <w:r>
+                              <w:rPr>
+                                <w:rFonts w:ascii="Times New Roman" w:eastAsia="Times New Roman" w:hAnsi="Times New Roman" w:cs="Times New Roman"/>
+                                <w:b/>
+                                <w:bCs/>
+                              </w:rPr>
+                              <w:t>${rt_ux_4_4}</w:t>
+                            </w:r>
                           </w:p>
                         </w:tc>
                         <w:tc>
@@ -5972,12 +6034,21 @@
                           </w:tcPr>
                           <w:p>
                             <w:pPr>
-                              <w:rPr>
-                                <w:rFonts w:ascii="Times New Roman" w:eastAsia="Times New Roman" w:hAnsi="Times New Roman" w:cs="Times New Roman"/>
-                                <w:b/>
-                                <w:bCs/>
-                              </w:rPr>
-                            </w:pPr>
+                              <w:jc w:val="center"/>
+                              <w:rPr>
+                                <w:rFonts w:ascii="Times New Roman" w:eastAsia="Times New Roman" w:hAnsi="Times New Roman" w:cs="Times New Roman"/>
+                                <w:b/>
+                                <w:bCs/>
+                              </w:rPr>
+                            </w:pPr>
+                            <w:r>
+                              <w:rPr>
+                                <w:rFonts w:ascii="Times New Roman" w:eastAsia="Times New Roman" w:hAnsi="Times New Roman" w:cs="Times New Roman"/>
+                                <w:b/>
+                                <w:bCs/>
+                              </w:rPr>
+                              <w:t>${rt_ux_4_3}</w:t>
+                            </w:r>
                           </w:p>
                         </w:tc>
                         <w:tc>
@@ -5986,12 +6057,21 @@
                           </w:tcPr>
                           <w:p>
                             <w:pPr>
-                              <w:rPr>
-                                <w:rFonts w:ascii="Times New Roman" w:eastAsia="Times New Roman" w:hAnsi="Times New Roman" w:cs="Times New Roman"/>
-                                <w:b/>
-                                <w:bCs/>
-                              </w:rPr>
-                            </w:pPr>
+                              <w:jc w:val="center"/>
+                              <w:rPr>
+                                <w:rFonts w:ascii="Times New Roman" w:eastAsia="Times New Roman" w:hAnsi="Times New Roman" w:cs="Times New Roman"/>
+                                <w:b/>
+                                <w:bCs/>
+                              </w:rPr>
+                            </w:pPr>
+                            <w:r>
+                              <w:rPr>
+                                <w:rFonts w:ascii="Times New Roman" w:eastAsia="Times New Roman" w:hAnsi="Times New Roman" w:cs="Times New Roman"/>
+                                <w:b/>
+                                <w:bCs/>
+                              </w:rPr>
+                              <w:t>${rt_ux_4_2}</w:t>
+                            </w:r>
                           </w:p>
                         </w:tc>
                         <w:tc>
@@ -6000,12 +6080,21 @@
                           </w:tcPr>
                           <w:p>
                             <w:pPr>
-                              <w:rPr>
-                                <w:rFonts w:ascii="Times New Roman" w:eastAsia="Times New Roman" w:hAnsi="Times New Roman" w:cs="Times New Roman"/>
-                                <w:b/>
-                                <w:bCs/>
-                              </w:rPr>
-                            </w:pPr>
+                              <w:jc w:val="center"/>
+                              <w:rPr>
+                                <w:rFonts w:ascii="Times New Roman" w:eastAsia="Times New Roman" w:hAnsi="Times New Roman" w:cs="Times New Roman"/>
+                                <w:b/>
+                                <w:bCs/>
+                              </w:rPr>
+                            </w:pPr>
+                            <w:r>
+                              <w:rPr>
+                                <w:rFonts w:ascii="Times New Roman" w:eastAsia="Times New Roman" w:hAnsi="Times New Roman" w:cs="Times New Roman"/>
+                                <w:b/>
+                                <w:bCs/>
+                              </w:rPr>
+                              <w:t>${rt_ux_4_1}</w:t>
+                            </w:r>
                           </w:p>
                         </w:tc>
                       </w:tr>
@@ -6013,7 +6102,6 @@
                         <w:tc>
                           <w:tcPr>
                             <w:tcW w:w="459" w:type="dxa"/>
-                            <w:gridSpan w:val="2"/>
                             <w:vAlign w:val="center"/>
                           </w:tcPr>
                           <w:p>
@@ -6063,12 +6151,21 @@
                           </w:tcPr>
                           <w:p>
                             <w:pPr>
-                              <w:rPr>
-                                <w:rFonts w:ascii="Times New Roman" w:eastAsia="Times New Roman" w:hAnsi="Times New Roman" w:cs="Times New Roman"/>
-                                <w:b/>
-                                <w:bCs/>
-                              </w:rPr>
-                            </w:pPr>
+                              <w:jc w:val="center"/>
+                              <w:rPr>
+                                <w:rFonts w:ascii="Times New Roman" w:eastAsia="Times New Roman" w:hAnsi="Times New Roman" w:cs="Times New Roman"/>
+                                <w:b/>
+                                <w:bCs/>
+                              </w:rPr>
+                            </w:pPr>
+                            <w:r>
+                              <w:rPr>
+                                <w:rFonts w:ascii="Times New Roman" w:eastAsia="Times New Roman" w:hAnsi="Times New Roman" w:cs="Times New Roman"/>
+                                <w:b/>
+                                <w:bCs/>
+                              </w:rPr>
+                              <w:t>${rt_ux_5_5}</w:t>
+                            </w:r>
                           </w:p>
                         </w:tc>
                         <w:tc>
@@ -6077,12 +6174,21 @@
                           </w:tcPr>
                           <w:p>
                             <w:pPr>
-                              <w:rPr>
-                                <w:rFonts w:ascii="Times New Roman" w:eastAsia="Times New Roman" w:hAnsi="Times New Roman" w:cs="Times New Roman"/>
-                                <w:b/>
-                                <w:bCs/>
-                              </w:rPr>
-                            </w:pPr>
+                              <w:jc w:val="center"/>
+                              <w:rPr>
+                                <w:rFonts w:ascii="Times New Roman" w:eastAsia="Times New Roman" w:hAnsi="Times New Roman" w:cs="Times New Roman"/>
+                                <w:b/>
+                                <w:bCs/>
+                              </w:rPr>
+                            </w:pPr>
+                            <w:r>
+                              <w:rPr>
+                                <w:rFonts w:ascii="Times New Roman" w:eastAsia="Times New Roman" w:hAnsi="Times New Roman" w:cs="Times New Roman"/>
+                                <w:b/>
+                                <w:bCs/>
+                              </w:rPr>
+                              <w:t>${rt_ux_5_4}</w:t>
+                            </w:r>
                           </w:p>
                         </w:tc>
                         <w:tc>
@@ -6091,12 +6197,21 @@
                           </w:tcPr>
                           <w:p>
                             <w:pPr>
-                              <w:rPr>
-                                <w:rFonts w:ascii="Times New Roman" w:eastAsia="Times New Roman" w:hAnsi="Times New Roman" w:cs="Times New Roman"/>
-                                <w:b/>
-                                <w:bCs/>
-                              </w:rPr>
-                            </w:pPr>
+                              <w:jc w:val="center"/>
+                              <w:rPr>
+                                <w:rFonts w:ascii="Times New Roman" w:eastAsia="Times New Roman" w:hAnsi="Times New Roman" w:cs="Times New Roman"/>
+                                <w:b/>
+                                <w:bCs/>
+                              </w:rPr>
+                            </w:pPr>
+                            <w:r>
+                              <w:rPr>
+                                <w:rFonts w:ascii="Times New Roman" w:eastAsia="Times New Roman" w:hAnsi="Times New Roman" w:cs="Times New Roman"/>
+                                <w:b/>
+                                <w:bCs/>
+                              </w:rPr>
+                              <w:t>${rt_ux_5_3}</w:t>
+                            </w:r>
                           </w:p>
                         </w:tc>
                         <w:tc>
@@ -6105,12 +6220,21 @@
                           </w:tcPr>
                           <w:p>
                             <w:pPr>
-                              <w:rPr>
-                                <w:rFonts w:ascii="Times New Roman" w:eastAsia="Times New Roman" w:hAnsi="Times New Roman" w:cs="Times New Roman"/>
-                                <w:b/>
-                                <w:bCs/>
-                              </w:rPr>
-                            </w:pPr>
+                              <w:jc w:val="center"/>
+                              <w:rPr>
+                                <w:rFonts w:ascii="Times New Roman" w:eastAsia="Times New Roman" w:hAnsi="Times New Roman" w:cs="Times New Roman"/>
+                                <w:b/>
+                                <w:bCs/>
+                              </w:rPr>
+                            </w:pPr>
+                            <w:r>
+                              <w:rPr>
+                                <w:rFonts w:ascii="Times New Roman" w:eastAsia="Times New Roman" w:hAnsi="Times New Roman" w:cs="Times New Roman"/>
+                                <w:b/>
+                                <w:bCs/>
+                              </w:rPr>
+                              <w:t>${rt_ux_5_2}</w:t>
+                            </w:r>
                           </w:p>
                         </w:tc>
                         <w:tc>
@@ -6119,12 +6243,21 @@
                           </w:tcPr>
                           <w:p>
                             <w:pPr>
-                              <w:rPr>
-                                <w:rFonts w:ascii="Times New Roman" w:eastAsia="Times New Roman" w:hAnsi="Times New Roman" w:cs="Times New Roman"/>
-                                <w:b/>
-                                <w:bCs/>
-                              </w:rPr>
-                            </w:pPr>
+                              <w:jc w:val="center"/>
+                              <w:rPr>
+                                <w:rFonts w:ascii="Times New Roman" w:eastAsia="Times New Roman" w:hAnsi="Times New Roman" w:cs="Times New Roman"/>
+                                <w:b/>
+                                <w:bCs/>
+                              </w:rPr>
+                            </w:pPr>
+                            <w:r>
+                              <w:rPr>
+                                <w:rFonts w:ascii="Times New Roman" w:eastAsia="Times New Roman" w:hAnsi="Times New Roman" w:cs="Times New Roman"/>
+                                <w:b/>
+                                <w:bCs/>
+                              </w:rPr>
+                              <w:t>${rt_ux_5_1}</w:t>
+                            </w:r>
                           </w:p>
                         </w:tc>
                       </w:tr>
@@ -6135,7 +6268,7 @@
                         <w:tc>
                           <w:tcPr>
                             <w:tcW w:w="2864" w:type="dxa"/>
-                            <w:gridSpan w:val="3"/>
+                            <w:gridSpan w:val="2"/>
                             <w:shd w:val="clear" w:color="auto" w:fill="F2F2F2" w:themeFill="background1" w:themeFillShade="F2"/>
                             <w:vAlign w:val="center"/>
                           </w:tcPr>
@@ -6181,7 +6314,7 @@
                                 <w:b/>
                                 <w:bCs/>
                               </w:rPr>
-                              <w:t xml:space="preserve">          </w:t>
+                              <w:t>${avg_ux}</w:t>
                             </w:r>
                           </w:p>
                         </w:tc>
@@ -6193,7 +6326,7 @@
                         <w:tc>
                           <w:tcPr>
                             <w:tcW w:w="2864" w:type="dxa"/>
-                            <w:gridSpan w:val="3"/>
+                            <w:gridSpan w:val="2"/>
                             <w:shd w:val="clear" w:color="auto" w:fill="F2F2F2" w:themeFill="background1" w:themeFillShade="F2"/>
                             <w:vAlign w:val="center"/>
                           </w:tcPr>
@@ -6243,6 +6376,14 @@
                                 <w:bCs/>
                               </w:rPr>
                             </w:pPr>
+                            <w:r>
+                              <w:rPr>
+                                <w:rFonts w:ascii="Times New Roman" w:eastAsia="Times New Roman" w:hAnsi="Times New Roman" w:cs="Times New Roman"/>
+                                <w:sz w:val="18"/>
+                                <w:szCs w:val="18"/>
+                              </w:rPr>
+                              <w:t>${interp_ux}</w:t>
+                            </w:r>
                           </w:p>
                         </w:tc>
                       </w:tr>
@@ -6253,8 +6394,7 @@
                         <w:tc>
                           <w:tcPr>
                             <w:tcW w:w="4344" w:type="dxa"/>
-                            <w:gridSpan w:val="8"/>
-                            <w:shd w:val="clear" w:color="auto" w:fill="auto"/>
+                            <w:gridSpan w:val="7"/>
                             <w:vAlign w:val="center"/>
                           </w:tcPr>
                           <w:p>
@@ -6275,7 +6415,7 @@
                         <w:tc>
                           <w:tcPr>
                             <w:tcW w:w="4344" w:type="dxa"/>
-                            <w:gridSpan w:val="8"/>
+                            <w:gridSpan w:val="7"/>
                             <w:shd w:val="clear" w:color="auto" w:fill="FFFFFF" w:themeFill="background1"/>
                             <w:vAlign w:val="center"/>
                           </w:tcPr>
@@ -6334,7 +6474,6 @@
                         <w:tc>
                           <w:tcPr>
                             <w:tcW w:w="2412" w:type="dxa"/>
-                            <w:gridSpan w:val="2"/>
                             <w:shd w:val="clear" w:color="auto" w:fill="FFFFFF" w:themeFill="background1"/>
                           </w:tcPr>
                           <w:p>
@@ -6519,7 +6658,6 @@
                         <w:tc>
                           <w:tcPr>
                             <w:tcW w:w="2412" w:type="dxa"/>
-                            <w:gridSpan w:val="2"/>
                             <w:shd w:val="clear" w:color="auto" w:fill="FFFFFF" w:themeFill="background1"/>
                           </w:tcPr>
                           <w:p>
@@ -6549,12 +6687,21 @@
                           </w:tcPr>
                           <w:p>
                             <w:pPr>
-                              <w:rPr>
-                                <w:rFonts w:ascii="Times New Roman" w:eastAsia="Times New Roman" w:hAnsi="Times New Roman" w:cs="Times New Roman"/>
-                                <w:b/>
-                                <w:bCs/>
-                              </w:rPr>
-                            </w:pPr>
+                              <w:jc w:val="center"/>
+                              <w:rPr>
+                                <w:rFonts w:ascii="Times New Roman" w:eastAsia="Times New Roman" w:hAnsi="Times New Roman" w:cs="Times New Roman"/>
+                                <w:b/>
+                                <w:bCs/>
+                              </w:rPr>
+                            </w:pPr>
+                            <w:r>
+                              <w:rPr>
+                                <w:rFonts w:ascii="Times New Roman" w:eastAsia="Times New Roman" w:hAnsi="Times New Roman" w:cs="Times New Roman"/>
+                                <w:b/>
+                                <w:bCs/>
+                              </w:rPr>
+                              <w:t>${rt_branding_0_5}</w:t>
+                            </w:r>
                           </w:p>
                         </w:tc>
                         <w:tc>
@@ -6564,12 +6711,21 @@
                           </w:tcPr>
                           <w:p>
                             <w:pPr>
-                              <w:rPr>
-                                <w:rFonts w:ascii="Times New Roman" w:eastAsia="Times New Roman" w:hAnsi="Times New Roman" w:cs="Times New Roman"/>
-                                <w:b/>
-                                <w:bCs/>
-                              </w:rPr>
-                            </w:pPr>
+                              <w:jc w:val="center"/>
+                              <w:rPr>
+                                <w:rFonts w:ascii="Times New Roman" w:eastAsia="Times New Roman" w:hAnsi="Times New Roman" w:cs="Times New Roman"/>
+                                <w:b/>
+                                <w:bCs/>
+                              </w:rPr>
+                            </w:pPr>
+                            <w:r>
+                              <w:rPr>
+                                <w:rFonts w:ascii="Times New Roman" w:eastAsia="Times New Roman" w:hAnsi="Times New Roman" w:cs="Times New Roman"/>
+                                <w:b/>
+                                <w:bCs/>
+                              </w:rPr>
+                              <w:t>${rt_branding_0_4}</w:t>
+                            </w:r>
                           </w:p>
                         </w:tc>
                         <w:tc>
@@ -6579,12 +6735,21 @@
                           </w:tcPr>
                           <w:p>
                             <w:pPr>
-                              <w:rPr>
-                                <w:rFonts w:ascii="Times New Roman" w:eastAsia="Times New Roman" w:hAnsi="Times New Roman" w:cs="Times New Roman"/>
-                                <w:b/>
-                                <w:bCs/>
-                              </w:rPr>
-                            </w:pPr>
+                              <w:jc w:val="center"/>
+                              <w:rPr>
+                                <w:rFonts w:ascii="Times New Roman" w:eastAsia="Times New Roman" w:hAnsi="Times New Roman" w:cs="Times New Roman"/>
+                                <w:b/>
+                                <w:bCs/>
+                              </w:rPr>
+                            </w:pPr>
+                            <w:r>
+                              <w:rPr>
+                                <w:rFonts w:ascii="Times New Roman" w:eastAsia="Times New Roman" w:hAnsi="Times New Roman" w:cs="Times New Roman"/>
+                                <w:b/>
+                                <w:bCs/>
+                              </w:rPr>
+                              <w:t>${rt_branding_0_3}</w:t>
+                            </w:r>
                           </w:p>
                         </w:tc>
                         <w:tc>
@@ -6594,12 +6759,21 @@
                           </w:tcPr>
                           <w:p>
                             <w:pPr>
-                              <w:rPr>
-                                <w:rFonts w:ascii="Times New Roman" w:eastAsia="Times New Roman" w:hAnsi="Times New Roman" w:cs="Times New Roman"/>
-                                <w:b/>
-                                <w:bCs/>
-                              </w:rPr>
-                            </w:pPr>
+                              <w:jc w:val="center"/>
+                              <w:rPr>
+                                <w:rFonts w:ascii="Times New Roman" w:eastAsia="Times New Roman" w:hAnsi="Times New Roman" w:cs="Times New Roman"/>
+                                <w:b/>
+                                <w:bCs/>
+                              </w:rPr>
+                            </w:pPr>
+                            <w:r>
+                              <w:rPr>
+                                <w:rFonts w:ascii="Times New Roman" w:eastAsia="Times New Roman" w:hAnsi="Times New Roman" w:cs="Times New Roman"/>
+                                <w:b/>
+                                <w:bCs/>
+                              </w:rPr>
+                              <w:t>${rt_branding_0_2}</w:t>
+                            </w:r>
                           </w:p>
                         </w:tc>
                         <w:tc>
@@ -6609,12 +6783,21 @@
                           </w:tcPr>
                           <w:p>
                             <w:pPr>
-                              <w:rPr>
-                                <w:rFonts w:ascii="Times New Roman" w:eastAsia="Times New Roman" w:hAnsi="Times New Roman" w:cs="Times New Roman"/>
-                                <w:b/>
-                                <w:bCs/>
-                              </w:rPr>
-                            </w:pPr>
+                              <w:jc w:val="center"/>
+                              <w:rPr>
+                                <w:rFonts w:ascii="Times New Roman" w:eastAsia="Times New Roman" w:hAnsi="Times New Roman" w:cs="Times New Roman"/>
+                                <w:b/>
+                                <w:bCs/>
+                              </w:rPr>
+                            </w:pPr>
+                            <w:r>
+                              <w:rPr>
+                                <w:rFonts w:ascii="Times New Roman" w:eastAsia="Times New Roman" w:hAnsi="Times New Roman" w:cs="Times New Roman"/>
+                                <w:b/>
+                                <w:bCs/>
+                              </w:rPr>
+                              <w:t>${rt_branding_0_1}</w:t>
+                            </w:r>
                           </w:p>
                         </w:tc>
                       </w:tr>
@@ -6652,7 +6835,6 @@
                         <w:tc>
                           <w:tcPr>
                             <w:tcW w:w="2412" w:type="dxa"/>
-                            <w:gridSpan w:val="2"/>
                             <w:shd w:val="clear" w:color="auto" w:fill="FFFFFF" w:themeFill="background1"/>
                           </w:tcPr>
                           <w:p>
@@ -6682,12 +6864,21 @@
                           </w:tcPr>
                           <w:p>
                             <w:pPr>
-                              <w:rPr>
-                                <w:rFonts w:ascii="Times New Roman" w:eastAsia="Times New Roman" w:hAnsi="Times New Roman" w:cs="Times New Roman"/>
-                                <w:b/>
-                                <w:bCs/>
-                              </w:rPr>
-                            </w:pPr>
+                              <w:jc w:val="center"/>
+                              <w:rPr>
+                                <w:rFonts w:ascii="Times New Roman" w:eastAsia="Times New Roman" w:hAnsi="Times New Roman" w:cs="Times New Roman"/>
+                                <w:b/>
+                                <w:bCs/>
+                              </w:rPr>
+                            </w:pPr>
+                            <w:r>
+                              <w:rPr>
+                                <w:rFonts w:ascii="Times New Roman" w:eastAsia="Times New Roman" w:hAnsi="Times New Roman" w:cs="Times New Roman"/>
+                                <w:b/>
+                                <w:bCs/>
+                              </w:rPr>
+                              <w:t>${rt_branding_1_5}</w:t>
+                            </w:r>
                           </w:p>
                         </w:tc>
                         <w:tc>
@@ -6697,12 +6888,21 @@
                           </w:tcPr>
                           <w:p>
                             <w:pPr>
-                              <w:rPr>
-                                <w:rFonts w:ascii="Times New Roman" w:eastAsia="Times New Roman" w:hAnsi="Times New Roman" w:cs="Times New Roman"/>
-                                <w:b/>
-                                <w:bCs/>
-                              </w:rPr>
-                            </w:pPr>
+                              <w:jc w:val="center"/>
+                              <w:rPr>
+                                <w:rFonts w:ascii="Times New Roman" w:eastAsia="Times New Roman" w:hAnsi="Times New Roman" w:cs="Times New Roman"/>
+                                <w:b/>
+                                <w:bCs/>
+                              </w:rPr>
+                            </w:pPr>
+                            <w:r>
+                              <w:rPr>
+                                <w:rFonts w:ascii="Times New Roman" w:eastAsia="Times New Roman" w:hAnsi="Times New Roman" w:cs="Times New Roman"/>
+                                <w:b/>
+                                <w:bCs/>
+                              </w:rPr>
+                              <w:t>${rt_branding_1_4}</w:t>
+                            </w:r>
                           </w:p>
                         </w:tc>
                         <w:tc>
@@ -6712,12 +6912,21 @@
                           </w:tcPr>
                           <w:p>
                             <w:pPr>
-                              <w:rPr>
-                                <w:rFonts w:ascii="Times New Roman" w:eastAsia="Times New Roman" w:hAnsi="Times New Roman" w:cs="Times New Roman"/>
-                                <w:b/>
-                                <w:bCs/>
-                              </w:rPr>
-                            </w:pPr>
+                              <w:jc w:val="center"/>
+                              <w:rPr>
+                                <w:rFonts w:ascii="Times New Roman" w:eastAsia="Times New Roman" w:hAnsi="Times New Roman" w:cs="Times New Roman"/>
+                                <w:b/>
+                                <w:bCs/>
+                              </w:rPr>
+                            </w:pPr>
+                            <w:r>
+                              <w:rPr>
+                                <w:rFonts w:ascii="Times New Roman" w:eastAsia="Times New Roman" w:hAnsi="Times New Roman" w:cs="Times New Roman"/>
+                                <w:b/>
+                                <w:bCs/>
+                              </w:rPr>
+                              <w:t>${rt_branding_1_3}</w:t>
+                            </w:r>
                           </w:p>
                         </w:tc>
                         <w:tc>
@@ -6727,12 +6936,21 @@
                           </w:tcPr>
                           <w:p>
                             <w:pPr>
-                              <w:rPr>
-                                <w:rFonts w:ascii="Times New Roman" w:eastAsia="Times New Roman" w:hAnsi="Times New Roman" w:cs="Times New Roman"/>
-                                <w:b/>
-                                <w:bCs/>
-                              </w:rPr>
-                            </w:pPr>
+                              <w:jc w:val="center"/>
+                              <w:rPr>
+                                <w:rFonts w:ascii="Times New Roman" w:eastAsia="Times New Roman" w:hAnsi="Times New Roman" w:cs="Times New Roman"/>
+                                <w:b/>
+                                <w:bCs/>
+                              </w:rPr>
+                            </w:pPr>
+                            <w:r>
+                              <w:rPr>
+                                <w:rFonts w:ascii="Times New Roman" w:eastAsia="Times New Roman" w:hAnsi="Times New Roman" w:cs="Times New Roman"/>
+                                <w:b/>
+                                <w:bCs/>
+                              </w:rPr>
+                              <w:t>${rt_branding_1_2}</w:t>
+                            </w:r>
                           </w:p>
                         </w:tc>
                         <w:tc>
@@ -6742,12 +6960,21 @@
                           </w:tcPr>
                           <w:p>
                             <w:pPr>
-                              <w:rPr>
-                                <w:rFonts w:ascii="Times New Roman" w:eastAsia="Times New Roman" w:hAnsi="Times New Roman" w:cs="Times New Roman"/>
-                                <w:b/>
-                                <w:bCs/>
-                              </w:rPr>
-                            </w:pPr>
+                              <w:jc w:val="center"/>
+                              <w:rPr>
+                                <w:rFonts w:ascii="Times New Roman" w:eastAsia="Times New Roman" w:hAnsi="Times New Roman" w:cs="Times New Roman"/>
+                                <w:b/>
+                                <w:bCs/>
+                              </w:rPr>
+                            </w:pPr>
+                            <w:r>
+                              <w:rPr>
+                                <w:rFonts w:ascii="Times New Roman" w:eastAsia="Times New Roman" w:hAnsi="Times New Roman" w:cs="Times New Roman"/>
+                                <w:b/>
+                                <w:bCs/>
+                              </w:rPr>
+                              <w:t>${rt_branding_1_1}</w:t>
+                            </w:r>
                           </w:p>
                         </w:tc>
                       </w:tr>
@@ -6785,7 +7012,6 @@
                         <w:tc>
                           <w:tcPr>
                             <w:tcW w:w="2412" w:type="dxa"/>
-                            <w:gridSpan w:val="2"/>
                             <w:shd w:val="clear" w:color="auto" w:fill="FFFFFF" w:themeFill="background1"/>
                           </w:tcPr>
                           <w:tbl>
@@ -6801,7 +7027,7 @@
                               <w:tblLook w:val="04A0" w:firstRow="1" w:lastRow="0" w:firstColumn="1" w:lastColumn="0" w:noHBand="0" w:noVBand="1"/>
                             </w:tblPr>
                             <w:tblGrid>
-                              <w:gridCol w:w="2196"/>
+                              <w:gridCol w:w="1350"/>
                             </w:tblGrid>
                             <w:tr>
                               <w:trPr>
@@ -6853,12 +7079,21 @@
                           </w:tcPr>
                           <w:p>
                             <w:pPr>
-                              <w:rPr>
-                                <w:rFonts w:ascii="Times New Roman" w:eastAsia="Times New Roman" w:hAnsi="Times New Roman" w:cs="Times New Roman"/>
-                                <w:b/>
-                                <w:bCs/>
-                              </w:rPr>
-                            </w:pPr>
+                              <w:jc w:val="center"/>
+                              <w:rPr>
+                                <w:rFonts w:ascii="Times New Roman" w:eastAsia="Times New Roman" w:hAnsi="Times New Roman" w:cs="Times New Roman"/>
+                                <w:b/>
+                                <w:bCs/>
+                              </w:rPr>
+                            </w:pPr>
+                            <w:r>
+                              <w:rPr>
+                                <w:rFonts w:ascii="Times New Roman" w:eastAsia="Times New Roman" w:hAnsi="Times New Roman" w:cs="Times New Roman"/>
+                                <w:b/>
+                                <w:bCs/>
+                              </w:rPr>
+                              <w:t>${rt_branding_2_5}</w:t>
+                            </w:r>
                           </w:p>
                         </w:tc>
                         <w:tc>
@@ -6868,12 +7103,21 @@
                           </w:tcPr>
                           <w:p>
                             <w:pPr>
-                              <w:rPr>
-                                <w:rFonts w:ascii="Times New Roman" w:eastAsia="Times New Roman" w:hAnsi="Times New Roman" w:cs="Times New Roman"/>
-                                <w:b/>
-                                <w:bCs/>
-                              </w:rPr>
-                            </w:pPr>
+                              <w:jc w:val="center"/>
+                              <w:rPr>
+                                <w:rFonts w:ascii="Times New Roman" w:eastAsia="Times New Roman" w:hAnsi="Times New Roman" w:cs="Times New Roman"/>
+                                <w:b/>
+                                <w:bCs/>
+                              </w:rPr>
+                            </w:pPr>
+                            <w:r>
+                              <w:rPr>
+                                <w:rFonts w:ascii="Times New Roman" w:eastAsia="Times New Roman" w:hAnsi="Times New Roman" w:cs="Times New Roman"/>
+                                <w:b/>
+                                <w:bCs/>
+                              </w:rPr>
+                              <w:t>${rt_branding_2_4}</w:t>
+                            </w:r>
                           </w:p>
                         </w:tc>
                         <w:tc>
@@ -6883,12 +7127,21 @@
                           </w:tcPr>
                           <w:p>
                             <w:pPr>
-                              <w:rPr>
-                                <w:rFonts w:ascii="Times New Roman" w:eastAsia="Times New Roman" w:hAnsi="Times New Roman" w:cs="Times New Roman"/>
-                                <w:b/>
-                                <w:bCs/>
-                              </w:rPr>
-                            </w:pPr>
+                              <w:jc w:val="center"/>
+                              <w:rPr>
+                                <w:rFonts w:ascii="Times New Roman" w:eastAsia="Times New Roman" w:hAnsi="Times New Roman" w:cs="Times New Roman"/>
+                                <w:b/>
+                                <w:bCs/>
+                              </w:rPr>
+                            </w:pPr>
+                            <w:r>
+                              <w:rPr>
+                                <w:rFonts w:ascii="Times New Roman" w:eastAsia="Times New Roman" w:hAnsi="Times New Roman" w:cs="Times New Roman"/>
+                                <w:b/>
+                                <w:bCs/>
+                              </w:rPr>
+                              <w:t>${rt_branding_2_3}</w:t>
+                            </w:r>
                           </w:p>
                         </w:tc>
                         <w:tc>
@@ -6898,12 +7151,21 @@
                           </w:tcPr>
                           <w:p>
                             <w:pPr>
-                              <w:rPr>
-                                <w:rFonts w:ascii="Times New Roman" w:eastAsia="Times New Roman" w:hAnsi="Times New Roman" w:cs="Times New Roman"/>
-                                <w:b/>
-                                <w:bCs/>
-                              </w:rPr>
-                            </w:pPr>
+                              <w:jc w:val="center"/>
+                              <w:rPr>
+                                <w:rFonts w:ascii="Times New Roman" w:eastAsia="Times New Roman" w:hAnsi="Times New Roman" w:cs="Times New Roman"/>
+                                <w:b/>
+                                <w:bCs/>
+                              </w:rPr>
+                            </w:pPr>
+                            <w:r>
+                              <w:rPr>
+                                <w:rFonts w:ascii="Times New Roman" w:eastAsia="Times New Roman" w:hAnsi="Times New Roman" w:cs="Times New Roman"/>
+                                <w:b/>
+                                <w:bCs/>
+                              </w:rPr>
+                              <w:t>${rt_branding_2_2}</w:t>
+                            </w:r>
                           </w:p>
                         </w:tc>
                         <w:tc>
@@ -6913,12 +7175,21 @@
                           </w:tcPr>
                           <w:p>
                             <w:pPr>
-                              <w:rPr>
-                                <w:rFonts w:ascii="Times New Roman" w:eastAsia="Times New Roman" w:hAnsi="Times New Roman" w:cs="Times New Roman"/>
-                                <w:b/>
-                                <w:bCs/>
-                              </w:rPr>
-                            </w:pPr>
+                              <w:jc w:val="center"/>
+                              <w:rPr>
+                                <w:rFonts w:ascii="Times New Roman" w:eastAsia="Times New Roman" w:hAnsi="Times New Roman" w:cs="Times New Roman"/>
+                                <w:b/>
+                                <w:bCs/>
+                              </w:rPr>
+                            </w:pPr>
+                            <w:r>
+                              <w:rPr>
+                                <w:rFonts w:ascii="Times New Roman" w:eastAsia="Times New Roman" w:hAnsi="Times New Roman" w:cs="Times New Roman"/>
+                                <w:b/>
+                                <w:bCs/>
+                              </w:rPr>
+                              <w:t>${rt_branding_2_1}</w:t>
+                            </w:r>
                           </w:p>
                         </w:tc>
                       </w:tr>
@@ -6956,7 +7227,6 @@
                         <w:tc>
                           <w:tcPr>
                             <w:tcW w:w="2412" w:type="dxa"/>
-                            <w:gridSpan w:val="2"/>
                             <w:shd w:val="clear" w:color="auto" w:fill="FFFFFF" w:themeFill="background1"/>
                           </w:tcPr>
                           <w:p>
@@ -6986,12 +7256,21 @@
                           </w:tcPr>
                           <w:p>
                             <w:pPr>
-                              <w:rPr>
-                                <w:rFonts w:ascii="Times New Roman" w:eastAsia="Times New Roman" w:hAnsi="Times New Roman" w:cs="Times New Roman"/>
-                                <w:b/>
-                                <w:bCs/>
-                              </w:rPr>
-                            </w:pPr>
+                              <w:jc w:val="center"/>
+                              <w:rPr>
+                                <w:rFonts w:ascii="Times New Roman" w:eastAsia="Times New Roman" w:hAnsi="Times New Roman" w:cs="Times New Roman"/>
+                                <w:b/>
+                                <w:bCs/>
+                              </w:rPr>
+                            </w:pPr>
+                            <w:r>
+                              <w:rPr>
+                                <w:rFonts w:ascii="Times New Roman" w:eastAsia="Times New Roman" w:hAnsi="Times New Roman" w:cs="Times New Roman"/>
+                                <w:b/>
+                                <w:bCs/>
+                              </w:rPr>
+                              <w:t>${rt_branding_3_5}</w:t>
+                            </w:r>
                           </w:p>
                         </w:tc>
                         <w:tc>
@@ -7001,12 +7280,21 @@
                           </w:tcPr>
                           <w:p>
                             <w:pPr>
-                              <w:rPr>
-                                <w:rFonts w:ascii="Times New Roman" w:eastAsia="Times New Roman" w:hAnsi="Times New Roman" w:cs="Times New Roman"/>
-                                <w:b/>
-                                <w:bCs/>
-                              </w:rPr>
-                            </w:pPr>
+                              <w:jc w:val="center"/>
+                              <w:rPr>
+                                <w:rFonts w:ascii="Times New Roman" w:eastAsia="Times New Roman" w:hAnsi="Times New Roman" w:cs="Times New Roman"/>
+                                <w:b/>
+                                <w:bCs/>
+                              </w:rPr>
+                            </w:pPr>
+                            <w:r>
+                              <w:rPr>
+                                <w:rFonts w:ascii="Times New Roman" w:eastAsia="Times New Roman" w:hAnsi="Times New Roman" w:cs="Times New Roman"/>
+                                <w:b/>
+                                <w:bCs/>
+                              </w:rPr>
+                              <w:t>${rt_branding_3_4}</w:t>
+                            </w:r>
                           </w:p>
                         </w:tc>
                         <w:tc>
@@ -7016,12 +7304,21 @@
                           </w:tcPr>
                           <w:p>
                             <w:pPr>
-                              <w:rPr>
-                                <w:rFonts w:ascii="Times New Roman" w:eastAsia="Times New Roman" w:hAnsi="Times New Roman" w:cs="Times New Roman"/>
-                                <w:b/>
-                                <w:bCs/>
-                              </w:rPr>
-                            </w:pPr>
+                              <w:jc w:val="center"/>
+                              <w:rPr>
+                                <w:rFonts w:ascii="Times New Roman" w:eastAsia="Times New Roman" w:hAnsi="Times New Roman" w:cs="Times New Roman"/>
+                                <w:b/>
+                                <w:bCs/>
+                              </w:rPr>
+                            </w:pPr>
+                            <w:r>
+                              <w:rPr>
+                                <w:rFonts w:ascii="Times New Roman" w:eastAsia="Times New Roman" w:hAnsi="Times New Roman" w:cs="Times New Roman"/>
+                                <w:b/>
+                                <w:bCs/>
+                              </w:rPr>
+                              <w:t>${rt_branding_3_3}</w:t>
+                            </w:r>
                           </w:p>
                         </w:tc>
                         <w:tc>
@@ -7031,12 +7328,21 @@
                           </w:tcPr>
                           <w:p>
                             <w:pPr>
-                              <w:rPr>
-                                <w:rFonts w:ascii="Times New Roman" w:eastAsia="Times New Roman" w:hAnsi="Times New Roman" w:cs="Times New Roman"/>
-                                <w:b/>
-                                <w:bCs/>
-                              </w:rPr>
-                            </w:pPr>
+                              <w:jc w:val="center"/>
+                              <w:rPr>
+                                <w:rFonts w:ascii="Times New Roman" w:eastAsia="Times New Roman" w:hAnsi="Times New Roman" w:cs="Times New Roman"/>
+                                <w:b/>
+                                <w:bCs/>
+                              </w:rPr>
+                            </w:pPr>
+                            <w:r>
+                              <w:rPr>
+                                <w:rFonts w:ascii="Times New Roman" w:eastAsia="Times New Roman" w:hAnsi="Times New Roman" w:cs="Times New Roman"/>
+                                <w:b/>
+                                <w:bCs/>
+                              </w:rPr>
+                              <w:t>${rt_branding_3_2}</w:t>
+                            </w:r>
                           </w:p>
                         </w:tc>
                         <w:tc>
@@ -7046,12 +7352,21 @@
                           </w:tcPr>
                           <w:p>
                             <w:pPr>
-                              <w:rPr>
-                                <w:rFonts w:ascii="Times New Roman" w:eastAsia="Times New Roman" w:hAnsi="Times New Roman" w:cs="Times New Roman"/>
-                                <w:b/>
-                                <w:bCs/>
-                              </w:rPr>
-                            </w:pPr>
+                              <w:jc w:val="center"/>
+                              <w:rPr>
+                                <w:rFonts w:ascii="Times New Roman" w:eastAsia="Times New Roman" w:hAnsi="Times New Roman" w:cs="Times New Roman"/>
+                                <w:b/>
+                                <w:bCs/>
+                              </w:rPr>
+                            </w:pPr>
+                            <w:r>
+                              <w:rPr>
+                                <w:rFonts w:ascii="Times New Roman" w:eastAsia="Times New Roman" w:hAnsi="Times New Roman" w:cs="Times New Roman"/>
+                                <w:b/>
+                                <w:bCs/>
+                              </w:rPr>
+                              <w:t>${rt_branding_3_1}</w:t>
+                            </w:r>
                           </w:p>
                         </w:tc>
                       </w:tr>
@@ -7087,7 +7402,6 @@
                         <w:tc>
                           <w:tcPr>
                             <w:tcW w:w="2412" w:type="dxa"/>
-                            <w:gridSpan w:val="2"/>
                             <w:shd w:val="clear" w:color="auto" w:fill="FFFFFF" w:themeFill="background1"/>
                           </w:tcPr>
                           <w:p>
@@ -7115,12 +7429,21 @@
                           </w:tcPr>
                           <w:p>
                             <w:pPr>
-                              <w:rPr>
-                                <w:rFonts w:ascii="Times New Roman" w:eastAsia="Times New Roman" w:hAnsi="Times New Roman" w:cs="Times New Roman"/>
-                                <w:b/>
-                                <w:bCs/>
-                              </w:rPr>
-                            </w:pPr>
+                              <w:jc w:val="center"/>
+                              <w:rPr>
+                                <w:rFonts w:ascii="Times New Roman" w:eastAsia="Times New Roman" w:hAnsi="Times New Roman" w:cs="Times New Roman"/>
+                                <w:b/>
+                                <w:bCs/>
+                              </w:rPr>
+                            </w:pPr>
+                            <w:r>
+                              <w:rPr>
+                                <w:rFonts w:ascii="Times New Roman" w:eastAsia="Times New Roman" w:hAnsi="Times New Roman" w:cs="Times New Roman"/>
+                                <w:b/>
+                                <w:bCs/>
+                              </w:rPr>
+                              <w:t>${rt_branding_4_5}</w:t>
+                            </w:r>
                           </w:p>
                         </w:tc>
                         <w:tc>
@@ -7130,12 +7453,21 @@
                           </w:tcPr>
                           <w:p>
                             <w:pPr>
-                              <w:rPr>
-                                <w:rFonts w:ascii="Times New Roman" w:eastAsia="Times New Roman" w:hAnsi="Times New Roman" w:cs="Times New Roman"/>
-                                <w:b/>
-                                <w:bCs/>
-                              </w:rPr>
-                            </w:pPr>
+                              <w:jc w:val="center"/>
+                              <w:rPr>
+                                <w:rFonts w:ascii="Times New Roman" w:eastAsia="Times New Roman" w:hAnsi="Times New Roman" w:cs="Times New Roman"/>
+                                <w:b/>
+                                <w:bCs/>
+                              </w:rPr>
+                            </w:pPr>
+                            <w:r>
+                              <w:rPr>
+                                <w:rFonts w:ascii="Times New Roman" w:eastAsia="Times New Roman" w:hAnsi="Times New Roman" w:cs="Times New Roman"/>
+                                <w:b/>
+                                <w:bCs/>
+                              </w:rPr>
+                              <w:t>${rt_branding_4_4}</w:t>
+                            </w:r>
                           </w:p>
                         </w:tc>
                         <w:tc>
@@ -7145,12 +7477,21 @@
                           </w:tcPr>
                           <w:p>
                             <w:pPr>
-                              <w:rPr>
-                                <w:rFonts w:ascii="Times New Roman" w:eastAsia="Times New Roman" w:hAnsi="Times New Roman" w:cs="Times New Roman"/>
-                                <w:b/>
-                                <w:bCs/>
-                              </w:rPr>
-                            </w:pPr>
+                              <w:jc w:val="center"/>
+                              <w:rPr>
+                                <w:rFonts w:ascii="Times New Roman" w:eastAsia="Times New Roman" w:hAnsi="Times New Roman" w:cs="Times New Roman"/>
+                                <w:b/>
+                                <w:bCs/>
+                              </w:rPr>
+                            </w:pPr>
+                            <w:r>
+                              <w:rPr>
+                                <w:rFonts w:ascii="Times New Roman" w:eastAsia="Times New Roman" w:hAnsi="Times New Roman" w:cs="Times New Roman"/>
+                                <w:b/>
+                                <w:bCs/>
+                              </w:rPr>
+                              <w:t>${rt_branding_4_3}</w:t>
+                            </w:r>
                           </w:p>
                         </w:tc>
                         <w:tc>
@@ -7160,12 +7501,21 @@
                           </w:tcPr>
                           <w:p>
                             <w:pPr>
-                              <w:rPr>
-                                <w:rFonts w:ascii="Times New Roman" w:eastAsia="Times New Roman" w:hAnsi="Times New Roman" w:cs="Times New Roman"/>
-                                <w:b/>
-                                <w:bCs/>
-                              </w:rPr>
-                            </w:pPr>
+                              <w:jc w:val="center"/>
+                              <w:rPr>
+                                <w:rFonts w:ascii="Times New Roman" w:eastAsia="Times New Roman" w:hAnsi="Times New Roman" w:cs="Times New Roman"/>
+                                <w:b/>
+                                <w:bCs/>
+                              </w:rPr>
+                            </w:pPr>
+                            <w:r>
+                              <w:rPr>
+                                <w:rFonts w:ascii="Times New Roman" w:eastAsia="Times New Roman" w:hAnsi="Times New Roman" w:cs="Times New Roman"/>
+                                <w:b/>
+                                <w:bCs/>
+                              </w:rPr>
+                              <w:t>${rt_branding_4_2}</w:t>
+                            </w:r>
                           </w:p>
                         </w:tc>
                         <w:tc>
@@ -7175,12 +7525,21 @@
                           </w:tcPr>
                           <w:p>
                             <w:pPr>
-                              <w:rPr>
-                                <w:rFonts w:ascii="Times New Roman" w:eastAsia="Times New Roman" w:hAnsi="Times New Roman" w:cs="Times New Roman"/>
-                                <w:b/>
-                                <w:bCs/>
-                              </w:rPr>
-                            </w:pPr>
+                              <w:jc w:val="center"/>
+                              <w:rPr>
+                                <w:rFonts w:ascii="Times New Roman" w:eastAsia="Times New Roman" w:hAnsi="Times New Roman" w:cs="Times New Roman"/>
+                                <w:b/>
+                                <w:bCs/>
+                              </w:rPr>
+                            </w:pPr>
+                            <w:r>
+                              <w:rPr>
+                                <w:rFonts w:ascii="Times New Roman" w:eastAsia="Times New Roman" w:hAnsi="Times New Roman" w:cs="Times New Roman"/>
+                                <w:b/>
+                                <w:bCs/>
+                              </w:rPr>
+                              <w:t>${rt_branding_4_1}</w:t>
+                            </w:r>
                           </w:p>
                         </w:tc>
                       </w:tr>
@@ -7191,7 +7550,7 @@
                         <w:tc>
                           <w:tcPr>
                             <w:tcW w:w="2864" w:type="dxa"/>
-                            <w:gridSpan w:val="3"/>
+                            <w:gridSpan w:val="2"/>
                             <w:shd w:val="clear" w:color="auto" w:fill="F2F2F2" w:themeFill="background1" w:themeFillShade="F2"/>
                           </w:tcPr>
                           <w:p>
@@ -7228,6 +7587,9 @@
                                 <w:bCs/>
                               </w:rPr>
                             </w:pPr>
+                            <w:r>
+                              <w:t>${avg_branding}</w:t>
+                            </w:r>
                           </w:p>
                         </w:tc>
                       </w:tr>
@@ -7238,7 +7600,7 @@
                         <w:tc>
                           <w:tcPr>
                             <w:tcW w:w="2864" w:type="dxa"/>
-                            <w:gridSpan w:val="3"/>
+                            <w:gridSpan w:val="2"/>
                             <w:shd w:val="clear" w:color="auto" w:fill="F2F2F2" w:themeFill="background1" w:themeFillShade="F2"/>
                           </w:tcPr>
                           <w:p>
@@ -7285,6 +7647,14 @@
                                 <w:bCs/>
                               </w:rPr>
                             </w:pPr>
+                            <w:r>
+                              <w:rPr>
+                                <w:rFonts w:ascii="Times New Roman" w:eastAsia="Times New Roman" w:hAnsi="Times New Roman" w:cs="Times New Roman"/>
+                                <w:sz w:val="18"/>
+                                <w:szCs w:val="18"/>
+                              </w:rPr>
+                              <w:t>${interp_branding}</w:t>
+                            </w:r>
                           </w:p>
                         </w:tc>
                       </w:tr>
@@ -7295,8 +7665,7 @@
                         <w:tc>
                           <w:tcPr>
                             <w:tcW w:w="4344" w:type="dxa"/>
-                            <w:gridSpan w:val="8"/>
-                            <w:shd w:val="clear" w:color="auto" w:fill="auto"/>
+                            <w:gridSpan w:val="7"/>
                           </w:tcPr>
                           <w:p>
                             <w:pPr>
@@ -7329,7 +7698,7 @@
         <mc:AlternateContent>
           <mc:Choice Requires="wps">
             <w:drawing>
-              <wp:anchor distT="0" distB="0" distL="114300" distR="114300" simplePos="0" relativeHeight="251670528" behindDoc="0" locked="0" layoutInCell="1" allowOverlap="1" wp14:anchorId="25A2B9A2" wp14:editId="539DCB51">
+              <wp:anchor distT="0" distB="0" distL="114300" distR="114300" simplePos="0" relativeHeight="251670528" behindDoc="0" locked="0" layoutInCell="1" allowOverlap="1" wp14:anchorId="25A2B9A2" wp14:editId="0F0B64C4">
                 <wp:simplePos x="0" y="0"/>
                 <wp:positionH relativeFrom="margin">
                   <wp:posOffset>-405130</wp:posOffset>
@@ -7369,13 +7738,13 @@
                             </w:tblPr>
                             <w:tblGrid>
                               <w:gridCol w:w="452"/>
-                              <w:gridCol w:w="7"/>
-                              <w:gridCol w:w="2405"/>
-                              <w:gridCol w:w="296"/>
-                              <w:gridCol w:w="296"/>
-                              <w:gridCol w:w="296"/>
-                              <w:gridCol w:w="296"/>
-                              <w:gridCol w:w="296"/>
+                              <w:gridCol w:w="6"/>
+                              <w:gridCol w:w="1581"/>
+                              <w:gridCol w:w="3091"/>
+                              <w:gridCol w:w="3091"/>
+                              <w:gridCol w:w="3091"/>
+                              <w:gridCol w:w="3091"/>
+                              <w:gridCol w:w="3091"/>
                             </w:tblGrid>
                             <w:tr>
                               <w:tc>
@@ -8464,7 +8833,7 @@
                                       <w:b/>
                                       <w:bCs/>
                                     </w:rPr>
-                                    <w:t xml:space="preserve">${avg_functionality}</w:t>
+                                    <w:t>${avg_functionality}</w:t>
                                   </w:r>
                                 </w:p>
                               </w:tc>
@@ -8545,7 +8914,6 @@
                                 <w:tcPr>
                                   <w:tcW w:w="4344" w:type="dxa"/>
                                   <w:gridSpan w:val="8"/>
-                                  <w:shd w:val="clear" w:color="auto" w:fill="auto"/>
                                   <w:vAlign w:val="center"/>
                                 </w:tcPr>
                                 <w:p>
@@ -9172,7 +9540,7 @@
                                     <w:tblLook w:val="04A0" w:firstRow="1" w:lastRow="0" w:firstColumn="1" w:lastColumn="0" w:noHBand="0" w:noVBand="1"/>
                                   </w:tblPr>
                                   <w:tblGrid>
-                                    <w:gridCol w:w="2196"/>
+                                    <w:gridCol w:w="1371"/>
                                   </w:tblGrid>
                                   <w:tr>
                                     <w:trPr>
@@ -9909,6 +10277,9 @@
                                     </w:rPr>
                                   </w:pPr>
                                   <w:r>
+                                    <w:rPr>
+                                      <w:rFonts w:ascii="Times New Roman" w:hAnsi="Times New Roman" w:cs="Times New Roman"/>
+                                    </w:rPr>
                                     <w:t>${avg_technical_feasibility}</w:t>
                                   </w:r>
                                 </w:p>
@@ -9987,7 +10358,6 @@
                                 <w:tcPr>
                                   <w:tcW w:w="4344" w:type="dxa"/>
                                   <w:gridSpan w:val="8"/>
-                                  <w:shd w:val="clear" w:color="auto" w:fill="auto"/>
                                 </w:tcPr>
                                 <w:p>
                                   <w:pPr>
@@ -10035,13 +10405,13 @@
                       </w:tblPr>
                       <w:tblGrid>
                         <w:gridCol w:w="452"/>
-                        <w:gridCol w:w="7"/>
-                        <w:gridCol w:w="2405"/>
-                        <w:gridCol w:w="296"/>
-                        <w:gridCol w:w="296"/>
-                        <w:gridCol w:w="296"/>
-                        <w:gridCol w:w="296"/>
-                        <w:gridCol w:w="296"/>
+                        <w:gridCol w:w="6"/>
+                        <w:gridCol w:w="1581"/>
+                        <w:gridCol w:w="3091"/>
+                        <w:gridCol w:w="3091"/>
+                        <w:gridCol w:w="3091"/>
+                        <w:gridCol w:w="3091"/>
+                        <w:gridCol w:w="3091"/>
                       </w:tblGrid>
                       <w:tr>
                         <w:tc>
@@ -10311,12 +10681,21 @@
                           </w:tcPr>
                           <w:p>
                             <w:pPr>
-                              <w:rPr>
-                                <w:rFonts w:ascii="Times New Roman" w:eastAsia="Times New Roman" w:hAnsi="Times New Roman" w:cs="Times New Roman"/>
-                                <w:b/>
-                                <w:bCs/>
-                              </w:rPr>
-                            </w:pPr>
+                              <w:jc w:val="center"/>
+                              <w:rPr>
+                                <w:rFonts w:ascii="Times New Roman" w:eastAsia="Times New Roman" w:hAnsi="Times New Roman" w:cs="Times New Roman"/>
+                                <w:b/>
+                                <w:bCs/>
+                              </w:rPr>
+                            </w:pPr>
+                            <w:r>
+                              <w:rPr>
+                                <w:rFonts w:ascii="Times New Roman" w:eastAsia="Times New Roman" w:hAnsi="Times New Roman" w:cs="Times New Roman"/>
+                                <w:b/>
+                                <w:bCs/>
+                              </w:rPr>
+                              <w:t>${rt_functionality_0_5}</w:t>
+                            </w:r>
                           </w:p>
                         </w:tc>
                         <w:tc>
@@ -10325,12 +10704,21 @@
                           </w:tcPr>
                           <w:p>
                             <w:pPr>
-                              <w:rPr>
-                                <w:rFonts w:ascii="Times New Roman" w:eastAsia="Times New Roman" w:hAnsi="Times New Roman" w:cs="Times New Roman"/>
-                                <w:b/>
-                                <w:bCs/>
-                              </w:rPr>
-                            </w:pPr>
+                              <w:jc w:val="center"/>
+                              <w:rPr>
+                                <w:rFonts w:ascii="Times New Roman" w:eastAsia="Times New Roman" w:hAnsi="Times New Roman" w:cs="Times New Roman"/>
+                                <w:b/>
+                                <w:bCs/>
+                              </w:rPr>
+                            </w:pPr>
+                            <w:r>
+                              <w:rPr>
+                                <w:rFonts w:ascii="Times New Roman" w:eastAsia="Times New Roman" w:hAnsi="Times New Roman" w:cs="Times New Roman"/>
+                                <w:b/>
+                                <w:bCs/>
+                              </w:rPr>
+                              <w:t>${rt_functionality_0_4}</w:t>
+                            </w:r>
                           </w:p>
                         </w:tc>
                         <w:tc>
@@ -10339,12 +10727,21 @@
                           </w:tcPr>
                           <w:p>
                             <w:pPr>
-                              <w:rPr>
-                                <w:rFonts w:ascii="Times New Roman" w:eastAsia="Times New Roman" w:hAnsi="Times New Roman" w:cs="Times New Roman"/>
-                                <w:b/>
-                                <w:bCs/>
-                              </w:rPr>
-                            </w:pPr>
+                              <w:jc w:val="center"/>
+                              <w:rPr>
+                                <w:rFonts w:ascii="Times New Roman" w:eastAsia="Times New Roman" w:hAnsi="Times New Roman" w:cs="Times New Roman"/>
+                                <w:b/>
+                                <w:bCs/>
+                              </w:rPr>
+                            </w:pPr>
+                            <w:r>
+                              <w:rPr>
+                                <w:rFonts w:ascii="Times New Roman" w:eastAsia="Times New Roman" w:hAnsi="Times New Roman" w:cs="Times New Roman"/>
+                                <w:b/>
+                                <w:bCs/>
+                              </w:rPr>
+                              <w:t>${rt_functionality_0_3}</w:t>
+                            </w:r>
                           </w:p>
                         </w:tc>
                         <w:tc>
@@ -10353,12 +10750,21 @@
                           </w:tcPr>
                           <w:p>
                             <w:pPr>
-                              <w:rPr>
-                                <w:rFonts w:ascii="Times New Roman" w:eastAsia="Times New Roman" w:hAnsi="Times New Roman" w:cs="Times New Roman"/>
-                                <w:b/>
-                                <w:bCs/>
-                              </w:rPr>
-                            </w:pPr>
+                              <w:jc w:val="center"/>
+                              <w:rPr>
+                                <w:rFonts w:ascii="Times New Roman" w:eastAsia="Times New Roman" w:hAnsi="Times New Roman" w:cs="Times New Roman"/>
+                                <w:b/>
+                                <w:bCs/>
+                              </w:rPr>
+                            </w:pPr>
+                            <w:r>
+                              <w:rPr>
+                                <w:rFonts w:ascii="Times New Roman" w:eastAsia="Times New Roman" w:hAnsi="Times New Roman" w:cs="Times New Roman"/>
+                                <w:b/>
+                                <w:bCs/>
+                              </w:rPr>
+                              <w:t>${rt_functionality_0_2}</w:t>
+                            </w:r>
                           </w:p>
                         </w:tc>
                         <w:tc>
@@ -10367,12 +10773,21 @@
                           </w:tcPr>
                           <w:p>
                             <w:pPr>
-                              <w:rPr>
-                                <w:rFonts w:ascii="Times New Roman" w:eastAsia="Times New Roman" w:hAnsi="Times New Roman" w:cs="Times New Roman"/>
-                                <w:b/>
-                                <w:bCs/>
-                              </w:rPr>
-                            </w:pPr>
+                              <w:jc w:val="center"/>
+                              <w:rPr>
+                                <w:rFonts w:ascii="Times New Roman" w:eastAsia="Times New Roman" w:hAnsi="Times New Roman" w:cs="Times New Roman"/>
+                                <w:b/>
+                                <w:bCs/>
+                              </w:rPr>
+                            </w:pPr>
+                            <w:r>
+                              <w:rPr>
+                                <w:rFonts w:ascii="Times New Roman" w:eastAsia="Times New Roman" w:hAnsi="Times New Roman" w:cs="Times New Roman"/>
+                                <w:b/>
+                                <w:bCs/>
+                              </w:rPr>
+                              <w:t>${rt_functionality_0_1}</w:t>
+                            </w:r>
                           </w:p>
                         </w:tc>
                       </w:tr>
@@ -10430,12 +10845,21 @@
                           </w:tcPr>
                           <w:p>
                             <w:pPr>
-                              <w:rPr>
-                                <w:rFonts w:ascii="Times New Roman" w:eastAsia="Times New Roman" w:hAnsi="Times New Roman" w:cs="Times New Roman"/>
-                                <w:b/>
-                                <w:bCs/>
-                              </w:rPr>
-                            </w:pPr>
+                              <w:jc w:val="center"/>
+                              <w:rPr>
+                                <w:rFonts w:ascii="Times New Roman" w:eastAsia="Times New Roman" w:hAnsi="Times New Roman" w:cs="Times New Roman"/>
+                                <w:b/>
+                                <w:bCs/>
+                              </w:rPr>
+                            </w:pPr>
+                            <w:r>
+                              <w:rPr>
+                                <w:rFonts w:ascii="Times New Roman" w:eastAsia="Times New Roman" w:hAnsi="Times New Roman" w:cs="Times New Roman"/>
+                                <w:b/>
+                                <w:bCs/>
+                              </w:rPr>
+                              <w:t>${rt_functionality_1_5}</w:t>
+                            </w:r>
                           </w:p>
                         </w:tc>
                         <w:tc>
@@ -10444,12 +10868,21 @@
                           </w:tcPr>
                           <w:p>
                             <w:pPr>
-                              <w:rPr>
-                                <w:rFonts w:ascii="Times New Roman" w:eastAsia="Times New Roman" w:hAnsi="Times New Roman" w:cs="Times New Roman"/>
-                                <w:b/>
-                                <w:bCs/>
-                              </w:rPr>
-                            </w:pPr>
+                              <w:jc w:val="center"/>
+                              <w:rPr>
+                                <w:rFonts w:ascii="Times New Roman" w:eastAsia="Times New Roman" w:hAnsi="Times New Roman" w:cs="Times New Roman"/>
+                                <w:b/>
+                                <w:bCs/>
+                              </w:rPr>
+                            </w:pPr>
+                            <w:r>
+                              <w:rPr>
+                                <w:rFonts w:ascii="Times New Roman" w:eastAsia="Times New Roman" w:hAnsi="Times New Roman" w:cs="Times New Roman"/>
+                                <w:b/>
+                                <w:bCs/>
+                              </w:rPr>
+                              <w:t>${rt_functionality_1_4}</w:t>
+                            </w:r>
                           </w:p>
                         </w:tc>
                         <w:tc>
@@ -10458,12 +10891,21 @@
                           </w:tcPr>
                           <w:p>
                             <w:pPr>
-                              <w:rPr>
-                                <w:rFonts w:ascii="Times New Roman" w:eastAsia="Times New Roman" w:hAnsi="Times New Roman" w:cs="Times New Roman"/>
-                                <w:b/>
-                                <w:bCs/>
-                              </w:rPr>
-                            </w:pPr>
+                              <w:jc w:val="center"/>
+                              <w:rPr>
+                                <w:rFonts w:ascii="Times New Roman" w:eastAsia="Times New Roman" w:hAnsi="Times New Roman" w:cs="Times New Roman"/>
+                                <w:b/>
+                                <w:bCs/>
+                              </w:rPr>
+                            </w:pPr>
+                            <w:r>
+                              <w:rPr>
+                                <w:rFonts w:ascii="Times New Roman" w:eastAsia="Times New Roman" w:hAnsi="Times New Roman" w:cs="Times New Roman"/>
+                                <w:b/>
+                                <w:bCs/>
+                              </w:rPr>
+                              <w:t>${rt_functionality_1_3}</w:t>
+                            </w:r>
                           </w:p>
                         </w:tc>
                         <w:tc>
@@ -10472,12 +10914,21 @@
                           </w:tcPr>
                           <w:p>
                             <w:pPr>
-                              <w:rPr>
-                                <w:rFonts w:ascii="Times New Roman" w:eastAsia="Times New Roman" w:hAnsi="Times New Roman" w:cs="Times New Roman"/>
-                                <w:b/>
-                                <w:bCs/>
-                              </w:rPr>
-                            </w:pPr>
+                              <w:jc w:val="center"/>
+                              <w:rPr>
+                                <w:rFonts w:ascii="Times New Roman" w:eastAsia="Times New Roman" w:hAnsi="Times New Roman" w:cs="Times New Roman"/>
+                                <w:b/>
+                                <w:bCs/>
+                              </w:rPr>
+                            </w:pPr>
+                            <w:r>
+                              <w:rPr>
+                                <w:rFonts w:ascii="Times New Roman" w:eastAsia="Times New Roman" w:hAnsi="Times New Roman" w:cs="Times New Roman"/>
+                                <w:b/>
+                                <w:bCs/>
+                              </w:rPr>
+                              <w:t>${rt_functionality_1_2}</w:t>
+                            </w:r>
                           </w:p>
                         </w:tc>
                         <w:tc>
@@ -10486,12 +10937,21 @@
                           </w:tcPr>
                           <w:p>
                             <w:pPr>
-                              <w:rPr>
-                                <w:rFonts w:ascii="Times New Roman" w:eastAsia="Times New Roman" w:hAnsi="Times New Roman" w:cs="Times New Roman"/>
-                                <w:b/>
-                                <w:bCs/>
-                              </w:rPr>
-                            </w:pPr>
+                              <w:jc w:val="center"/>
+                              <w:rPr>
+                                <w:rFonts w:ascii="Times New Roman" w:eastAsia="Times New Roman" w:hAnsi="Times New Roman" w:cs="Times New Roman"/>
+                                <w:b/>
+                                <w:bCs/>
+                              </w:rPr>
+                            </w:pPr>
+                            <w:r>
+                              <w:rPr>
+                                <w:rFonts w:ascii="Times New Roman" w:eastAsia="Times New Roman" w:hAnsi="Times New Roman" w:cs="Times New Roman"/>
+                                <w:b/>
+                                <w:bCs/>
+                              </w:rPr>
+                              <w:t>${rt_functionality_1_1}</w:t>
+                            </w:r>
                           </w:p>
                         </w:tc>
                       </w:tr>
@@ -10549,12 +11009,21 @@
                           </w:tcPr>
                           <w:p>
                             <w:pPr>
-                              <w:rPr>
-                                <w:rFonts w:ascii="Times New Roman" w:eastAsia="Times New Roman" w:hAnsi="Times New Roman" w:cs="Times New Roman"/>
-                                <w:b/>
-                                <w:bCs/>
-                              </w:rPr>
-                            </w:pPr>
+                              <w:jc w:val="center"/>
+                              <w:rPr>
+                                <w:rFonts w:ascii="Times New Roman" w:eastAsia="Times New Roman" w:hAnsi="Times New Roman" w:cs="Times New Roman"/>
+                                <w:b/>
+                                <w:bCs/>
+                              </w:rPr>
+                            </w:pPr>
+                            <w:r>
+                              <w:rPr>
+                                <w:rFonts w:ascii="Times New Roman" w:eastAsia="Times New Roman" w:hAnsi="Times New Roman" w:cs="Times New Roman"/>
+                                <w:b/>
+                                <w:bCs/>
+                              </w:rPr>
+                              <w:t>${rt_functionality_2_5}</w:t>
+                            </w:r>
                           </w:p>
                         </w:tc>
                         <w:tc>
@@ -10563,12 +11032,21 @@
                           </w:tcPr>
                           <w:p>
                             <w:pPr>
-                              <w:rPr>
-                                <w:rFonts w:ascii="Times New Roman" w:eastAsia="Times New Roman" w:hAnsi="Times New Roman" w:cs="Times New Roman"/>
-                                <w:b/>
-                                <w:bCs/>
-                              </w:rPr>
-                            </w:pPr>
+                              <w:jc w:val="center"/>
+                              <w:rPr>
+                                <w:rFonts w:ascii="Times New Roman" w:eastAsia="Times New Roman" w:hAnsi="Times New Roman" w:cs="Times New Roman"/>
+                                <w:b/>
+                                <w:bCs/>
+                              </w:rPr>
+                            </w:pPr>
+                            <w:r>
+                              <w:rPr>
+                                <w:rFonts w:ascii="Times New Roman" w:eastAsia="Times New Roman" w:hAnsi="Times New Roman" w:cs="Times New Roman"/>
+                                <w:b/>
+                                <w:bCs/>
+                              </w:rPr>
+                              <w:t>${rt_functionality_2_4}</w:t>
+                            </w:r>
                           </w:p>
                         </w:tc>
                         <w:tc>
@@ -10577,12 +11055,21 @@
                           </w:tcPr>
                           <w:p>
                             <w:pPr>
-                              <w:rPr>
-                                <w:rFonts w:ascii="Times New Roman" w:eastAsia="Times New Roman" w:hAnsi="Times New Roman" w:cs="Times New Roman"/>
-                                <w:b/>
-                                <w:bCs/>
-                              </w:rPr>
-                            </w:pPr>
+                              <w:jc w:val="center"/>
+                              <w:rPr>
+                                <w:rFonts w:ascii="Times New Roman" w:eastAsia="Times New Roman" w:hAnsi="Times New Roman" w:cs="Times New Roman"/>
+                                <w:b/>
+                                <w:bCs/>
+                              </w:rPr>
+                            </w:pPr>
+                            <w:r>
+                              <w:rPr>
+                                <w:rFonts w:ascii="Times New Roman" w:eastAsia="Times New Roman" w:hAnsi="Times New Roman" w:cs="Times New Roman"/>
+                                <w:b/>
+                                <w:bCs/>
+                              </w:rPr>
+                              <w:t>${rt_functionality_2_3}</w:t>
+                            </w:r>
                           </w:p>
                         </w:tc>
                         <w:tc>
@@ -10591,12 +11078,21 @@
                           </w:tcPr>
                           <w:p>
                             <w:pPr>
-                              <w:rPr>
-                                <w:rFonts w:ascii="Times New Roman" w:eastAsia="Times New Roman" w:hAnsi="Times New Roman" w:cs="Times New Roman"/>
-                                <w:b/>
-                                <w:bCs/>
-                              </w:rPr>
-                            </w:pPr>
+                              <w:jc w:val="center"/>
+                              <w:rPr>
+                                <w:rFonts w:ascii="Times New Roman" w:eastAsia="Times New Roman" w:hAnsi="Times New Roman" w:cs="Times New Roman"/>
+                                <w:b/>
+                                <w:bCs/>
+                              </w:rPr>
+                            </w:pPr>
+                            <w:r>
+                              <w:rPr>
+                                <w:rFonts w:ascii="Times New Roman" w:eastAsia="Times New Roman" w:hAnsi="Times New Roman" w:cs="Times New Roman"/>
+                                <w:b/>
+                                <w:bCs/>
+                              </w:rPr>
+                              <w:t>${rt_functionality_2_2}</w:t>
+                            </w:r>
                           </w:p>
                         </w:tc>
                         <w:tc>
@@ -10605,12 +11101,21 @@
                           </w:tcPr>
                           <w:p>
                             <w:pPr>
-                              <w:rPr>
-                                <w:rFonts w:ascii="Times New Roman" w:eastAsia="Times New Roman" w:hAnsi="Times New Roman" w:cs="Times New Roman"/>
-                                <w:b/>
-                                <w:bCs/>
-                              </w:rPr>
-                            </w:pPr>
+                              <w:jc w:val="center"/>
+                              <w:rPr>
+                                <w:rFonts w:ascii="Times New Roman" w:eastAsia="Times New Roman" w:hAnsi="Times New Roman" w:cs="Times New Roman"/>
+                                <w:b/>
+                                <w:bCs/>
+                              </w:rPr>
+                            </w:pPr>
+                            <w:r>
+                              <w:rPr>
+                                <w:rFonts w:ascii="Times New Roman" w:eastAsia="Times New Roman" w:hAnsi="Times New Roman" w:cs="Times New Roman"/>
+                                <w:b/>
+                                <w:bCs/>
+                              </w:rPr>
+                              <w:t>${rt_functionality_2_1}</w:t>
+                            </w:r>
                           </w:p>
                         </w:tc>
                       </w:tr>
@@ -10668,12 +11173,21 @@
                           </w:tcPr>
                           <w:p>
                             <w:pPr>
-                              <w:rPr>
-                                <w:rFonts w:ascii="Times New Roman" w:eastAsia="Times New Roman" w:hAnsi="Times New Roman" w:cs="Times New Roman"/>
-                                <w:b/>
-                                <w:bCs/>
-                              </w:rPr>
-                            </w:pPr>
+                              <w:jc w:val="center"/>
+                              <w:rPr>
+                                <w:rFonts w:ascii="Times New Roman" w:eastAsia="Times New Roman" w:hAnsi="Times New Roman" w:cs="Times New Roman"/>
+                                <w:b/>
+                                <w:bCs/>
+                              </w:rPr>
+                            </w:pPr>
+                            <w:r>
+                              <w:rPr>
+                                <w:rFonts w:ascii="Times New Roman" w:eastAsia="Times New Roman" w:hAnsi="Times New Roman" w:cs="Times New Roman"/>
+                                <w:b/>
+                                <w:bCs/>
+                              </w:rPr>
+                              <w:t>${rt_functionality_3_5}</w:t>
+                            </w:r>
                           </w:p>
                         </w:tc>
                         <w:tc>
@@ -10682,12 +11196,21 @@
                           </w:tcPr>
                           <w:p>
                             <w:pPr>
-                              <w:rPr>
-                                <w:rFonts w:ascii="Times New Roman" w:eastAsia="Times New Roman" w:hAnsi="Times New Roman" w:cs="Times New Roman"/>
-                                <w:b/>
-                                <w:bCs/>
-                              </w:rPr>
-                            </w:pPr>
+                              <w:jc w:val="center"/>
+                              <w:rPr>
+                                <w:rFonts w:ascii="Times New Roman" w:eastAsia="Times New Roman" w:hAnsi="Times New Roman" w:cs="Times New Roman"/>
+                                <w:b/>
+                                <w:bCs/>
+                              </w:rPr>
+                            </w:pPr>
+                            <w:r>
+                              <w:rPr>
+                                <w:rFonts w:ascii="Times New Roman" w:eastAsia="Times New Roman" w:hAnsi="Times New Roman" w:cs="Times New Roman"/>
+                                <w:b/>
+                                <w:bCs/>
+                              </w:rPr>
+                              <w:t>${rt_functionality_3_4}</w:t>
+                            </w:r>
                           </w:p>
                         </w:tc>
                         <w:tc>
@@ -10696,12 +11219,21 @@
                           </w:tcPr>
                           <w:p>
                             <w:pPr>
-                              <w:rPr>
-                                <w:rFonts w:ascii="Times New Roman" w:eastAsia="Times New Roman" w:hAnsi="Times New Roman" w:cs="Times New Roman"/>
-                                <w:b/>
-                                <w:bCs/>
-                              </w:rPr>
-                            </w:pPr>
+                              <w:jc w:val="center"/>
+                              <w:rPr>
+                                <w:rFonts w:ascii="Times New Roman" w:eastAsia="Times New Roman" w:hAnsi="Times New Roman" w:cs="Times New Roman"/>
+                                <w:b/>
+                                <w:bCs/>
+                              </w:rPr>
+                            </w:pPr>
+                            <w:r>
+                              <w:rPr>
+                                <w:rFonts w:ascii="Times New Roman" w:eastAsia="Times New Roman" w:hAnsi="Times New Roman" w:cs="Times New Roman"/>
+                                <w:b/>
+                                <w:bCs/>
+                              </w:rPr>
+                              <w:t>${rt_functionality_3_3}</w:t>
+                            </w:r>
                           </w:p>
                         </w:tc>
                         <w:tc>
@@ -10710,12 +11242,21 @@
                           </w:tcPr>
                           <w:p>
                             <w:pPr>
-                              <w:rPr>
-                                <w:rFonts w:ascii="Times New Roman" w:eastAsia="Times New Roman" w:hAnsi="Times New Roman" w:cs="Times New Roman"/>
-                                <w:b/>
-                                <w:bCs/>
-                              </w:rPr>
-                            </w:pPr>
+                              <w:jc w:val="center"/>
+                              <w:rPr>
+                                <w:rFonts w:ascii="Times New Roman" w:eastAsia="Times New Roman" w:hAnsi="Times New Roman" w:cs="Times New Roman"/>
+                                <w:b/>
+                                <w:bCs/>
+                              </w:rPr>
+                            </w:pPr>
+                            <w:r>
+                              <w:rPr>
+                                <w:rFonts w:ascii="Times New Roman" w:eastAsia="Times New Roman" w:hAnsi="Times New Roman" w:cs="Times New Roman"/>
+                                <w:b/>
+                                <w:bCs/>
+                              </w:rPr>
+                              <w:t>${rt_functionality_3_2}</w:t>
+                            </w:r>
                           </w:p>
                         </w:tc>
                         <w:tc>
@@ -10724,12 +11265,21 @@
                           </w:tcPr>
                           <w:p>
                             <w:pPr>
-                              <w:rPr>
-                                <w:rFonts w:ascii="Times New Roman" w:eastAsia="Times New Roman" w:hAnsi="Times New Roman" w:cs="Times New Roman"/>
-                                <w:b/>
-                                <w:bCs/>
-                              </w:rPr>
-                            </w:pPr>
+                              <w:jc w:val="center"/>
+                              <w:rPr>
+                                <w:rFonts w:ascii="Times New Roman" w:eastAsia="Times New Roman" w:hAnsi="Times New Roman" w:cs="Times New Roman"/>
+                                <w:b/>
+                                <w:bCs/>
+                              </w:rPr>
+                            </w:pPr>
+                            <w:r>
+                              <w:rPr>
+                                <w:rFonts w:ascii="Times New Roman" w:eastAsia="Times New Roman" w:hAnsi="Times New Roman" w:cs="Times New Roman"/>
+                                <w:b/>
+                                <w:bCs/>
+                              </w:rPr>
+                              <w:t>${rt_functionality_3_1}</w:t>
+                            </w:r>
                           </w:p>
                         </w:tc>
                       </w:tr>
@@ -10787,12 +11337,21 @@
                           </w:tcPr>
                           <w:p>
                             <w:pPr>
-                              <w:rPr>
-                                <w:rFonts w:ascii="Times New Roman" w:eastAsia="Times New Roman" w:hAnsi="Times New Roman" w:cs="Times New Roman"/>
-                                <w:b/>
-                                <w:bCs/>
-                              </w:rPr>
-                            </w:pPr>
+                              <w:jc w:val="center"/>
+                              <w:rPr>
+                                <w:rFonts w:ascii="Times New Roman" w:eastAsia="Times New Roman" w:hAnsi="Times New Roman" w:cs="Times New Roman"/>
+                                <w:b/>
+                                <w:bCs/>
+                              </w:rPr>
+                            </w:pPr>
+                            <w:r>
+                              <w:rPr>
+                                <w:rFonts w:ascii="Times New Roman" w:eastAsia="Times New Roman" w:hAnsi="Times New Roman" w:cs="Times New Roman"/>
+                                <w:b/>
+                                <w:bCs/>
+                              </w:rPr>
+                              <w:t>${rt_functionality_4_5}</w:t>
+                            </w:r>
                           </w:p>
                         </w:tc>
                         <w:tc>
@@ -10801,12 +11360,21 @@
                           </w:tcPr>
                           <w:p>
                             <w:pPr>
-                              <w:rPr>
-                                <w:rFonts w:ascii="Times New Roman" w:eastAsia="Times New Roman" w:hAnsi="Times New Roman" w:cs="Times New Roman"/>
-                                <w:b/>
-                                <w:bCs/>
-                              </w:rPr>
-                            </w:pPr>
+                              <w:jc w:val="center"/>
+                              <w:rPr>
+                                <w:rFonts w:ascii="Times New Roman" w:eastAsia="Times New Roman" w:hAnsi="Times New Roman" w:cs="Times New Roman"/>
+                                <w:b/>
+                                <w:bCs/>
+                              </w:rPr>
+                            </w:pPr>
+                            <w:r>
+                              <w:rPr>
+                                <w:rFonts w:ascii="Times New Roman" w:eastAsia="Times New Roman" w:hAnsi="Times New Roman" w:cs="Times New Roman"/>
+                                <w:b/>
+                                <w:bCs/>
+                              </w:rPr>
+                              <w:t>${rt_functionality_4_4}</w:t>
+                            </w:r>
                           </w:p>
                         </w:tc>
                         <w:tc>
@@ -10815,12 +11383,21 @@
                           </w:tcPr>
                           <w:p>
                             <w:pPr>
-                              <w:rPr>
-                                <w:rFonts w:ascii="Times New Roman" w:eastAsia="Times New Roman" w:hAnsi="Times New Roman" w:cs="Times New Roman"/>
-                                <w:b/>
-                                <w:bCs/>
-                              </w:rPr>
-                            </w:pPr>
+                              <w:jc w:val="center"/>
+                              <w:rPr>
+                                <w:rFonts w:ascii="Times New Roman" w:eastAsia="Times New Roman" w:hAnsi="Times New Roman" w:cs="Times New Roman"/>
+                                <w:b/>
+                                <w:bCs/>
+                              </w:rPr>
+                            </w:pPr>
+                            <w:r>
+                              <w:rPr>
+                                <w:rFonts w:ascii="Times New Roman" w:eastAsia="Times New Roman" w:hAnsi="Times New Roman" w:cs="Times New Roman"/>
+                                <w:b/>
+                                <w:bCs/>
+                              </w:rPr>
+                              <w:t>${rt_functionality_4_3}</w:t>
+                            </w:r>
                           </w:p>
                         </w:tc>
                         <w:tc>
@@ -10829,12 +11406,21 @@
                           </w:tcPr>
                           <w:p>
                             <w:pPr>
-                              <w:rPr>
-                                <w:rFonts w:ascii="Times New Roman" w:eastAsia="Times New Roman" w:hAnsi="Times New Roman" w:cs="Times New Roman"/>
-                                <w:b/>
-                                <w:bCs/>
-                              </w:rPr>
-                            </w:pPr>
+                              <w:jc w:val="center"/>
+                              <w:rPr>
+                                <w:rFonts w:ascii="Times New Roman" w:eastAsia="Times New Roman" w:hAnsi="Times New Roman" w:cs="Times New Roman"/>
+                                <w:b/>
+                                <w:bCs/>
+                              </w:rPr>
+                            </w:pPr>
+                            <w:r>
+                              <w:rPr>
+                                <w:rFonts w:ascii="Times New Roman" w:eastAsia="Times New Roman" w:hAnsi="Times New Roman" w:cs="Times New Roman"/>
+                                <w:b/>
+                                <w:bCs/>
+                              </w:rPr>
+                              <w:t>${rt_functionality_4_2}</w:t>
+                            </w:r>
                           </w:p>
                         </w:tc>
                         <w:tc>
@@ -10843,12 +11429,21 @@
                           </w:tcPr>
                           <w:p>
                             <w:pPr>
-                              <w:rPr>
-                                <w:rFonts w:ascii="Times New Roman" w:eastAsia="Times New Roman" w:hAnsi="Times New Roman" w:cs="Times New Roman"/>
-                                <w:b/>
-                                <w:bCs/>
-                              </w:rPr>
-                            </w:pPr>
+                              <w:jc w:val="center"/>
+                              <w:rPr>
+                                <w:rFonts w:ascii="Times New Roman" w:eastAsia="Times New Roman" w:hAnsi="Times New Roman" w:cs="Times New Roman"/>
+                                <w:b/>
+                                <w:bCs/>
+                              </w:rPr>
+                            </w:pPr>
+                            <w:r>
+                              <w:rPr>
+                                <w:rFonts w:ascii="Times New Roman" w:eastAsia="Times New Roman" w:hAnsi="Times New Roman" w:cs="Times New Roman"/>
+                                <w:b/>
+                                <w:bCs/>
+                              </w:rPr>
+                              <w:t>${rt_functionality_4_1}</w:t>
+                            </w:r>
                           </w:p>
                         </w:tc>
                       </w:tr>
@@ -10905,7 +11500,7 @@
                                 <w:b/>
                                 <w:bCs/>
                               </w:rPr>
-                              <w:t xml:space="preserve">          </w:t>
+                              <w:t>${avg_functionality}</w:t>
                             </w:r>
                           </w:p>
                         </w:tc>
@@ -10967,6 +11562,14 @@
                                 <w:bCs/>
                               </w:rPr>
                             </w:pPr>
+                            <w:r>
+                              <w:rPr>
+                                <w:rFonts w:ascii="Times New Roman" w:eastAsia="Times New Roman" w:hAnsi="Times New Roman" w:cs="Times New Roman"/>
+                                <w:sz w:val="18"/>
+                                <w:szCs w:val="18"/>
+                              </w:rPr>
+                              <w:t>${interp_functionality}</w:t>
+                            </w:r>
                           </w:p>
                         </w:tc>
                       </w:tr>
@@ -10978,7 +11581,6 @@
                           <w:tcPr>
                             <w:tcW w:w="4344" w:type="dxa"/>
                             <w:gridSpan w:val="8"/>
-                            <w:shd w:val="clear" w:color="auto" w:fill="auto"/>
                             <w:vAlign w:val="center"/>
                           </w:tcPr>
                           <w:p>
@@ -11263,12 +11865,21 @@
                           </w:tcPr>
                           <w:p>
                             <w:pPr>
-                              <w:rPr>
-                                <w:rFonts w:ascii="Times New Roman" w:eastAsia="Times New Roman" w:hAnsi="Times New Roman" w:cs="Times New Roman"/>
-                                <w:b/>
-                                <w:bCs/>
-                              </w:rPr>
-                            </w:pPr>
+                              <w:jc w:val="center"/>
+                              <w:rPr>
+                                <w:rFonts w:ascii="Times New Roman" w:eastAsia="Times New Roman" w:hAnsi="Times New Roman" w:cs="Times New Roman"/>
+                                <w:b/>
+                                <w:bCs/>
+                              </w:rPr>
+                            </w:pPr>
+                            <w:r>
+                              <w:rPr>
+                                <w:rFonts w:ascii="Times New Roman" w:eastAsia="Times New Roman" w:hAnsi="Times New Roman" w:cs="Times New Roman"/>
+                                <w:b/>
+                                <w:bCs/>
+                              </w:rPr>
+                              <w:t>${rt_technical_feasibility_0_5}</w:t>
+                            </w:r>
                           </w:p>
                         </w:tc>
                         <w:tc>
@@ -11278,12 +11889,21 @@
                           </w:tcPr>
                           <w:p>
                             <w:pPr>
-                              <w:rPr>
-                                <w:rFonts w:ascii="Times New Roman" w:eastAsia="Times New Roman" w:hAnsi="Times New Roman" w:cs="Times New Roman"/>
-                                <w:b/>
-                                <w:bCs/>
-                              </w:rPr>
-                            </w:pPr>
+                              <w:jc w:val="center"/>
+                              <w:rPr>
+                                <w:rFonts w:ascii="Times New Roman" w:eastAsia="Times New Roman" w:hAnsi="Times New Roman" w:cs="Times New Roman"/>
+                                <w:b/>
+                                <w:bCs/>
+                              </w:rPr>
+                            </w:pPr>
+                            <w:r>
+                              <w:rPr>
+                                <w:rFonts w:ascii="Times New Roman" w:eastAsia="Times New Roman" w:hAnsi="Times New Roman" w:cs="Times New Roman"/>
+                                <w:b/>
+                                <w:bCs/>
+                              </w:rPr>
+                              <w:t>${rt_technical_feasibility_0_4}</w:t>
+                            </w:r>
                           </w:p>
                         </w:tc>
                         <w:tc>
@@ -11293,12 +11913,21 @@
                           </w:tcPr>
                           <w:p>
                             <w:pPr>
-                              <w:rPr>
-                                <w:rFonts w:ascii="Times New Roman" w:eastAsia="Times New Roman" w:hAnsi="Times New Roman" w:cs="Times New Roman"/>
-                                <w:b/>
-                                <w:bCs/>
-                              </w:rPr>
-                            </w:pPr>
+                              <w:jc w:val="center"/>
+                              <w:rPr>
+                                <w:rFonts w:ascii="Times New Roman" w:eastAsia="Times New Roman" w:hAnsi="Times New Roman" w:cs="Times New Roman"/>
+                                <w:b/>
+                                <w:bCs/>
+                              </w:rPr>
+                            </w:pPr>
+                            <w:r>
+                              <w:rPr>
+                                <w:rFonts w:ascii="Times New Roman" w:eastAsia="Times New Roman" w:hAnsi="Times New Roman" w:cs="Times New Roman"/>
+                                <w:b/>
+                                <w:bCs/>
+                              </w:rPr>
+                              <w:t>${rt_technical_feasibility_0_3}</w:t>
+                            </w:r>
                           </w:p>
                         </w:tc>
                         <w:tc>
@@ -11308,12 +11937,21 @@
                           </w:tcPr>
                           <w:p>
                             <w:pPr>
-                              <w:rPr>
-                                <w:rFonts w:ascii="Times New Roman" w:eastAsia="Times New Roman" w:hAnsi="Times New Roman" w:cs="Times New Roman"/>
-                                <w:b/>
-                                <w:bCs/>
-                              </w:rPr>
-                            </w:pPr>
+                              <w:jc w:val="center"/>
+                              <w:rPr>
+                                <w:rFonts w:ascii="Times New Roman" w:eastAsia="Times New Roman" w:hAnsi="Times New Roman" w:cs="Times New Roman"/>
+                                <w:b/>
+                                <w:bCs/>
+                              </w:rPr>
+                            </w:pPr>
+                            <w:r>
+                              <w:rPr>
+                                <w:rFonts w:ascii="Times New Roman" w:eastAsia="Times New Roman" w:hAnsi="Times New Roman" w:cs="Times New Roman"/>
+                                <w:b/>
+                                <w:bCs/>
+                              </w:rPr>
+                              <w:t>${rt_technical_feasibility_0_2}</w:t>
+                            </w:r>
                           </w:p>
                         </w:tc>
                         <w:tc>
@@ -11323,12 +11961,21 @@
                           </w:tcPr>
                           <w:p>
                             <w:pPr>
-                              <w:rPr>
-                                <w:rFonts w:ascii="Times New Roman" w:eastAsia="Times New Roman" w:hAnsi="Times New Roman" w:cs="Times New Roman"/>
-                                <w:b/>
-                                <w:bCs/>
-                              </w:rPr>
-                            </w:pPr>
+                              <w:jc w:val="center"/>
+                              <w:rPr>
+                                <w:rFonts w:ascii="Times New Roman" w:eastAsia="Times New Roman" w:hAnsi="Times New Roman" w:cs="Times New Roman"/>
+                                <w:b/>
+                                <w:bCs/>
+                              </w:rPr>
+                            </w:pPr>
+                            <w:r>
+                              <w:rPr>
+                                <w:rFonts w:ascii="Times New Roman" w:eastAsia="Times New Roman" w:hAnsi="Times New Roman" w:cs="Times New Roman"/>
+                                <w:b/>
+                                <w:bCs/>
+                              </w:rPr>
+                              <w:t>${rt_technical_feasibility_0_1}</w:t>
+                            </w:r>
                           </w:p>
                         </w:tc>
                       </w:tr>
@@ -11396,12 +12043,21 @@
                           </w:tcPr>
                           <w:p>
                             <w:pPr>
-                              <w:rPr>
-                                <w:rFonts w:ascii="Times New Roman" w:eastAsia="Times New Roman" w:hAnsi="Times New Roman" w:cs="Times New Roman"/>
-                                <w:b/>
-                                <w:bCs/>
-                              </w:rPr>
-                            </w:pPr>
+                              <w:jc w:val="center"/>
+                              <w:rPr>
+                                <w:rFonts w:ascii="Times New Roman" w:eastAsia="Times New Roman" w:hAnsi="Times New Roman" w:cs="Times New Roman"/>
+                                <w:b/>
+                                <w:bCs/>
+                              </w:rPr>
+                            </w:pPr>
+                            <w:r>
+                              <w:rPr>
+                                <w:rFonts w:ascii="Times New Roman" w:eastAsia="Times New Roman" w:hAnsi="Times New Roman" w:cs="Times New Roman"/>
+                                <w:b/>
+                                <w:bCs/>
+                              </w:rPr>
+                              <w:t>${rt_technical_feasibility_1_5}</w:t>
+                            </w:r>
                           </w:p>
                         </w:tc>
                         <w:tc>
@@ -11411,12 +12067,21 @@
                           </w:tcPr>
                           <w:p>
                             <w:pPr>
-                              <w:rPr>
-                                <w:rFonts w:ascii="Times New Roman" w:eastAsia="Times New Roman" w:hAnsi="Times New Roman" w:cs="Times New Roman"/>
-                                <w:b/>
-                                <w:bCs/>
-                              </w:rPr>
-                            </w:pPr>
+                              <w:jc w:val="center"/>
+                              <w:rPr>
+                                <w:rFonts w:ascii="Times New Roman" w:eastAsia="Times New Roman" w:hAnsi="Times New Roman" w:cs="Times New Roman"/>
+                                <w:b/>
+                                <w:bCs/>
+                              </w:rPr>
+                            </w:pPr>
+                            <w:r>
+                              <w:rPr>
+                                <w:rFonts w:ascii="Times New Roman" w:eastAsia="Times New Roman" w:hAnsi="Times New Roman" w:cs="Times New Roman"/>
+                                <w:b/>
+                                <w:bCs/>
+                              </w:rPr>
+                              <w:t>${rt_technical_feasibility_1_4}</w:t>
+                            </w:r>
                           </w:p>
                         </w:tc>
                         <w:tc>
@@ -11426,12 +12091,21 @@
                           </w:tcPr>
                           <w:p>
                             <w:pPr>
-                              <w:rPr>
-                                <w:rFonts w:ascii="Times New Roman" w:eastAsia="Times New Roman" w:hAnsi="Times New Roman" w:cs="Times New Roman"/>
-                                <w:b/>
-                                <w:bCs/>
-                              </w:rPr>
-                            </w:pPr>
+                              <w:jc w:val="center"/>
+                              <w:rPr>
+                                <w:rFonts w:ascii="Times New Roman" w:eastAsia="Times New Roman" w:hAnsi="Times New Roman" w:cs="Times New Roman"/>
+                                <w:b/>
+                                <w:bCs/>
+                              </w:rPr>
+                            </w:pPr>
+                            <w:r>
+                              <w:rPr>
+                                <w:rFonts w:ascii="Times New Roman" w:eastAsia="Times New Roman" w:hAnsi="Times New Roman" w:cs="Times New Roman"/>
+                                <w:b/>
+                                <w:bCs/>
+                              </w:rPr>
+                              <w:t>${rt_technical_feasibility_1_3}</w:t>
+                            </w:r>
                           </w:p>
                         </w:tc>
                         <w:tc>
@@ -11441,12 +12115,21 @@
                           </w:tcPr>
                           <w:p>
                             <w:pPr>
-                              <w:rPr>
-                                <w:rFonts w:ascii="Times New Roman" w:eastAsia="Times New Roman" w:hAnsi="Times New Roman" w:cs="Times New Roman"/>
-                                <w:b/>
-                                <w:bCs/>
-                              </w:rPr>
-                            </w:pPr>
+                              <w:jc w:val="center"/>
+                              <w:rPr>
+                                <w:rFonts w:ascii="Times New Roman" w:eastAsia="Times New Roman" w:hAnsi="Times New Roman" w:cs="Times New Roman"/>
+                                <w:b/>
+                                <w:bCs/>
+                              </w:rPr>
+                            </w:pPr>
+                            <w:r>
+                              <w:rPr>
+                                <w:rFonts w:ascii="Times New Roman" w:eastAsia="Times New Roman" w:hAnsi="Times New Roman" w:cs="Times New Roman"/>
+                                <w:b/>
+                                <w:bCs/>
+                              </w:rPr>
+                              <w:t>${rt_technical_feasibility_1_2}</w:t>
+                            </w:r>
                           </w:p>
                         </w:tc>
                         <w:tc>
@@ -11456,12 +12139,21 @@
                           </w:tcPr>
                           <w:p>
                             <w:pPr>
-                              <w:rPr>
-                                <w:rFonts w:ascii="Times New Roman" w:eastAsia="Times New Roman" w:hAnsi="Times New Roman" w:cs="Times New Roman"/>
-                                <w:b/>
-                                <w:bCs/>
-                              </w:rPr>
-                            </w:pPr>
+                              <w:jc w:val="center"/>
+                              <w:rPr>
+                                <w:rFonts w:ascii="Times New Roman" w:eastAsia="Times New Roman" w:hAnsi="Times New Roman" w:cs="Times New Roman"/>
+                                <w:b/>
+                                <w:bCs/>
+                              </w:rPr>
+                            </w:pPr>
+                            <w:r>
+                              <w:rPr>
+                                <w:rFonts w:ascii="Times New Roman" w:eastAsia="Times New Roman" w:hAnsi="Times New Roman" w:cs="Times New Roman"/>
+                                <w:b/>
+                                <w:bCs/>
+                              </w:rPr>
+                              <w:t>${rt_technical_feasibility_1_1}</w:t>
+                            </w:r>
                           </w:p>
                         </w:tc>
                       </w:tr>
@@ -11515,7 +12207,7 @@
                               <w:tblLook w:val="04A0" w:firstRow="1" w:lastRow="0" w:firstColumn="1" w:lastColumn="0" w:noHBand="0" w:noVBand="1"/>
                             </w:tblPr>
                             <w:tblGrid>
-                              <w:gridCol w:w="2196"/>
+                              <w:gridCol w:w="1371"/>
                             </w:tblGrid>
                             <w:tr>
                               <w:trPr>
@@ -11567,12 +12259,21 @@
                           </w:tcPr>
                           <w:p>
                             <w:pPr>
-                              <w:rPr>
-                                <w:rFonts w:ascii="Times New Roman" w:eastAsia="Times New Roman" w:hAnsi="Times New Roman" w:cs="Times New Roman"/>
-                                <w:b/>
-                                <w:bCs/>
-                              </w:rPr>
-                            </w:pPr>
+                              <w:jc w:val="center"/>
+                              <w:rPr>
+                                <w:rFonts w:ascii="Times New Roman" w:eastAsia="Times New Roman" w:hAnsi="Times New Roman" w:cs="Times New Roman"/>
+                                <w:b/>
+                                <w:bCs/>
+                              </w:rPr>
+                            </w:pPr>
+                            <w:r>
+                              <w:rPr>
+                                <w:rFonts w:ascii="Times New Roman" w:eastAsia="Times New Roman" w:hAnsi="Times New Roman" w:cs="Times New Roman"/>
+                                <w:b/>
+                                <w:bCs/>
+                              </w:rPr>
+                              <w:t>${rt_technical_feasibility_2_5}</w:t>
+                            </w:r>
                           </w:p>
                         </w:tc>
                         <w:tc>
@@ -11582,12 +12283,21 @@
                           </w:tcPr>
                           <w:p>
                             <w:pPr>
-                              <w:rPr>
-                                <w:rFonts w:ascii="Times New Roman" w:eastAsia="Times New Roman" w:hAnsi="Times New Roman" w:cs="Times New Roman"/>
-                                <w:b/>
-                                <w:bCs/>
-                              </w:rPr>
-                            </w:pPr>
+                              <w:jc w:val="center"/>
+                              <w:rPr>
+                                <w:rFonts w:ascii="Times New Roman" w:eastAsia="Times New Roman" w:hAnsi="Times New Roman" w:cs="Times New Roman"/>
+                                <w:b/>
+                                <w:bCs/>
+                              </w:rPr>
+                            </w:pPr>
+                            <w:r>
+                              <w:rPr>
+                                <w:rFonts w:ascii="Times New Roman" w:eastAsia="Times New Roman" w:hAnsi="Times New Roman" w:cs="Times New Roman"/>
+                                <w:b/>
+                                <w:bCs/>
+                              </w:rPr>
+                              <w:t>${rt_technical_feasibility_2_4}</w:t>
+                            </w:r>
                           </w:p>
                         </w:tc>
                         <w:tc>
@@ -11597,12 +12307,21 @@
                           </w:tcPr>
                           <w:p>
                             <w:pPr>
-                              <w:rPr>
-                                <w:rFonts w:ascii="Times New Roman" w:eastAsia="Times New Roman" w:hAnsi="Times New Roman" w:cs="Times New Roman"/>
-                                <w:b/>
-                                <w:bCs/>
-                              </w:rPr>
-                            </w:pPr>
+                              <w:jc w:val="center"/>
+                              <w:rPr>
+                                <w:rFonts w:ascii="Times New Roman" w:eastAsia="Times New Roman" w:hAnsi="Times New Roman" w:cs="Times New Roman"/>
+                                <w:b/>
+                                <w:bCs/>
+                              </w:rPr>
+                            </w:pPr>
+                            <w:r>
+                              <w:rPr>
+                                <w:rFonts w:ascii="Times New Roman" w:eastAsia="Times New Roman" w:hAnsi="Times New Roman" w:cs="Times New Roman"/>
+                                <w:b/>
+                                <w:bCs/>
+                              </w:rPr>
+                              <w:t>${rt_technical_feasibility_2_3}</w:t>
+                            </w:r>
                           </w:p>
                         </w:tc>
                         <w:tc>
@@ -11612,12 +12331,21 @@
                           </w:tcPr>
                           <w:p>
                             <w:pPr>
-                              <w:rPr>
-                                <w:rFonts w:ascii="Times New Roman" w:eastAsia="Times New Roman" w:hAnsi="Times New Roman" w:cs="Times New Roman"/>
-                                <w:b/>
-                                <w:bCs/>
-                              </w:rPr>
-                            </w:pPr>
+                              <w:jc w:val="center"/>
+                              <w:rPr>
+                                <w:rFonts w:ascii="Times New Roman" w:eastAsia="Times New Roman" w:hAnsi="Times New Roman" w:cs="Times New Roman"/>
+                                <w:b/>
+                                <w:bCs/>
+                              </w:rPr>
+                            </w:pPr>
+                            <w:r>
+                              <w:rPr>
+                                <w:rFonts w:ascii="Times New Roman" w:eastAsia="Times New Roman" w:hAnsi="Times New Roman" w:cs="Times New Roman"/>
+                                <w:b/>
+                                <w:bCs/>
+                              </w:rPr>
+                              <w:t>${rt_technical_feasibility_2_2}</w:t>
+                            </w:r>
                           </w:p>
                         </w:tc>
                         <w:tc>
@@ -11627,12 +12355,21 @@
                           </w:tcPr>
                           <w:p>
                             <w:pPr>
-                              <w:rPr>
-                                <w:rFonts w:ascii="Times New Roman" w:eastAsia="Times New Roman" w:hAnsi="Times New Roman" w:cs="Times New Roman"/>
-                                <w:b/>
-                                <w:bCs/>
-                              </w:rPr>
-                            </w:pPr>
+                              <w:jc w:val="center"/>
+                              <w:rPr>
+                                <w:rFonts w:ascii="Times New Roman" w:eastAsia="Times New Roman" w:hAnsi="Times New Roman" w:cs="Times New Roman"/>
+                                <w:b/>
+                                <w:bCs/>
+                              </w:rPr>
+                            </w:pPr>
+                            <w:r>
+                              <w:rPr>
+                                <w:rFonts w:ascii="Times New Roman" w:eastAsia="Times New Roman" w:hAnsi="Times New Roman" w:cs="Times New Roman"/>
+                                <w:b/>
+                                <w:bCs/>
+                              </w:rPr>
+                              <w:t>${rt_technical_feasibility_2_1}</w:t>
+                            </w:r>
                           </w:p>
                         </w:tc>
                       </w:tr>
@@ -11700,12 +12437,21 @@
                           </w:tcPr>
                           <w:p>
                             <w:pPr>
-                              <w:rPr>
-                                <w:rFonts w:ascii="Times New Roman" w:eastAsia="Times New Roman" w:hAnsi="Times New Roman" w:cs="Times New Roman"/>
-                                <w:b/>
-                                <w:bCs/>
-                              </w:rPr>
-                            </w:pPr>
+                              <w:jc w:val="center"/>
+                              <w:rPr>
+                                <w:rFonts w:ascii="Times New Roman" w:eastAsia="Times New Roman" w:hAnsi="Times New Roman" w:cs="Times New Roman"/>
+                                <w:b/>
+                                <w:bCs/>
+                              </w:rPr>
+                            </w:pPr>
+                            <w:r>
+                              <w:rPr>
+                                <w:rFonts w:ascii="Times New Roman" w:eastAsia="Times New Roman" w:hAnsi="Times New Roman" w:cs="Times New Roman"/>
+                                <w:b/>
+                                <w:bCs/>
+                              </w:rPr>
+                              <w:t>${rt_technical_feasibility_3_5}</w:t>
+                            </w:r>
                           </w:p>
                         </w:tc>
                         <w:tc>
@@ -11715,12 +12461,21 @@
                           </w:tcPr>
                           <w:p>
                             <w:pPr>
-                              <w:rPr>
-                                <w:rFonts w:ascii="Times New Roman" w:eastAsia="Times New Roman" w:hAnsi="Times New Roman" w:cs="Times New Roman"/>
-                                <w:b/>
-                                <w:bCs/>
-                              </w:rPr>
-                            </w:pPr>
+                              <w:jc w:val="center"/>
+                              <w:rPr>
+                                <w:rFonts w:ascii="Times New Roman" w:eastAsia="Times New Roman" w:hAnsi="Times New Roman" w:cs="Times New Roman"/>
+                                <w:b/>
+                                <w:bCs/>
+                              </w:rPr>
+                            </w:pPr>
+                            <w:r>
+                              <w:rPr>
+                                <w:rFonts w:ascii="Times New Roman" w:eastAsia="Times New Roman" w:hAnsi="Times New Roman" w:cs="Times New Roman"/>
+                                <w:b/>
+                                <w:bCs/>
+                              </w:rPr>
+                              <w:t>${rt_technical_feasibility_3_4}</w:t>
+                            </w:r>
                           </w:p>
                         </w:tc>
                         <w:tc>
@@ -11730,12 +12485,21 @@
                           </w:tcPr>
                           <w:p>
                             <w:pPr>
-                              <w:rPr>
-                                <w:rFonts w:ascii="Times New Roman" w:eastAsia="Times New Roman" w:hAnsi="Times New Roman" w:cs="Times New Roman"/>
-                                <w:b/>
-                                <w:bCs/>
-                              </w:rPr>
-                            </w:pPr>
+                              <w:jc w:val="center"/>
+                              <w:rPr>
+                                <w:rFonts w:ascii="Times New Roman" w:eastAsia="Times New Roman" w:hAnsi="Times New Roman" w:cs="Times New Roman"/>
+                                <w:b/>
+                                <w:bCs/>
+                              </w:rPr>
+                            </w:pPr>
+                            <w:r>
+                              <w:rPr>
+                                <w:rFonts w:ascii="Times New Roman" w:eastAsia="Times New Roman" w:hAnsi="Times New Roman" w:cs="Times New Roman"/>
+                                <w:b/>
+                                <w:bCs/>
+                              </w:rPr>
+                              <w:t>${rt_technical_feasibility_3_3}</w:t>
+                            </w:r>
                           </w:p>
                         </w:tc>
                         <w:tc>
@@ -11745,12 +12509,21 @@
                           </w:tcPr>
                           <w:p>
                             <w:pPr>
-                              <w:rPr>
-                                <w:rFonts w:ascii="Times New Roman" w:eastAsia="Times New Roman" w:hAnsi="Times New Roman" w:cs="Times New Roman"/>
-                                <w:b/>
-                                <w:bCs/>
-                              </w:rPr>
-                            </w:pPr>
+                              <w:jc w:val="center"/>
+                              <w:rPr>
+                                <w:rFonts w:ascii="Times New Roman" w:eastAsia="Times New Roman" w:hAnsi="Times New Roman" w:cs="Times New Roman"/>
+                                <w:b/>
+                                <w:bCs/>
+                              </w:rPr>
+                            </w:pPr>
+                            <w:r>
+                              <w:rPr>
+                                <w:rFonts w:ascii="Times New Roman" w:eastAsia="Times New Roman" w:hAnsi="Times New Roman" w:cs="Times New Roman"/>
+                                <w:b/>
+                                <w:bCs/>
+                              </w:rPr>
+                              <w:t>${rt_technical_feasibility_3_2}</w:t>
+                            </w:r>
                           </w:p>
                         </w:tc>
                         <w:tc>
@@ -11760,12 +12533,21 @@
                           </w:tcPr>
                           <w:p>
                             <w:pPr>
-                              <w:rPr>
-                                <w:rFonts w:ascii="Times New Roman" w:eastAsia="Times New Roman" w:hAnsi="Times New Roman" w:cs="Times New Roman"/>
-                                <w:b/>
-                                <w:bCs/>
-                              </w:rPr>
-                            </w:pPr>
+                              <w:jc w:val="center"/>
+                              <w:rPr>
+                                <w:rFonts w:ascii="Times New Roman" w:eastAsia="Times New Roman" w:hAnsi="Times New Roman" w:cs="Times New Roman"/>
+                                <w:b/>
+                                <w:bCs/>
+                              </w:rPr>
+                            </w:pPr>
+                            <w:r>
+                              <w:rPr>
+                                <w:rFonts w:ascii="Times New Roman" w:eastAsia="Times New Roman" w:hAnsi="Times New Roman" w:cs="Times New Roman"/>
+                                <w:b/>
+                                <w:bCs/>
+                              </w:rPr>
+                              <w:t>${rt_technical_feasibility_3_1}</w:t>
+                            </w:r>
                           </w:p>
                         </w:tc>
                       </w:tr>
@@ -11829,12 +12611,21 @@
                           </w:tcPr>
                           <w:p>
                             <w:pPr>
-                              <w:rPr>
-                                <w:rFonts w:ascii="Times New Roman" w:eastAsia="Times New Roman" w:hAnsi="Times New Roman" w:cs="Times New Roman"/>
-                                <w:b/>
-                                <w:bCs/>
-                              </w:rPr>
-                            </w:pPr>
+                              <w:jc w:val="center"/>
+                              <w:rPr>
+                                <w:rFonts w:ascii="Times New Roman" w:eastAsia="Times New Roman" w:hAnsi="Times New Roman" w:cs="Times New Roman"/>
+                                <w:b/>
+                                <w:bCs/>
+                              </w:rPr>
+                            </w:pPr>
+                            <w:r>
+                              <w:rPr>
+                                <w:rFonts w:ascii="Times New Roman" w:eastAsia="Times New Roman" w:hAnsi="Times New Roman" w:cs="Times New Roman"/>
+                                <w:b/>
+                                <w:bCs/>
+                              </w:rPr>
+                              <w:t>${rt_technical_feasibility_4_5}</w:t>
+                            </w:r>
                           </w:p>
                         </w:tc>
                         <w:tc>
@@ -11844,12 +12635,21 @@
                           </w:tcPr>
                           <w:p>
                             <w:pPr>
-                              <w:rPr>
-                                <w:rFonts w:ascii="Times New Roman" w:eastAsia="Times New Roman" w:hAnsi="Times New Roman" w:cs="Times New Roman"/>
-                                <w:b/>
-                                <w:bCs/>
-                              </w:rPr>
-                            </w:pPr>
+                              <w:jc w:val="center"/>
+                              <w:rPr>
+                                <w:rFonts w:ascii="Times New Roman" w:eastAsia="Times New Roman" w:hAnsi="Times New Roman" w:cs="Times New Roman"/>
+                                <w:b/>
+                                <w:bCs/>
+                              </w:rPr>
+                            </w:pPr>
+                            <w:r>
+                              <w:rPr>
+                                <w:rFonts w:ascii="Times New Roman" w:eastAsia="Times New Roman" w:hAnsi="Times New Roman" w:cs="Times New Roman"/>
+                                <w:b/>
+                                <w:bCs/>
+                              </w:rPr>
+                              <w:t>${rt_technical_feasibility_4_4}</w:t>
+                            </w:r>
                           </w:p>
                         </w:tc>
                         <w:tc>
@@ -11859,12 +12659,21 @@
                           </w:tcPr>
                           <w:p>
                             <w:pPr>
-                              <w:rPr>
-                                <w:rFonts w:ascii="Times New Roman" w:eastAsia="Times New Roman" w:hAnsi="Times New Roman" w:cs="Times New Roman"/>
-                                <w:b/>
-                                <w:bCs/>
-                              </w:rPr>
-                            </w:pPr>
+                              <w:jc w:val="center"/>
+                              <w:rPr>
+                                <w:rFonts w:ascii="Times New Roman" w:eastAsia="Times New Roman" w:hAnsi="Times New Roman" w:cs="Times New Roman"/>
+                                <w:b/>
+                                <w:bCs/>
+                              </w:rPr>
+                            </w:pPr>
+                            <w:r>
+                              <w:rPr>
+                                <w:rFonts w:ascii="Times New Roman" w:eastAsia="Times New Roman" w:hAnsi="Times New Roman" w:cs="Times New Roman"/>
+                                <w:b/>
+                                <w:bCs/>
+                              </w:rPr>
+                              <w:t>${rt_technical_feasibility_4_3}</w:t>
+                            </w:r>
                           </w:p>
                         </w:tc>
                         <w:tc>
@@ -11874,12 +12683,21 @@
                           </w:tcPr>
                           <w:p>
                             <w:pPr>
-                              <w:rPr>
-                                <w:rFonts w:ascii="Times New Roman" w:eastAsia="Times New Roman" w:hAnsi="Times New Roman" w:cs="Times New Roman"/>
-                                <w:b/>
-                                <w:bCs/>
-                              </w:rPr>
-                            </w:pPr>
+                              <w:jc w:val="center"/>
+                              <w:rPr>
+                                <w:rFonts w:ascii="Times New Roman" w:eastAsia="Times New Roman" w:hAnsi="Times New Roman" w:cs="Times New Roman"/>
+                                <w:b/>
+                                <w:bCs/>
+                              </w:rPr>
+                            </w:pPr>
+                            <w:r>
+                              <w:rPr>
+                                <w:rFonts w:ascii="Times New Roman" w:eastAsia="Times New Roman" w:hAnsi="Times New Roman" w:cs="Times New Roman"/>
+                                <w:b/>
+                                <w:bCs/>
+                              </w:rPr>
+                              <w:t>${rt_technical_feasibility_4_2}</w:t>
+                            </w:r>
                           </w:p>
                         </w:tc>
                         <w:tc>
@@ -11889,12 +12707,21 @@
                           </w:tcPr>
                           <w:p>
                             <w:pPr>
-                              <w:rPr>
-                                <w:rFonts w:ascii="Times New Roman" w:eastAsia="Times New Roman" w:hAnsi="Times New Roman" w:cs="Times New Roman"/>
-                                <w:b/>
-                                <w:bCs/>
-                              </w:rPr>
-                            </w:pPr>
+                              <w:jc w:val="center"/>
+                              <w:rPr>
+                                <w:rFonts w:ascii="Times New Roman" w:eastAsia="Times New Roman" w:hAnsi="Times New Roman" w:cs="Times New Roman"/>
+                                <w:b/>
+                                <w:bCs/>
+                              </w:rPr>
+                            </w:pPr>
+                            <w:r>
+                              <w:rPr>
+                                <w:rFonts w:ascii="Times New Roman" w:eastAsia="Times New Roman" w:hAnsi="Times New Roman" w:cs="Times New Roman"/>
+                                <w:b/>
+                                <w:bCs/>
+                              </w:rPr>
+                              <w:t>${rt_technical_feasibility_4_1}</w:t>
+                            </w:r>
                           </w:p>
                         </w:tc>
                       </w:tr>
@@ -11958,12 +12785,21 @@
                           </w:tcPr>
                           <w:p>
                             <w:pPr>
-                              <w:rPr>
-                                <w:rFonts w:ascii="Times New Roman" w:eastAsia="Times New Roman" w:hAnsi="Times New Roman" w:cs="Times New Roman"/>
-                                <w:b/>
-                                <w:bCs/>
-                              </w:rPr>
-                            </w:pPr>
+                              <w:jc w:val="center"/>
+                              <w:rPr>
+                                <w:rFonts w:ascii="Times New Roman" w:eastAsia="Times New Roman" w:hAnsi="Times New Roman" w:cs="Times New Roman"/>
+                                <w:b/>
+                                <w:bCs/>
+                              </w:rPr>
+                            </w:pPr>
+                            <w:r>
+                              <w:rPr>
+                                <w:rFonts w:ascii="Times New Roman" w:eastAsia="Times New Roman" w:hAnsi="Times New Roman" w:cs="Times New Roman"/>
+                                <w:b/>
+                                <w:bCs/>
+                              </w:rPr>
+                              <w:t>${rt_technical_feasibility_5_5}</w:t>
+                            </w:r>
                           </w:p>
                         </w:tc>
                         <w:tc>
@@ -11973,12 +12809,21 @@
                           </w:tcPr>
                           <w:p>
                             <w:pPr>
-                              <w:rPr>
-                                <w:rFonts w:ascii="Times New Roman" w:eastAsia="Times New Roman" w:hAnsi="Times New Roman" w:cs="Times New Roman"/>
-                                <w:b/>
-                                <w:bCs/>
-                              </w:rPr>
-                            </w:pPr>
+                              <w:jc w:val="center"/>
+                              <w:rPr>
+                                <w:rFonts w:ascii="Times New Roman" w:eastAsia="Times New Roman" w:hAnsi="Times New Roman" w:cs="Times New Roman"/>
+                                <w:b/>
+                                <w:bCs/>
+                              </w:rPr>
+                            </w:pPr>
+                            <w:r>
+                              <w:rPr>
+                                <w:rFonts w:ascii="Times New Roman" w:eastAsia="Times New Roman" w:hAnsi="Times New Roman" w:cs="Times New Roman"/>
+                                <w:b/>
+                                <w:bCs/>
+                              </w:rPr>
+                              <w:t>${rt_technical_feasibility_5_4}</w:t>
+                            </w:r>
                           </w:p>
                         </w:tc>
                         <w:tc>
@@ -11988,12 +12833,21 @@
                           </w:tcPr>
                           <w:p>
                             <w:pPr>
-                              <w:rPr>
-                                <w:rFonts w:ascii="Times New Roman" w:eastAsia="Times New Roman" w:hAnsi="Times New Roman" w:cs="Times New Roman"/>
-                                <w:b/>
-                                <w:bCs/>
-                              </w:rPr>
-                            </w:pPr>
+                              <w:jc w:val="center"/>
+                              <w:rPr>
+                                <w:rFonts w:ascii="Times New Roman" w:eastAsia="Times New Roman" w:hAnsi="Times New Roman" w:cs="Times New Roman"/>
+                                <w:b/>
+                                <w:bCs/>
+                              </w:rPr>
+                            </w:pPr>
+                            <w:r>
+                              <w:rPr>
+                                <w:rFonts w:ascii="Times New Roman" w:eastAsia="Times New Roman" w:hAnsi="Times New Roman" w:cs="Times New Roman"/>
+                                <w:b/>
+                                <w:bCs/>
+                              </w:rPr>
+                              <w:t>${rt_technical_feasibility_5_3}</w:t>
+                            </w:r>
                           </w:p>
                         </w:tc>
                         <w:tc>
@@ -12003,12 +12857,21 @@
                           </w:tcPr>
                           <w:p>
                             <w:pPr>
-                              <w:rPr>
-                                <w:rFonts w:ascii="Times New Roman" w:eastAsia="Times New Roman" w:hAnsi="Times New Roman" w:cs="Times New Roman"/>
-                                <w:b/>
-                                <w:bCs/>
-                              </w:rPr>
-                            </w:pPr>
+                              <w:jc w:val="center"/>
+                              <w:rPr>
+                                <w:rFonts w:ascii="Times New Roman" w:eastAsia="Times New Roman" w:hAnsi="Times New Roman" w:cs="Times New Roman"/>
+                                <w:b/>
+                                <w:bCs/>
+                              </w:rPr>
+                            </w:pPr>
+                            <w:r>
+                              <w:rPr>
+                                <w:rFonts w:ascii="Times New Roman" w:eastAsia="Times New Roman" w:hAnsi="Times New Roman" w:cs="Times New Roman"/>
+                                <w:b/>
+                                <w:bCs/>
+                              </w:rPr>
+                              <w:t>${rt_technical_feasibility_5_2}</w:t>
+                            </w:r>
                           </w:p>
                         </w:tc>
                         <w:tc>
@@ -12018,12 +12881,21 @@
                           </w:tcPr>
                           <w:p>
                             <w:pPr>
-                              <w:rPr>
-                                <w:rFonts w:ascii="Times New Roman" w:eastAsia="Times New Roman" w:hAnsi="Times New Roman" w:cs="Times New Roman"/>
-                                <w:b/>
-                                <w:bCs/>
-                              </w:rPr>
-                            </w:pPr>
+                              <w:jc w:val="center"/>
+                              <w:rPr>
+                                <w:rFonts w:ascii="Times New Roman" w:eastAsia="Times New Roman" w:hAnsi="Times New Roman" w:cs="Times New Roman"/>
+                                <w:b/>
+                                <w:bCs/>
+                              </w:rPr>
+                            </w:pPr>
+                            <w:r>
+                              <w:rPr>
+                                <w:rFonts w:ascii="Times New Roman" w:eastAsia="Times New Roman" w:hAnsi="Times New Roman" w:cs="Times New Roman"/>
+                                <w:b/>
+                                <w:bCs/>
+                              </w:rPr>
+                              <w:t>${rt_technical_feasibility_5_1}</w:t>
+                            </w:r>
                           </w:p>
                         </w:tc>
                       </w:tr>
@@ -12071,6 +12943,12 @@
                                 <w:bCs/>
                               </w:rPr>
                             </w:pPr>
+                            <w:r>
+                              <w:rPr>
+                                <w:rFonts w:ascii="Times New Roman" w:hAnsi="Times New Roman" w:cs="Times New Roman"/>
+                              </w:rPr>
+                              <w:t>${avg_technical_feasibility}</w:t>
+                            </w:r>
                           </w:p>
                         </w:tc>
                       </w:tr>
@@ -12128,6 +13006,14 @@
                                 <w:bCs/>
                               </w:rPr>
                             </w:pPr>
+                            <w:r>
+                              <w:rPr>
+                                <w:rFonts w:ascii="Times New Roman" w:eastAsia="Times New Roman" w:hAnsi="Times New Roman" w:cs="Times New Roman"/>
+                                <w:sz w:val="18"/>
+                                <w:szCs w:val="18"/>
+                              </w:rPr>
+                              <w:t>${interp_technical_feasibility}</w:t>
+                            </w:r>
                           </w:p>
                         </w:tc>
                       </w:tr>
@@ -12139,7 +13025,6 @@
                           <w:tcPr>
                             <w:tcW w:w="4344" w:type="dxa"/>
                             <w:gridSpan w:val="8"/>
-                            <w:shd w:val="clear" w:color="auto" w:fill="auto"/>
                           </w:tcPr>
                           <w:p>
                             <w:pPr>
@@ -12352,7 +13237,7 @@
         <mc:AlternateContent>
           <mc:Choice Requires="wps">
             <w:drawing>
-              <wp:anchor distT="0" distB="0" distL="114300" distR="114300" simplePos="0" relativeHeight="251674624" behindDoc="0" locked="0" layoutInCell="1" allowOverlap="1" wp14:anchorId="013DF22C" wp14:editId="4DA00337">
+              <wp:anchor distT="0" distB="0" distL="114300" distR="114300" simplePos="0" relativeHeight="251674624" behindDoc="0" locked="0" layoutInCell="1" allowOverlap="1" wp14:anchorId="013DF22C" wp14:editId="00F48DC0">
                 <wp:simplePos x="0" y="0"/>
                 <wp:positionH relativeFrom="margin">
                   <wp:posOffset>2926715</wp:posOffset>
@@ -12391,13 +13276,13 @@
                               <w:tblLook w:val="04A0" w:firstRow="1" w:lastRow="0" w:firstColumn="1" w:lastColumn="0" w:noHBand="0" w:noVBand="1"/>
                             </w:tblPr>
                             <w:tblGrid>
-                              <w:gridCol w:w="459"/>
-                              <w:gridCol w:w="2405"/>
-                              <w:gridCol w:w="296"/>
-                              <w:gridCol w:w="296"/>
-                              <w:gridCol w:w="296"/>
-                              <w:gridCol w:w="296"/>
-                              <w:gridCol w:w="296"/>
+                              <w:gridCol w:w="452"/>
+                              <w:gridCol w:w="1146"/>
+                              <w:gridCol w:w="2663"/>
+                              <w:gridCol w:w="2663"/>
+                              <w:gridCol w:w="2663"/>
+                              <w:gridCol w:w="2663"/>
+                              <w:gridCol w:w="2663"/>
                             </w:tblGrid>
                             <w:tr>
                               <w:tc>
@@ -13480,7 +14365,7 @@
                                       <w:b/>
                                       <w:bCs/>
                                     </w:rPr>
-                                    <w:t xml:space="preserve">${avg_maintainability}</w:t>
+                                    <w:t>${avg_maintainability}</w:t>
                                   </w:r>
                                 </w:p>
                               </w:tc>
@@ -13587,13 +14472,13 @@
                         <w:tblLook w:val="04A0" w:firstRow="1" w:lastRow="0" w:firstColumn="1" w:lastColumn="0" w:noHBand="0" w:noVBand="1"/>
                       </w:tblPr>
                       <w:tblGrid>
-                        <w:gridCol w:w="459"/>
-                        <w:gridCol w:w="2405"/>
-                        <w:gridCol w:w="296"/>
-                        <w:gridCol w:w="296"/>
-                        <w:gridCol w:w="296"/>
-                        <w:gridCol w:w="296"/>
-                        <w:gridCol w:w="296"/>
+                        <w:gridCol w:w="452"/>
+                        <w:gridCol w:w="1146"/>
+                        <w:gridCol w:w="2663"/>
+                        <w:gridCol w:w="2663"/>
+                        <w:gridCol w:w="2663"/>
+                        <w:gridCol w:w="2663"/>
+                        <w:gridCol w:w="2663"/>
                       </w:tblGrid>
                       <w:tr>
                         <w:tc>
@@ -13861,12 +14746,21 @@
                           </w:tcPr>
                           <w:p>
                             <w:pPr>
-                              <w:rPr>
-                                <w:rFonts w:ascii="Times New Roman" w:eastAsia="Times New Roman" w:hAnsi="Times New Roman" w:cs="Times New Roman"/>
-                                <w:b/>
-                                <w:bCs/>
-                              </w:rPr>
-                            </w:pPr>
+                              <w:jc w:val="center"/>
+                              <w:rPr>
+                                <w:rFonts w:ascii="Times New Roman" w:eastAsia="Times New Roman" w:hAnsi="Times New Roman" w:cs="Times New Roman"/>
+                                <w:b/>
+                                <w:bCs/>
+                              </w:rPr>
+                            </w:pPr>
+                            <w:r>
+                              <w:rPr>
+                                <w:rFonts w:ascii="Times New Roman" w:eastAsia="Times New Roman" w:hAnsi="Times New Roman" w:cs="Times New Roman"/>
+                                <w:b/>
+                                <w:bCs/>
+                              </w:rPr>
+                              <w:t>${rt_maintainability_0_5}</w:t>
+                            </w:r>
                           </w:p>
                         </w:tc>
                         <w:tc>
@@ -13875,12 +14769,21 @@
                           </w:tcPr>
                           <w:p>
                             <w:pPr>
-                              <w:rPr>
-                                <w:rFonts w:ascii="Times New Roman" w:eastAsia="Times New Roman" w:hAnsi="Times New Roman" w:cs="Times New Roman"/>
-                                <w:b/>
-                                <w:bCs/>
-                              </w:rPr>
-                            </w:pPr>
+                              <w:jc w:val="center"/>
+                              <w:rPr>
+                                <w:rFonts w:ascii="Times New Roman" w:eastAsia="Times New Roman" w:hAnsi="Times New Roman" w:cs="Times New Roman"/>
+                                <w:b/>
+                                <w:bCs/>
+                              </w:rPr>
+                            </w:pPr>
+                            <w:r>
+                              <w:rPr>
+                                <w:rFonts w:ascii="Times New Roman" w:eastAsia="Times New Roman" w:hAnsi="Times New Roman" w:cs="Times New Roman"/>
+                                <w:b/>
+                                <w:bCs/>
+                              </w:rPr>
+                              <w:t>${rt_maintainability_0_4}</w:t>
+                            </w:r>
                           </w:p>
                         </w:tc>
                         <w:tc>
@@ -13889,12 +14792,21 @@
                           </w:tcPr>
                           <w:p>
                             <w:pPr>
-                              <w:rPr>
-                                <w:rFonts w:ascii="Times New Roman" w:eastAsia="Times New Roman" w:hAnsi="Times New Roman" w:cs="Times New Roman"/>
-                                <w:b/>
-                                <w:bCs/>
-                              </w:rPr>
-                            </w:pPr>
+                              <w:jc w:val="center"/>
+                              <w:rPr>
+                                <w:rFonts w:ascii="Times New Roman" w:eastAsia="Times New Roman" w:hAnsi="Times New Roman" w:cs="Times New Roman"/>
+                                <w:b/>
+                                <w:bCs/>
+                              </w:rPr>
+                            </w:pPr>
+                            <w:r>
+                              <w:rPr>
+                                <w:rFonts w:ascii="Times New Roman" w:eastAsia="Times New Roman" w:hAnsi="Times New Roman" w:cs="Times New Roman"/>
+                                <w:b/>
+                                <w:bCs/>
+                              </w:rPr>
+                              <w:t>${rt_maintainability_0_3}</w:t>
+                            </w:r>
                           </w:p>
                         </w:tc>
                         <w:tc>
@@ -13903,12 +14815,21 @@
                           </w:tcPr>
                           <w:p>
                             <w:pPr>
-                              <w:rPr>
-                                <w:rFonts w:ascii="Times New Roman" w:eastAsia="Times New Roman" w:hAnsi="Times New Roman" w:cs="Times New Roman"/>
-                                <w:b/>
-                                <w:bCs/>
-                              </w:rPr>
-                            </w:pPr>
+                              <w:jc w:val="center"/>
+                              <w:rPr>
+                                <w:rFonts w:ascii="Times New Roman" w:eastAsia="Times New Roman" w:hAnsi="Times New Roman" w:cs="Times New Roman"/>
+                                <w:b/>
+                                <w:bCs/>
+                              </w:rPr>
+                            </w:pPr>
+                            <w:r>
+                              <w:rPr>
+                                <w:rFonts w:ascii="Times New Roman" w:eastAsia="Times New Roman" w:hAnsi="Times New Roman" w:cs="Times New Roman"/>
+                                <w:b/>
+                                <w:bCs/>
+                              </w:rPr>
+                              <w:t>${rt_maintainability_0_2}</w:t>
+                            </w:r>
                           </w:p>
                         </w:tc>
                         <w:tc>
@@ -13917,12 +14838,21 @@
                           </w:tcPr>
                           <w:p>
                             <w:pPr>
-                              <w:rPr>
-                                <w:rFonts w:ascii="Times New Roman" w:eastAsia="Times New Roman" w:hAnsi="Times New Roman" w:cs="Times New Roman"/>
-                                <w:b/>
-                                <w:bCs/>
-                              </w:rPr>
-                            </w:pPr>
+                              <w:jc w:val="center"/>
+                              <w:rPr>
+                                <w:rFonts w:ascii="Times New Roman" w:eastAsia="Times New Roman" w:hAnsi="Times New Roman" w:cs="Times New Roman"/>
+                                <w:b/>
+                                <w:bCs/>
+                              </w:rPr>
+                            </w:pPr>
+                            <w:r>
+                              <w:rPr>
+                                <w:rFonts w:ascii="Times New Roman" w:eastAsia="Times New Roman" w:hAnsi="Times New Roman" w:cs="Times New Roman"/>
+                                <w:b/>
+                                <w:bCs/>
+                              </w:rPr>
+                              <w:t>${rt_maintainability_0_1}</w:t>
+                            </w:r>
                           </w:p>
                         </w:tc>
                       </w:tr>
@@ -13979,12 +14909,21 @@
                           </w:tcPr>
                           <w:p>
                             <w:pPr>
-                              <w:rPr>
-                                <w:rFonts w:ascii="Times New Roman" w:eastAsia="Times New Roman" w:hAnsi="Times New Roman" w:cs="Times New Roman"/>
-                                <w:b/>
-                                <w:bCs/>
-                              </w:rPr>
-                            </w:pPr>
+                              <w:jc w:val="center"/>
+                              <w:rPr>
+                                <w:rFonts w:ascii="Times New Roman" w:eastAsia="Times New Roman" w:hAnsi="Times New Roman" w:cs="Times New Roman"/>
+                                <w:b/>
+                                <w:bCs/>
+                              </w:rPr>
+                            </w:pPr>
+                            <w:r>
+                              <w:rPr>
+                                <w:rFonts w:ascii="Times New Roman" w:eastAsia="Times New Roman" w:hAnsi="Times New Roman" w:cs="Times New Roman"/>
+                                <w:b/>
+                                <w:bCs/>
+                              </w:rPr>
+                              <w:t>${rt_maintainability_1_5}</w:t>
+                            </w:r>
                           </w:p>
                         </w:tc>
                         <w:tc>
@@ -13993,12 +14932,21 @@
                           </w:tcPr>
                           <w:p>
                             <w:pPr>
-                              <w:rPr>
-                                <w:rFonts w:ascii="Times New Roman" w:eastAsia="Times New Roman" w:hAnsi="Times New Roman" w:cs="Times New Roman"/>
-                                <w:b/>
-                                <w:bCs/>
-                              </w:rPr>
-                            </w:pPr>
+                              <w:jc w:val="center"/>
+                              <w:rPr>
+                                <w:rFonts w:ascii="Times New Roman" w:eastAsia="Times New Roman" w:hAnsi="Times New Roman" w:cs="Times New Roman"/>
+                                <w:b/>
+                                <w:bCs/>
+                              </w:rPr>
+                            </w:pPr>
+                            <w:r>
+                              <w:rPr>
+                                <w:rFonts w:ascii="Times New Roman" w:eastAsia="Times New Roman" w:hAnsi="Times New Roman" w:cs="Times New Roman"/>
+                                <w:b/>
+                                <w:bCs/>
+                              </w:rPr>
+                              <w:t>${rt_maintainability_1_4}</w:t>
+                            </w:r>
                           </w:p>
                         </w:tc>
                         <w:tc>
@@ -14007,12 +14955,21 @@
                           </w:tcPr>
                           <w:p>
                             <w:pPr>
-                              <w:rPr>
-                                <w:rFonts w:ascii="Times New Roman" w:eastAsia="Times New Roman" w:hAnsi="Times New Roman" w:cs="Times New Roman"/>
-                                <w:b/>
-                                <w:bCs/>
-                              </w:rPr>
-                            </w:pPr>
+                              <w:jc w:val="center"/>
+                              <w:rPr>
+                                <w:rFonts w:ascii="Times New Roman" w:eastAsia="Times New Roman" w:hAnsi="Times New Roman" w:cs="Times New Roman"/>
+                                <w:b/>
+                                <w:bCs/>
+                              </w:rPr>
+                            </w:pPr>
+                            <w:r>
+                              <w:rPr>
+                                <w:rFonts w:ascii="Times New Roman" w:eastAsia="Times New Roman" w:hAnsi="Times New Roman" w:cs="Times New Roman"/>
+                                <w:b/>
+                                <w:bCs/>
+                              </w:rPr>
+                              <w:t>${rt_maintainability_1_3}</w:t>
+                            </w:r>
                           </w:p>
                         </w:tc>
                         <w:tc>
@@ -14021,12 +14978,21 @@
                           </w:tcPr>
                           <w:p>
                             <w:pPr>
-                              <w:rPr>
-                                <w:rFonts w:ascii="Times New Roman" w:eastAsia="Times New Roman" w:hAnsi="Times New Roman" w:cs="Times New Roman"/>
-                                <w:b/>
-                                <w:bCs/>
-                              </w:rPr>
-                            </w:pPr>
+                              <w:jc w:val="center"/>
+                              <w:rPr>
+                                <w:rFonts w:ascii="Times New Roman" w:eastAsia="Times New Roman" w:hAnsi="Times New Roman" w:cs="Times New Roman"/>
+                                <w:b/>
+                                <w:bCs/>
+                              </w:rPr>
+                            </w:pPr>
+                            <w:r>
+                              <w:rPr>
+                                <w:rFonts w:ascii="Times New Roman" w:eastAsia="Times New Roman" w:hAnsi="Times New Roman" w:cs="Times New Roman"/>
+                                <w:b/>
+                                <w:bCs/>
+                              </w:rPr>
+                              <w:t>${rt_maintainability_1_2}</w:t>
+                            </w:r>
                           </w:p>
                         </w:tc>
                         <w:tc>
@@ -14035,12 +15001,21 @@
                           </w:tcPr>
                           <w:p>
                             <w:pPr>
-                              <w:rPr>
-                                <w:rFonts w:ascii="Times New Roman" w:eastAsia="Times New Roman" w:hAnsi="Times New Roman" w:cs="Times New Roman"/>
-                                <w:b/>
-                                <w:bCs/>
-                              </w:rPr>
-                            </w:pPr>
+                              <w:jc w:val="center"/>
+                              <w:rPr>
+                                <w:rFonts w:ascii="Times New Roman" w:eastAsia="Times New Roman" w:hAnsi="Times New Roman" w:cs="Times New Roman"/>
+                                <w:b/>
+                                <w:bCs/>
+                              </w:rPr>
+                            </w:pPr>
+                            <w:r>
+                              <w:rPr>
+                                <w:rFonts w:ascii="Times New Roman" w:eastAsia="Times New Roman" w:hAnsi="Times New Roman" w:cs="Times New Roman"/>
+                                <w:b/>
+                                <w:bCs/>
+                              </w:rPr>
+                              <w:t>${rt_maintainability_1_1}</w:t>
+                            </w:r>
                           </w:p>
                         </w:tc>
                       </w:tr>
@@ -14097,12 +15072,21 @@
                           </w:tcPr>
                           <w:p>
                             <w:pPr>
-                              <w:rPr>
-                                <w:rFonts w:ascii="Times New Roman" w:eastAsia="Times New Roman" w:hAnsi="Times New Roman" w:cs="Times New Roman"/>
-                                <w:b/>
-                                <w:bCs/>
-                              </w:rPr>
-                            </w:pPr>
+                              <w:jc w:val="center"/>
+                              <w:rPr>
+                                <w:rFonts w:ascii="Times New Roman" w:eastAsia="Times New Roman" w:hAnsi="Times New Roman" w:cs="Times New Roman"/>
+                                <w:b/>
+                                <w:bCs/>
+                              </w:rPr>
+                            </w:pPr>
+                            <w:r>
+                              <w:rPr>
+                                <w:rFonts w:ascii="Times New Roman" w:eastAsia="Times New Roman" w:hAnsi="Times New Roman" w:cs="Times New Roman"/>
+                                <w:b/>
+                                <w:bCs/>
+                              </w:rPr>
+                              <w:t>${rt_maintainability_2_5}</w:t>
+                            </w:r>
                           </w:p>
                         </w:tc>
                         <w:tc>
@@ -14111,12 +15095,21 @@
                           </w:tcPr>
                           <w:p>
                             <w:pPr>
-                              <w:rPr>
-                                <w:rFonts w:ascii="Times New Roman" w:eastAsia="Times New Roman" w:hAnsi="Times New Roman" w:cs="Times New Roman"/>
-                                <w:b/>
-                                <w:bCs/>
-                              </w:rPr>
-                            </w:pPr>
+                              <w:jc w:val="center"/>
+                              <w:rPr>
+                                <w:rFonts w:ascii="Times New Roman" w:eastAsia="Times New Roman" w:hAnsi="Times New Roman" w:cs="Times New Roman"/>
+                                <w:b/>
+                                <w:bCs/>
+                              </w:rPr>
+                            </w:pPr>
+                            <w:r>
+                              <w:rPr>
+                                <w:rFonts w:ascii="Times New Roman" w:eastAsia="Times New Roman" w:hAnsi="Times New Roman" w:cs="Times New Roman"/>
+                                <w:b/>
+                                <w:bCs/>
+                              </w:rPr>
+                              <w:t>${rt_maintainability_2_4}</w:t>
+                            </w:r>
                           </w:p>
                         </w:tc>
                         <w:tc>
@@ -14125,12 +15118,21 @@
                           </w:tcPr>
                           <w:p>
                             <w:pPr>
-                              <w:rPr>
-                                <w:rFonts w:ascii="Times New Roman" w:eastAsia="Times New Roman" w:hAnsi="Times New Roman" w:cs="Times New Roman"/>
-                                <w:b/>
-                                <w:bCs/>
-                              </w:rPr>
-                            </w:pPr>
+                              <w:jc w:val="center"/>
+                              <w:rPr>
+                                <w:rFonts w:ascii="Times New Roman" w:eastAsia="Times New Roman" w:hAnsi="Times New Roman" w:cs="Times New Roman"/>
+                                <w:b/>
+                                <w:bCs/>
+                              </w:rPr>
+                            </w:pPr>
+                            <w:r>
+                              <w:rPr>
+                                <w:rFonts w:ascii="Times New Roman" w:eastAsia="Times New Roman" w:hAnsi="Times New Roman" w:cs="Times New Roman"/>
+                                <w:b/>
+                                <w:bCs/>
+                              </w:rPr>
+                              <w:t>${rt_maintainability_2_3}</w:t>
+                            </w:r>
                           </w:p>
                         </w:tc>
                         <w:tc>
@@ -14139,12 +15141,21 @@
                           </w:tcPr>
                           <w:p>
                             <w:pPr>
-                              <w:rPr>
-                                <w:rFonts w:ascii="Times New Roman" w:eastAsia="Times New Roman" w:hAnsi="Times New Roman" w:cs="Times New Roman"/>
-                                <w:b/>
-                                <w:bCs/>
-                              </w:rPr>
-                            </w:pPr>
+                              <w:jc w:val="center"/>
+                              <w:rPr>
+                                <w:rFonts w:ascii="Times New Roman" w:eastAsia="Times New Roman" w:hAnsi="Times New Roman" w:cs="Times New Roman"/>
+                                <w:b/>
+                                <w:bCs/>
+                              </w:rPr>
+                            </w:pPr>
+                            <w:r>
+                              <w:rPr>
+                                <w:rFonts w:ascii="Times New Roman" w:eastAsia="Times New Roman" w:hAnsi="Times New Roman" w:cs="Times New Roman"/>
+                                <w:b/>
+                                <w:bCs/>
+                              </w:rPr>
+                              <w:t>${rt_maintainability_2_2}</w:t>
+                            </w:r>
                           </w:p>
                         </w:tc>
                         <w:tc>
@@ -14153,12 +15164,21 @@
                           </w:tcPr>
                           <w:p>
                             <w:pPr>
-                              <w:rPr>
-                                <w:rFonts w:ascii="Times New Roman" w:eastAsia="Times New Roman" w:hAnsi="Times New Roman" w:cs="Times New Roman"/>
-                                <w:b/>
-                                <w:bCs/>
-                              </w:rPr>
-                            </w:pPr>
+                              <w:jc w:val="center"/>
+                              <w:rPr>
+                                <w:rFonts w:ascii="Times New Roman" w:eastAsia="Times New Roman" w:hAnsi="Times New Roman" w:cs="Times New Roman"/>
+                                <w:b/>
+                                <w:bCs/>
+                              </w:rPr>
+                            </w:pPr>
+                            <w:r>
+                              <w:rPr>
+                                <w:rFonts w:ascii="Times New Roman" w:eastAsia="Times New Roman" w:hAnsi="Times New Roman" w:cs="Times New Roman"/>
+                                <w:b/>
+                                <w:bCs/>
+                              </w:rPr>
+                              <w:t>${rt_maintainability_2_1}</w:t>
+                            </w:r>
                           </w:p>
                         </w:tc>
                       </w:tr>
@@ -14215,12 +15235,21 @@
                           </w:tcPr>
                           <w:p>
                             <w:pPr>
-                              <w:rPr>
-                                <w:rFonts w:ascii="Times New Roman" w:eastAsia="Times New Roman" w:hAnsi="Times New Roman" w:cs="Times New Roman"/>
-                                <w:b/>
-                                <w:bCs/>
-                              </w:rPr>
-                            </w:pPr>
+                              <w:jc w:val="center"/>
+                              <w:rPr>
+                                <w:rFonts w:ascii="Times New Roman" w:eastAsia="Times New Roman" w:hAnsi="Times New Roman" w:cs="Times New Roman"/>
+                                <w:b/>
+                                <w:bCs/>
+                              </w:rPr>
+                            </w:pPr>
+                            <w:r>
+                              <w:rPr>
+                                <w:rFonts w:ascii="Times New Roman" w:eastAsia="Times New Roman" w:hAnsi="Times New Roman" w:cs="Times New Roman"/>
+                                <w:b/>
+                                <w:bCs/>
+                              </w:rPr>
+                              <w:t>${rt_maintainability_3_5}</w:t>
+                            </w:r>
                           </w:p>
                         </w:tc>
                         <w:tc>
@@ -14229,12 +15258,21 @@
                           </w:tcPr>
                           <w:p>
                             <w:pPr>
-                              <w:rPr>
-                                <w:rFonts w:ascii="Times New Roman" w:eastAsia="Times New Roman" w:hAnsi="Times New Roman" w:cs="Times New Roman"/>
-                                <w:b/>
-                                <w:bCs/>
-                              </w:rPr>
-                            </w:pPr>
+                              <w:jc w:val="center"/>
+                              <w:rPr>
+                                <w:rFonts w:ascii="Times New Roman" w:eastAsia="Times New Roman" w:hAnsi="Times New Roman" w:cs="Times New Roman"/>
+                                <w:b/>
+                                <w:bCs/>
+                              </w:rPr>
+                            </w:pPr>
+                            <w:r>
+                              <w:rPr>
+                                <w:rFonts w:ascii="Times New Roman" w:eastAsia="Times New Roman" w:hAnsi="Times New Roman" w:cs="Times New Roman"/>
+                                <w:b/>
+                                <w:bCs/>
+                              </w:rPr>
+                              <w:t>${rt_maintainability_3_4}</w:t>
+                            </w:r>
                           </w:p>
                         </w:tc>
                         <w:tc>
@@ -14243,12 +15281,21 @@
                           </w:tcPr>
                           <w:p>
                             <w:pPr>
-                              <w:rPr>
-                                <w:rFonts w:ascii="Times New Roman" w:eastAsia="Times New Roman" w:hAnsi="Times New Roman" w:cs="Times New Roman"/>
-                                <w:b/>
-                                <w:bCs/>
-                              </w:rPr>
-                            </w:pPr>
+                              <w:jc w:val="center"/>
+                              <w:rPr>
+                                <w:rFonts w:ascii="Times New Roman" w:eastAsia="Times New Roman" w:hAnsi="Times New Roman" w:cs="Times New Roman"/>
+                                <w:b/>
+                                <w:bCs/>
+                              </w:rPr>
+                            </w:pPr>
+                            <w:r>
+                              <w:rPr>
+                                <w:rFonts w:ascii="Times New Roman" w:eastAsia="Times New Roman" w:hAnsi="Times New Roman" w:cs="Times New Roman"/>
+                                <w:b/>
+                                <w:bCs/>
+                              </w:rPr>
+                              <w:t>${rt_maintainability_3_3}</w:t>
+                            </w:r>
                           </w:p>
                         </w:tc>
                         <w:tc>
@@ -14257,12 +15304,21 @@
                           </w:tcPr>
                           <w:p>
                             <w:pPr>
-                              <w:rPr>
-                                <w:rFonts w:ascii="Times New Roman" w:eastAsia="Times New Roman" w:hAnsi="Times New Roman" w:cs="Times New Roman"/>
-                                <w:b/>
-                                <w:bCs/>
-                              </w:rPr>
-                            </w:pPr>
+                              <w:jc w:val="center"/>
+                              <w:rPr>
+                                <w:rFonts w:ascii="Times New Roman" w:eastAsia="Times New Roman" w:hAnsi="Times New Roman" w:cs="Times New Roman"/>
+                                <w:b/>
+                                <w:bCs/>
+                              </w:rPr>
+                            </w:pPr>
+                            <w:r>
+                              <w:rPr>
+                                <w:rFonts w:ascii="Times New Roman" w:eastAsia="Times New Roman" w:hAnsi="Times New Roman" w:cs="Times New Roman"/>
+                                <w:b/>
+                                <w:bCs/>
+                              </w:rPr>
+                              <w:t>${rt_maintainability_3_2}</w:t>
+                            </w:r>
                           </w:p>
                         </w:tc>
                         <w:tc>
@@ -14271,12 +15327,21 @@
                           </w:tcPr>
                           <w:p>
                             <w:pPr>
-                              <w:rPr>
-                                <w:rFonts w:ascii="Times New Roman" w:eastAsia="Times New Roman" w:hAnsi="Times New Roman" w:cs="Times New Roman"/>
-                                <w:b/>
-                                <w:bCs/>
-                              </w:rPr>
-                            </w:pPr>
+                              <w:jc w:val="center"/>
+                              <w:rPr>
+                                <w:rFonts w:ascii="Times New Roman" w:eastAsia="Times New Roman" w:hAnsi="Times New Roman" w:cs="Times New Roman"/>
+                                <w:b/>
+                                <w:bCs/>
+                              </w:rPr>
+                            </w:pPr>
+                            <w:r>
+                              <w:rPr>
+                                <w:rFonts w:ascii="Times New Roman" w:eastAsia="Times New Roman" w:hAnsi="Times New Roman" w:cs="Times New Roman"/>
+                                <w:b/>
+                                <w:bCs/>
+                              </w:rPr>
+                              <w:t>${rt_maintainability_3_1}</w:t>
+                            </w:r>
                           </w:p>
                         </w:tc>
                       </w:tr>
@@ -14333,12 +15398,21 @@
                           </w:tcPr>
                           <w:p>
                             <w:pPr>
-                              <w:rPr>
-                                <w:rFonts w:ascii="Times New Roman" w:eastAsia="Times New Roman" w:hAnsi="Times New Roman" w:cs="Times New Roman"/>
-                                <w:b/>
-                                <w:bCs/>
-                              </w:rPr>
-                            </w:pPr>
+                              <w:jc w:val="center"/>
+                              <w:rPr>
+                                <w:rFonts w:ascii="Times New Roman" w:eastAsia="Times New Roman" w:hAnsi="Times New Roman" w:cs="Times New Roman"/>
+                                <w:b/>
+                                <w:bCs/>
+                              </w:rPr>
+                            </w:pPr>
+                            <w:r>
+                              <w:rPr>
+                                <w:rFonts w:ascii="Times New Roman" w:eastAsia="Times New Roman" w:hAnsi="Times New Roman" w:cs="Times New Roman"/>
+                                <w:b/>
+                                <w:bCs/>
+                              </w:rPr>
+                              <w:t>${rt_maintainability_4_5}</w:t>
+                            </w:r>
                           </w:p>
                         </w:tc>
                         <w:tc>
@@ -14347,12 +15421,21 @@
                           </w:tcPr>
                           <w:p>
                             <w:pPr>
-                              <w:rPr>
-                                <w:rFonts w:ascii="Times New Roman" w:eastAsia="Times New Roman" w:hAnsi="Times New Roman" w:cs="Times New Roman"/>
-                                <w:b/>
-                                <w:bCs/>
-                              </w:rPr>
-                            </w:pPr>
+                              <w:jc w:val="center"/>
+                              <w:rPr>
+                                <w:rFonts w:ascii="Times New Roman" w:eastAsia="Times New Roman" w:hAnsi="Times New Roman" w:cs="Times New Roman"/>
+                                <w:b/>
+                                <w:bCs/>
+                              </w:rPr>
+                            </w:pPr>
+                            <w:r>
+                              <w:rPr>
+                                <w:rFonts w:ascii="Times New Roman" w:eastAsia="Times New Roman" w:hAnsi="Times New Roman" w:cs="Times New Roman"/>
+                                <w:b/>
+                                <w:bCs/>
+                              </w:rPr>
+                              <w:t>${rt_maintainability_4_4}</w:t>
+                            </w:r>
                           </w:p>
                         </w:tc>
                         <w:tc>
@@ -14361,12 +15444,21 @@
                           </w:tcPr>
                           <w:p>
                             <w:pPr>
-                              <w:rPr>
-                                <w:rFonts w:ascii="Times New Roman" w:eastAsia="Times New Roman" w:hAnsi="Times New Roman" w:cs="Times New Roman"/>
-                                <w:b/>
-                                <w:bCs/>
-                              </w:rPr>
-                            </w:pPr>
+                              <w:jc w:val="center"/>
+                              <w:rPr>
+                                <w:rFonts w:ascii="Times New Roman" w:eastAsia="Times New Roman" w:hAnsi="Times New Roman" w:cs="Times New Roman"/>
+                                <w:b/>
+                                <w:bCs/>
+                              </w:rPr>
+                            </w:pPr>
+                            <w:r>
+                              <w:rPr>
+                                <w:rFonts w:ascii="Times New Roman" w:eastAsia="Times New Roman" w:hAnsi="Times New Roman" w:cs="Times New Roman"/>
+                                <w:b/>
+                                <w:bCs/>
+                              </w:rPr>
+                              <w:t>${rt_maintainability_4_3}</w:t>
+                            </w:r>
                           </w:p>
                         </w:tc>
                         <w:tc>
@@ -14375,12 +15467,21 @@
                           </w:tcPr>
                           <w:p>
                             <w:pPr>
-                              <w:rPr>
-                                <w:rFonts w:ascii="Times New Roman" w:eastAsia="Times New Roman" w:hAnsi="Times New Roman" w:cs="Times New Roman"/>
-                                <w:b/>
-                                <w:bCs/>
-                              </w:rPr>
-                            </w:pPr>
+                              <w:jc w:val="center"/>
+                              <w:rPr>
+                                <w:rFonts w:ascii="Times New Roman" w:eastAsia="Times New Roman" w:hAnsi="Times New Roman" w:cs="Times New Roman"/>
+                                <w:b/>
+                                <w:bCs/>
+                              </w:rPr>
+                            </w:pPr>
+                            <w:r>
+                              <w:rPr>
+                                <w:rFonts w:ascii="Times New Roman" w:eastAsia="Times New Roman" w:hAnsi="Times New Roman" w:cs="Times New Roman"/>
+                                <w:b/>
+                                <w:bCs/>
+                              </w:rPr>
+                              <w:t>${rt_maintainability_4_2}</w:t>
+                            </w:r>
                           </w:p>
                         </w:tc>
                         <w:tc>
@@ -14389,12 +15490,21 @@
                           </w:tcPr>
                           <w:p>
                             <w:pPr>
-                              <w:rPr>
-                                <w:rFonts w:ascii="Times New Roman" w:eastAsia="Times New Roman" w:hAnsi="Times New Roman" w:cs="Times New Roman"/>
-                                <w:b/>
-                                <w:bCs/>
-                              </w:rPr>
-                            </w:pPr>
+                              <w:jc w:val="center"/>
+                              <w:rPr>
+                                <w:rFonts w:ascii="Times New Roman" w:eastAsia="Times New Roman" w:hAnsi="Times New Roman" w:cs="Times New Roman"/>
+                                <w:b/>
+                                <w:bCs/>
+                              </w:rPr>
+                            </w:pPr>
+                            <w:r>
+                              <w:rPr>
+                                <w:rFonts w:ascii="Times New Roman" w:eastAsia="Times New Roman" w:hAnsi="Times New Roman" w:cs="Times New Roman"/>
+                                <w:b/>
+                                <w:bCs/>
+                              </w:rPr>
+                              <w:t>${rt_maintainability_4_1}</w:t>
+                            </w:r>
                           </w:p>
                         </w:tc>
                       </w:tr>
@@ -14451,7 +15561,7 @@
                                 <w:b/>
                                 <w:bCs/>
                               </w:rPr>
-                              <w:t xml:space="preserve">          </w:t>
+                              <w:t>${avg_maintainability}</w:t>
                             </w:r>
                           </w:p>
                         </w:tc>
@@ -14513,6 +15623,14 @@
                                 <w:bCs/>
                               </w:rPr>
                             </w:pPr>
+                            <w:r>
+                              <w:rPr>
+                                <w:rFonts w:ascii="Times New Roman" w:eastAsia="Times New Roman" w:hAnsi="Times New Roman" w:cs="Times New Roman"/>
+                                <w:sz w:val="18"/>
+                                <w:szCs w:val="18"/>
+                              </w:rPr>
+                              <w:t>${interp_maintainability}</w:t>
+                            </w:r>
                           </w:p>
                         </w:tc>
                       </w:tr>
@@ -14536,7 +15654,7 @@
         <mc:AlternateContent>
           <mc:Choice Requires="wps">
             <w:drawing>
-              <wp:anchor distT="0" distB="0" distL="114300" distR="114300" simplePos="0" relativeHeight="251672576" behindDoc="1" locked="0" layoutInCell="1" allowOverlap="1" wp14:anchorId="07BA0E59" wp14:editId="5329B388">
+              <wp:anchor distT="0" distB="0" distL="114300" distR="114300" simplePos="0" relativeHeight="251672576" behindDoc="1" locked="0" layoutInCell="1" allowOverlap="1" wp14:anchorId="07BA0E59" wp14:editId="322EE7E3">
                 <wp:simplePos x="0" y="0"/>
                 <wp:positionH relativeFrom="column">
                   <wp:posOffset>-407670</wp:posOffset>
@@ -14575,13 +15693,13 @@
                               <w:tblLook w:val="04A0" w:firstRow="1" w:lastRow="0" w:firstColumn="1" w:lastColumn="0" w:noHBand="0" w:noVBand="1"/>
                             </w:tblPr>
                             <w:tblGrid>
-                              <w:gridCol w:w="459"/>
-                              <w:gridCol w:w="2405"/>
-                              <w:gridCol w:w="296"/>
-                              <w:gridCol w:w="296"/>
-                              <w:gridCol w:w="296"/>
-                              <w:gridCol w:w="296"/>
-                              <w:gridCol w:w="296"/>
+                              <w:gridCol w:w="452"/>
+                              <w:gridCol w:w="1296"/>
+                              <w:gridCol w:w="1966"/>
+                              <w:gridCol w:w="1966"/>
+                              <w:gridCol w:w="1966"/>
+                              <w:gridCol w:w="1966"/>
+                              <w:gridCol w:w="1966"/>
                             </w:tblGrid>
                             <w:tr>
                               <w:tc>
@@ -15664,7 +16782,7 @@
                                       <w:b/>
                                       <w:bCs/>
                                     </w:rPr>
-                                    <w:t xml:space="preserve">${avg_security}</w:t>
+                                    <w:t>${avg_security}</w:t>
                                   </w:r>
                                 </w:p>
                               </w:tc>
@@ -15771,13 +16889,13 @@
                         <w:tblLook w:val="04A0" w:firstRow="1" w:lastRow="0" w:firstColumn="1" w:lastColumn="0" w:noHBand="0" w:noVBand="1"/>
                       </w:tblPr>
                       <w:tblGrid>
-                        <w:gridCol w:w="459"/>
-                        <w:gridCol w:w="2405"/>
-                        <w:gridCol w:w="296"/>
-                        <w:gridCol w:w="296"/>
-                        <w:gridCol w:w="296"/>
-                        <w:gridCol w:w="296"/>
-                        <w:gridCol w:w="296"/>
+                        <w:gridCol w:w="452"/>
+                        <w:gridCol w:w="1296"/>
+                        <w:gridCol w:w="1966"/>
+                        <w:gridCol w:w="1966"/>
+                        <w:gridCol w:w="1966"/>
+                        <w:gridCol w:w="1966"/>
+                        <w:gridCol w:w="1966"/>
                       </w:tblGrid>
                       <w:tr>
                         <w:tc>
@@ -16045,12 +17163,21 @@
                           </w:tcPr>
                           <w:p>
                             <w:pPr>
-                              <w:rPr>
-                                <w:rFonts w:ascii="Times New Roman" w:eastAsia="Times New Roman" w:hAnsi="Times New Roman" w:cs="Times New Roman"/>
-                                <w:b/>
-                                <w:bCs/>
-                              </w:rPr>
-                            </w:pPr>
+                              <w:jc w:val="center"/>
+                              <w:rPr>
+                                <w:rFonts w:ascii="Times New Roman" w:eastAsia="Times New Roman" w:hAnsi="Times New Roman" w:cs="Times New Roman"/>
+                                <w:b/>
+                                <w:bCs/>
+                              </w:rPr>
+                            </w:pPr>
+                            <w:r>
+                              <w:rPr>
+                                <w:rFonts w:ascii="Times New Roman" w:eastAsia="Times New Roman" w:hAnsi="Times New Roman" w:cs="Times New Roman"/>
+                                <w:b/>
+                                <w:bCs/>
+                              </w:rPr>
+                              <w:t>${rt_security_0_5}</w:t>
+                            </w:r>
                           </w:p>
                         </w:tc>
                         <w:tc>
@@ -16059,12 +17186,21 @@
                           </w:tcPr>
                           <w:p>
                             <w:pPr>
-                              <w:rPr>
-                                <w:rFonts w:ascii="Times New Roman" w:eastAsia="Times New Roman" w:hAnsi="Times New Roman" w:cs="Times New Roman"/>
-                                <w:b/>
-                                <w:bCs/>
-                              </w:rPr>
-                            </w:pPr>
+                              <w:jc w:val="center"/>
+                              <w:rPr>
+                                <w:rFonts w:ascii="Times New Roman" w:eastAsia="Times New Roman" w:hAnsi="Times New Roman" w:cs="Times New Roman"/>
+                                <w:b/>
+                                <w:bCs/>
+                              </w:rPr>
+                            </w:pPr>
+                            <w:r>
+                              <w:rPr>
+                                <w:rFonts w:ascii="Times New Roman" w:eastAsia="Times New Roman" w:hAnsi="Times New Roman" w:cs="Times New Roman"/>
+                                <w:b/>
+                                <w:bCs/>
+                              </w:rPr>
+                              <w:t>${rt_security_0_4}</w:t>
+                            </w:r>
                           </w:p>
                         </w:tc>
                         <w:tc>
@@ -16073,12 +17209,21 @@
                           </w:tcPr>
                           <w:p>
                             <w:pPr>
-                              <w:rPr>
-                                <w:rFonts w:ascii="Times New Roman" w:eastAsia="Times New Roman" w:hAnsi="Times New Roman" w:cs="Times New Roman"/>
-                                <w:b/>
-                                <w:bCs/>
-                              </w:rPr>
-                            </w:pPr>
+                              <w:jc w:val="center"/>
+                              <w:rPr>
+                                <w:rFonts w:ascii="Times New Roman" w:eastAsia="Times New Roman" w:hAnsi="Times New Roman" w:cs="Times New Roman"/>
+                                <w:b/>
+                                <w:bCs/>
+                              </w:rPr>
+                            </w:pPr>
+                            <w:r>
+                              <w:rPr>
+                                <w:rFonts w:ascii="Times New Roman" w:eastAsia="Times New Roman" w:hAnsi="Times New Roman" w:cs="Times New Roman"/>
+                                <w:b/>
+                                <w:bCs/>
+                              </w:rPr>
+                              <w:t>${rt_security_0_3}</w:t>
+                            </w:r>
                           </w:p>
                         </w:tc>
                         <w:tc>
@@ -16087,12 +17232,21 @@
                           </w:tcPr>
                           <w:p>
                             <w:pPr>
-                              <w:rPr>
-                                <w:rFonts w:ascii="Times New Roman" w:eastAsia="Times New Roman" w:hAnsi="Times New Roman" w:cs="Times New Roman"/>
-                                <w:b/>
-                                <w:bCs/>
-                              </w:rPr>
-                            </w:pPr>
+                              <w:jc w:val="center"/>
+                              <w:rPr>
+                                <w:rFonts w:ascii="Times New Roman" w:eastAsia="Times New Roman" w:hAnsi="Times New Roman" w:cs="Times New Roman"/>
+                                <w:b/>
+                                <w:bCs/>
+                              </w:rPr>
+                            </w:pPr>
+                            <w:r>
+                              <w:rPr>
+                                <w:rFonts w:ascii="Times New Roman" w:eastAsia="Times New Roman" w:hAnsi="Times New Roman" w:cs="Times New Roman"/>
+                                <w:b/>
+                                <w:bCs/>
+                              </w:rPr>
+                              <w:t>${rt_security_0_2}</w:t>
+                            </w:r>
                           </w:p>
                         </w:tc>
                         <w:tc>
@@ -16101,12 +17255,21 @@
                           </w:tcPr>
                           <w:p>
                             <w:pPr>
-                              <w:rPr>
-                                <w:rFonts w:ascii="Times New Roman" w:eastAsia="Times New Roman" w:hAnsi="Times New Roman" w:cs="Times New Roman"/>
-                                <w:b/>
-                                <w:bCs/>
-                              </w:rPr>
-                            </w:pPr>
+                              <w:jc w:val="center"/>
+                              <w:rPr>
+                                <w:rFonts w:ascii="Times New Roman" w:eastAsia="Times New Roman" w:hAnsi="Times New Roman" w:cs="Times New Roman"/>
+                                <w:b/>
+                                <w:bCs/>
+                              </w:rPr>
+                            </w:pPr>
+                            <w:r>
+                              <w:rPr>
+                                <w:rFonts w:ascii="Times New Roman" w:eastAsia="Times New Roman" w:hAnsi="Times New Roman" w:cs="Times New Roman"/>
+                                <w:b/>
+                                <w:bCs/>
+                              </w:rPr>
+                              <w:t>${rt_security_0_1}</w:t>
+                            </w:r>
                           </w:p>
                         </w:tc>
                       </w:tr>
@@ -16163,12 +17326,21 @@
                           </w:tcPr>
                           <w:p>
                             <w:pPr>
-                              <w:rPr>
-                                <w:rFonts w:ascii="Times New Roman" w:eastAsia="Times New Roman" w:hAnsi="Times New Roman" w:cs="Times New Roman"/>
-                                <w:b/>
-                                <w:bCs/>
-                              </w:rPr>
-                            </w:pPr>
+                              <w:jc w:val="center"/>
+                              <w:rPr>
+                                <w:rFonts w:ascii="Times New Roman" w:eastAsia="Times New Roman" w:hAnsi="Times New Roman" w:cs="Times New Roman"/>
+                                <w:b/>
+                                <w:bCs/>
+                              </w:rPr>
+                            </w:pPr>
+                            <w:r>
+                              <w:rPr>
+                                <w:rFonts w:ascii="Times New Roman" w:eastAsia="Times New Roman" w:hAnsi="Times New Roman" w:cs="Times New Roman"/>
+                                <w:b/>
+                                <w:bCs/>
+                              </w:rPr>
+                              <w:t>${rt_security_1_5}</w:t>
+                            </w:r>
                           </w:p>
                         </w:tc>
                         <w:tc>
@@ -16177,12 +17349,21 @@
                           </w:tcPr>
                           <w:p>
                             <w:pPr>
-                              <w:rPr>
-                                <w:rFonts w:ascii="Times New Roman" w:eastAsia="Times New Roman" w:hAnsi="Times New Roman" w:cs="Times New Roman"/>
-                                <w:b/>
-                                <w:bCs/>
-                              </w:rPr>
-                            </w:pPr>
+                              <w:jc w:val="center"/>
+                              <w:rPr>
+                                <w:rFonts w:ascii="Times New Roman" w:eastAsia="Times New Roman" w:hAnsi="Times New Roman" w:cs="Times New Roman"/>
+                                <w:b/>
+                                <w:bCs/>
+                              </w:rPr>
+                            </w:pPr>
+                            <w:r>
+                              <w:rPr>
+                                <w:rFonts w:ascii="Times New Roman" w:eastAsia="Times New Roman" w:hAnsi="Times New Roman" w:cs="Times New Roman"/>
+                                <w:b/>
+                                <w:bCs/>
+                              </w:rPr>
+                              <w:t>${rt_security_1_4}</w:t>
+                            </w:r>
                           </w:p>
                         </w:tc>
                         <w:tc>
@@ -16191,12 +17372,21 @@
                           </w:tcPr>
                           <w:p>
                             <w:pPr>
-                              <w:rPr>
-                                <w:rFonts w:ascii="Times New Roman" w:eastAsia="Times New Roman" w:hAnsi="Times New Roman" w:cs="Times New Roman"/>
-                                <w:b/>
-                                <w:bCs/>
-                              </w:rPr>
-                            </w:pPr>
+                              <w:jc w:val="center"/>
+                              <w:rPr>
+                                <w:rFonts w:ascii="Times New Roman" w:eastAsia="Times New Roman" w:hAnsi="Times New Roman" w:cs="Times New Roman"/>
+                                <w:b/>
+                                <w:bCs/>
+                              </w:rPr>
+                            </w:pPr>
+                            <w:r>
+                              <w:rPr>
+                                <w:rFonts w:ascii="Times New Roman" w:eastAsia="Times New Roman" w:hAnsi="Times New Roman" w:cs="Times New Roman"/>
+                                <w:b/>
+                                <w:bCs/>
+                              </w:rPr>
+                              <w:t>${rt_security_1_3}</w:t>
+                            </w:r>
                           </w:p>
                         </w:tc>
                         <w:tc>
@@ -16205,12 +17395,21 @@
                           </w:tcPr>
                           <w:p>
                             <w:pPr>
-                              <w:rPr>
-                                <w:rFonts w:ascii="Times New Roman" w:eastAsia="Times New Roman" w:hAnsi="Times New Roman" w:cs="Times New Roman"/>
-                                <w:b/>
-                                <w:bCs/>
-                              </w:rPr>
-                            </w:pPr>
+                              <w:jc w:val="center"/>
+                              <w:rPr>
+                                <w:rFonts w:ascii="Times New Roman" w:eastAsia="Times New Roman" w:hAnsi="Times New Roman" w:cs="Times New Roman"/>
+                                <w:b/>
+                                <w:bCs/>
+                              </w:rPr>
+                            </w:pPr>
+                            <w:r>
+                              <w:rPr>
+                                <w:rFonts w:ascii="Times New Roman" w:eastAsia="Times New Roman" w:hAnsi="Times New Roman" w:cs="Times New Roman"/>
+                                <w:b/>
+                                <w:bCs/>
+                              </w:rPr>
+                              <w:t>${rt_security_1_2}</w:t>
+                            </w:r>
                           </w:p>
                         </w:tc>
                         <w:tc>
@@ -16219,12 +17418,21 @@
                           </w:tcPr>
                           <w:p>
                             <w:pPr>
-                              <w:rPr>
-                                <w:rFonts w:ascii="Times New Roman" w:eastAsia="Times New Roman" w:hAnsi="Times New Roman" w:cs="Times New Roman"/>
-                                <w:b/>
-                                <w:bCs/>
-                              </w:rPr>
-                            </w:pPr>
+                              <w:jc w:val="center"/>
+                              <w:rPr>
+                                <w:rFonts w:ascii="Times New Roman" w:eastAsia="Times New Roman" w:hAnsi="Times New Roman" w:cs="Times New Roman"/>
+                                <w:b/>
+                                <w:bCs/>
+                              </w:rPr>
+                            </w:pPr>
+                            <w:r>
+                              <w:rPr>
+                                <w:rFonts w:ascii="Times New Roman" w:eastAsia="Times New Roman" w:hAnsi="Times New Roman" w:cs="Times New Roman"/>
+                                <w:b/>
+                                <w:bCs/>
+                              </w:rPr>
+                              <w:t>${rt_security_1_1}</w:t>
+                            </w:r>
                           </w:p>
                         </w:tc>
                       </w:tr>
@@ -16281,12 +17489,21 @@
                           </w:tcPr>
                           <w:p>
                             <w:pPr>
-                              <w:rPr>
-                                <w:rFonts w:ascii="Times New Roman" w:eastAsia="Times New Roman" w:hAnsi="Times New Roman" w:cs="Times New Roman"/>
-                                <w:b/>
-                                <w:bCs/>
-                              </w:rPr>
-                            </w:pPr>
+                              <w:jc w:val="center"/>
+                              <w:rPr>
+                                <w:rFonts w:ascii="Times New Roman" w:eastAsia="Times New Roman" w:hAnsi="Times New Roman" w:cs="Times New Roman"/>
+                                <w:b/>
+                                <w:bCs/>
+                              </w:rPr>
+                            </w:pPr>
+                            <w:r>
+                              <w:rPr>
+                                <w:rFonts w:ascii="Times New Roman" w:eastAsia="Times New Roman" w:hAnsi="Times New Roman" w:cs="Times New Roman"/>
+                                <w:b/>
+                                <w:bCs/>
+                              </w:rPr>
+                              <w:t>${rt_security_2_5}</w:t>
+                            </w:r>
                           </w:p>
                         </w:tc>
                         <w:tc>
@@ -16295,12 +17512,21 @@
                           </w:tcPr>
                           <w:p>
                             <w:pPr>
-                              <w:rPr>
-                                <w:rFonts w:ascii="Times New Roman" w:eastAsia="Times New Roman" w:hAnsi="Times New Roman" w:cs="Times New Roman"/>
-                                <w:b/>
-                                <w:bCs/>
-                              </w:rPr>
-                            </w:pPr>
+                              <w:jc w:val="center"/>
+                              <w:rPr>
+                                <w:rFonts w:ascii="Times New Roman" w:eastAsia="Times New Roman" w:hAnsi="Times New Roman" w:cs="Times New Roman"/>
+                                <w:b/>
+                                <w:bCs/>
+                              </w:rPr>
+                            </w:pPr>
+                            <w:r>
+                              <w:rPr>
+                                <w:rFonts w:ascii="Times New Roman" w:eastAsia="Times New Roman" w:hAnsi="Times New Roman" w:cs="Times New Roman"/>
+                                <w:b/>
+                                <w:bCs/>
+                              </w:rPr>
+                              <w:t>${rt_security_2_4}</w:t>
+                            </w:r>
                           </w:p>
                         </w:tc>
                         <w:tc>
@@ -16309,12 +17535,21 @@
                           </w:tcPr>
                           <w:p>
                             <w:pPr>
-                              <w:rPr>
-                                <w:rFonts w:ascii="Times New Roman" w:eastAsia="Times New Roman" w:hAnsi="Times New Roman" w:cs="Times New Roman"/>
-                                <w:b/>
-                                <w:bCs/>
-                              </w:rPr>
-                            </w:pPr>
+                              <w:jc w:val="center"/>
+                              <w:rPr>
+                                <w:rFonts w:ascii="Times New Roman" w:eastAsia="Times New Roman" w:hAnsi="Times New Roman" w:cs="Times New Roman"/>
+                                <w:b/>
+                                <w:bCs/>
+                              </w:rPr>
+                            </w:pPr>
+                            <w:r>
+                              <w:rPr>
+                                <w:rFonts w:ascii="Times New Roman" w:eastAsia="Times New Roman" w:hAnsi="Times New Roman" w:cs="Times New Roman"/>
+                                <w:b/>
+                                <w:bCs/>
+                              </w:rPr>
+                              <w:t>${rt_security_2_3}</w:t>
+                            </w:r>
                           </w:p>
                         </w:tc>
                         <w:tc>
@@ -16323,12 +17558,21 @@
                           </w:tcPr>
                           <w:p>
                             <w:pPr>
-                              <w:rPr>
-                                <w:rFonts w:ascii="Times New Roman" w:eastAsia="Times New Roman" w:hAnsi="Times New Roman" w:cs="Times New Roman"/>
-                                <w:b/>
-                                <w:bCs/>
-                              </w:rPr>
-                            </w:pPr>
+                              <w:jc w:val="center"/>
+                              <w:rPr>
+                                <w:rFonts w:ascii="Times New Roman" w:eastAsia="Times New Roman" w:hAnsi="Times New Roman" w:cs="Times New Roman"/>
+                                <w:b/>
+                                <w:bCs/>
+                              </w:rPr>
+                            </w:pPr>
+                            <w:r>
+                              <w:rPr>
+                                <w:rFonts w:ascii="Times New Roman" w:eastAsia="Times New Roman" w:hAnsi="Times New Roman" w:cs="Times New Roman"/>
+                                <w:b/>
+                                <w:bCs/>
+                              </w:rPr>
+                              <w:t>${rt_security_2_2}</w:t>
+                            </w:r>
                           </w:p>
                         </w:tc>
                         <w:tc>
@@ -16337,12 +17581,21 @@
                           </w:tcPr>
                           <w:p>
                             <w:pPr>
-                              <w:rPr>
-                                <w:rFonts w:ascii="Times New Roman" w:eastAsia="Times New Roman" w:hAnsi="Times New Roman" w:cs="Times New Roman"/>
-                                <w:b/>
-                                <w:bCs/>
-                              </w:rPr>
-                            </w:pPr>
+                              <w:jc w:val="center"/>
+                              <w:rPr>
+                                <w:rFonts w:ascii="Times New Roman" w:eastAsia="Times New Roman" w:hAnsi="Times New Roman" w:cs="Times New Roman"/>
+                                <w:b/>
+                                <w:bCs/>
+                              </w:rPr>
+                            </w:pPr>
+                            <w:r>
+                              <w:rPr>
+                                <w:rFonts w:ascii="Times New Roman" w:eastAsia="Times New Roman" w:hAnsi="Times New Roman" w:cs="Times New Roman"/>
+                                <w:b/>
+                                <w:bCs/>
+                              </w:rPr>
+                              <w:t>${rt_security_2_1}</w:t>
+                            </w:r>
                           </w:p>
                         </w:tc>
                       </w:tr>
@@ -16399,12 +17652,21 @@
                           </w:tcPr>
                           <w:p>
                             <w:pPr>
-                              <w:rPr>
-                                <w:rFonts w:ascii="Times New Roman" w:eastAsia="Times New Roman" w:hAnsi="Times New Roman" w:cs="Times New Roman"/>
-                                <w:b/>
-                                <w:bCs/>
-                              </w:rPr>
-                            </w:pPr>
+                              <w:jc w:val="center"/>
+                              <w:rPr>
+                                <w:rFonts w:ascii="Times New Roman" w:eastAsia="Times New Roman" w:hAnsi="Times New Roman" w:cs="Times New Roman"/>
+                                <w:b/>
+                                <w:bCs/>
+                              </w:rPr>
+                            </w:pPr>
+                            <w:r>
+                              <w:rPr>
+                                <w:rFonts w:ascii="Times New Roman" w:eastAsia="Times New Roman" w:hAnsi="Times New Roman" w:cs="Times New Roman"/>
+                                <w:b/>
+                                <w:bCs/>
+                              </w:rPr>
+                              <w:t>${rt_security_3_5}</w:t>
+                            </w:r>
                           </w:p>
                         </w:tc>
                         <w:tc>
@@ -16413,12 +17675,21 @@
                           </w:tcPr>
                           <w:p>
                             <w:pPr>
-                              <w:rPr>
-                                <w:rFonts w:ascii="Times New Roman" w:eastAsia="Times New Roman" w:hAnsi="Times New Roman" w:cs="Times New Roman"/>
-                                <w:b/>
-                                <w:bCs/>
-                              </w:rPr>
-                            </w:pPr>
+                              <w:jc w:val="center"/>
+                              <w:rPr>
+                                <w:rFonts w:ascii="Times New Roman" w:eastAsia="Times New Roman" w:hAnsi="Times New Roman" w:cs="Times New Roman"/>
+                                <w:b/>
+                                <w:bCs/>
+                              </w:rPr>
+                            </w:pPr>
+                            <w:r>
+                              <w:rPr>
+                                <w:rFonts w:ascii="Times New Roman" w:eastAsia="Times New Roman" w:hAnsi="Times New Roman" w:cs="Times New Roman"/>
+                                <w:b/>
+                                <w:bCs/>
+                              </w:rPr>
+                              <w:t>${rt_security_3_4}</w:t>
+                            </w:r>
                           </w:p>
                         </w:tc>
                         <w:tc>
@@ -16427,12 +17698,21 @@
                           </w:tcPr>
                           <w:p>
                             <w:pPr>
-                              <w:rPr>
-                                <w:rFonts w:ascii="Times New Roman" w:eastAsia="Times New Roman" w:hAnsi="Times New Roman" w:cs="Times New Roman"/>
-                                <w:b/>
-                                <w:bCs/>
-                              </w:rPr>
-                            </w:pPr>
+                              <w:jc w:val="center"/>
+                              <w:rPr>
+                                <w:rFonts w:ascii="Times New Roman" w:eastAsia="Times New Roman" w:hAnsi="Times New Roman" w:cs="Times New Roman"/>
+                                <w:b/>
+                                <w:bCs/>
+                              </w:rPr>
+                            </w:pPr>
+                            <w:r>
+                              <w:rPr>
+                                <w:rFonts w:ascii="Times New Roman" w:eastAsia="Times New Roman" w:hAnsi="Times New Roman" w:cs="Times New Roman"/>
+                                <w:b/>
+                                <w:bCs/>
+                              </w:rPr>
+                              <w:t>${rt_security_3_3}</w:t>
+                            </w:r>
                           </w:p>
                         </w:tc>
                         <w:tc>
@@ -16441,12 +17721,21 @@
                           </w:tcPr>
                           <w:p>
                             <w:pPr>
-                              <w:rPr>
-                                <w:rFonts w:ascii="Times New Roman" w:eastAsia="Times New Roman" w:hAnsi="Times New Roman" w:cs="Times New Roman"/>
-                                <w:b/>
-                                <w:bCs/>
-                              </w:rPr>
-                            </w:pPr>
+                              <w:jc w:val="center"/>
+                              <w:rPr>
+                                <w:rFonts w:ascii="Times New Roman" w:eastAsia="Times New Roman" w:hAnsi="Times New Roman" w:cs="Times New Roman"/>
+                                <w:b/>
+                                <w:bCs/>
+                              </w:rPr>
+                            </w:pPr>
+                            <w:r>
+                              <w:rPr>
+                                <w:rFonts w:ascii="Times New Roman" w:eastAsia="Times New Roman" w:hAnsi="Times New Roman" w:cs="Times New Roman"/>
+                                <w:b/>
+                                <w:bCs/>
+                              </w:rPr>
+                              <w:t>${rt_security_3_2}</w:t>
+                            </w:r>
                           </w:p>
                         </w:tc>
                         <w:tc>
@@ -16455,12 +17744,21 @@
                           </w:tcPr>
                           <w:p>
                             <w:pPr>
-                              <w:rPr>
-                                <w:rFonts w:ascii="Times New Roman" w:eastAsia="Times New Roman" w:hAnsi="Times New Roman" w:cs="Times New Roman"/>
-                                <w:b/>
-                                <w:bCs/>
-                              </w:rPr>
-                            </w:pPr>
+                              <w:jc w:val="center"/>
+                              <w:rPr>
+                                <w:rFonts w:ascii="Times New Roman" w:eastAsia="Times New Roman" w:hAnsi="Times New Roman" w:cs="Times New Roman"/>
+                                <w:b/>
+                                <w:bCs/>
+                              </w:rPr>
+                            </w:pPr>
+                            <w:r>
+                              <w:rPr>
+                                <w:rFonts w:ascii="Times New Roman" w:eastAsia="Times New Roman" w:hAnsi="Times New Roman" w:cs="Times New Roman"/>
+                                <w:b/>
+                                <w:bCs/>
+                              </w:rPr>
+                              <w:t>${rt_security_3_1}</w:t>
+                            </w:r>
                           </w:p>
                         </w:tc>
                       </w:tr>
@@ -16517,12 +17815,21 @@
                           </w:tcPr>
                           <w:p>
                             <w:pPr>
-                              <w:rPr>
-                                <w:rFonts w:ascii="Times New Roman" w:eastAsia="Times New Roman" w:hAnsi="Times New Roman" w:cs="Times New Roman"/>
-                                <w:b/>
-                                <w:bCs/>
-                              </w:rPr>
-                            </w:pPr>
+                              <w:jc w:val="center"/>
+                              <w:rPr>
+                                <w:rFonts w:ascii="Times New Roman" w:eastAsia="Times New Roman" w:hAnsi="Times New Roman" w:cs="Times New Roman"/>
+                                <w:b/>
+                                <w:bCs/>
+                              </w:rPr>
+                            </w:pPr>
+                            <w:r>
+                              <w:rPr>
+                                <w:rFonts w:ascii="Times New Roman" w:eastAsia="Times New Roman" w:hAnsi="Times New Roman" w:cs="Times New Roman"/>
+                                <w:b/>
+                                <w:bCs/>
+                              </w:rPr>
+                              <w:t>${rt_security_4_5}</w:t>
+                            </w:r>
                           </w:p>
                         </w:tc>
                         <w:tc>
@@ -16531,12 +17838,21 @@
                           </w:tcPr>
                           <w:p>
                             <w:pPr>
-                              <w:rPr>
-                                <w:rFonts w:ascii="Times New Roman" w:eastAsia="Times New Roman" w:hAnsi="Times New Roman" w:cs="Times New Roman"/>
-                                <w:b/>
-                                <w:bCs/>
-                              </w:rPr>
-                            </w:pPr>
+                              <w:jc w:val="center"/>
+                              <w:rPr>
+                                <w:rFonts w:ascii="Times New Roman" w:eastAsia="Times New Roman" w:hAnsi="Times New Roman" w:cs="Times New Roman"/>
+                                <w:b/>
+                                <w:bCs/>
+                              </w:rPr>
+                            </w:pPr>
+                            <w:r>
+                              <w:rPr>
+                                <w:rFonts w:ascii="Times New Roman" w:eastAsia="Times New Roman" w:hAnsi="Times New Roman" w:cs="Times New Roman"/>
+                                <w:b/>
+                                <w:bCs/>
+                              </w:rPr>
+                              <w:t>${rt_security_4_4}</w:t>
+                            </w:r>
                           </w:p>
                         </w:tc>
                         <w:tc>
@@ -16545,12 +17861,21 @@
                           </w:tcPr>
                           <w:p>
                             <w:pPr>
-                              <w:rPr>
-                                <w:rFonts w:ascii="Times New Roman" w:eastAsia="Times New Roman" w:hAnsi="Times New Roman" w:cs="Times New Roman"/>
-                                <w:b/>
-                                <w:bCs/>
-                              </w:rPr>
-                            </w:pPr>
+                              <w:jc w:val="center"/>
+                              <w:rPr>
+                                <w:rFonts w:ascii="Times New Roman" w:eastAsia="Times New Roman" w:hAnsi="Times New Roman" w:cs="Times New Roman"/>
+                                <w:b/>
+                                <w:bCs/>
+                              </w:rPr>
+                            </w:pPr>
+                            <w:r>
+                              <w:rPr>
+                                <w:rFonts w:ascii="Times New Roman" w:eastAsia="Times New Roman" w:hAnsi="Times New Roman" w:cs="Times New Roman"/>
+                                <w:b/>
+                                <w:bCs/>
+                              </w:rPr>
+                              <w:t>${rt_security_4_3}</w:t>
+                            </w:r>
                           </w:p>
                         </w:tc>
                         <w:tc>
@@ -16559,12 +17884,21 @@
                           </w:tcPr>
                           <w:p>
                             <w:pPr>
-                              <w:rPr>
-                                <w:rFonts w:ascii="Times New Roman" w:eastAsia="Times New Roman" w:hAnsi="Times New Roman" w:cs="Times New Roman"/>
-                                <w:b/>
-                                <w:bCs/>
-                              </w:rPr>
-                            </w:pPr>
+                              <w:jc w:val="center"/>
+                              <w:rPr>
+                                <w:rFonts w:ascii="Times New Roman" w:eastAsia="Times New Roman" w:hAnsi="Times New Roman" w:cs="Times New Roman"/>
+                                <w:b/>
+                                <w:bCs/>
+                              </w:rPr>
+                            </w:pPr>
+                            <w:r>
+                              <w:rPr>
+                                <w:rFonts w:ascii="Times New Roman" w:eastAsia="Times New Roman" w:hAnsi="Times New Roman" w:cs="Times New Roman"/>
+                                <w:b/>
+                                <w:bCs/>
+                              </w:rPr>
+                              <w:t>${rt_security_4_2}</w:t>
+                            </w:r>
                           </w:p>
                         </w:tc>
                         <w:tc>
@@ -16573,12 +17907,21 @@
                           </w:tcPr>
                           <w:p>
                             <w:pPr>
-                              <w:rPr>
-                                <w:rFonts w:ascii="Times New Roman" w:eastAsia="Times New Roman" w:hAnsi="Times New Roman" w:cs="Times New Roman"/>
-                                <w:b/>
-                                <w:bCs/>
-                              </w:rPr>
-                            </w:pPr>
+                              <w:jc w:val="center"/>
+                              <w:rPr>
+                                <w:rFonts w:ascii="Times New Roman" w:eastAsia="Times New Roman" w:hAnsi="Times New Roman" w:cs="Times New Roman"/>
+                                <w:b/>
+                                <w:bCs/>
+                              </w:rPr>
+                            </w:pPr>
+                            <w:r>
+                              <w:rPr>
+                                <w:rFonts w:ascii="Times New Roman" w:eastAsia="Times New Roman" w:hAnsi="Times New Roman" w:cs="Times New Roman"/>
+                                <w:b/>
+                                <w:bCs/>
+                              </w:rPr>
+                              <w:t>${rt_security_4_1}</w:t>
+                            </w:r>
                           </w:p>
                         </w:tc>
                       </w:tr>
@@ -16635,7 +17978,7 @@
                                 <w:b/>
                                 <w:bCs/>
                               </w:rPr>
-                              <w:t xml:space="preserve">          </w:t>
+                              <w:t>${avg_security}</w:t>
                             </w:r>
                           </w:p>
                         </w:tc>
@@ -16697,6 +18040,14 @@
                                 <w:bCs/>
                               </w:rPr>
                             </w:pPr>
+                            <w:r>
+                              <w:rPr>
+                                <w:rFonts w:ascii="Times New Roman" w:eastAsia="Times New Roman" w:hAnsi="Times New Roman" w:cs="Times New Roman"/>
+                                <w:sz w:val="18"/>
+                                <w:szCs w:val="18"/>
+                              </w:rPr>
+                              <w:t>${interp_security}</w:t>
+                            </w:r>
                           </w:p>
                         </w:tc>
                       </w:tr>
@@ -17722,7 +19073,7 @@
       </w:tblPr>
       <w:tblGrid>
         <w:gridCol w:w="3060"/>
-        <w:gridCol w:w="1350"/>
+        <w:gridCol w:w="2798"/>
       </w:tblGrid>
       <w:tr>
         <w:trPr>
@@ -17841,7 +19192,24 @@
               </w:rPr>
             </w:pPr>
             <w:r>
-              <w:t>${sum_ux}</w:t>
+              <w:rPr>
+                <w:rFonts w:ascii="Times New Roman" w:hAnsi="Times New Roman" w:cs="Times New Roman"/>
+              </w:rPr>
+              <w:t>${</w:t>
+            </w:r>
+            <w:proofErr w:type="spellStart"/>
+            <w:r>
+              <w:rPr>
+                <w:rFonts w:ascii="Times New Roman" w:hAnsi="Times New Roman" w:cs="Times New Roman"/>
+              </w:rPr>
+              <w:t>sum_ux</w:t>
+            </w:r>
+            <w:proofErr w:type="spellEnd"/>
+            <w:r>
+              <w:rPr>
+                <w:rFonts w:ascii="Times New Roman" w:hAnsi="Times New Roman" w:cs="Times New Roman"/>
+              </w:rPr>
+              <w:t>}</w:t>
             </w:r>
           </w:p>
         </w:tc>
@@ -17890,7 +19258,24 @@
               </w:rPr>
             </w:pPr>
             <w:r>
-              <w:t>${sum_branding}</w:t>
+              <w:rPr>
+                <w:rFonts w:ascii="Times New Roman" w:hAnsi="Times New Roman" w:cs="Times New Roman"/>
+              </w:rPr>
+              <w:t>${</w:t>
+            </w:r>
+            <w:proofErr w:type="spellStart"/>
+            <w:r>
+              <w:rPr>
+                <w:rFonts w:ascii="Times New Roman" w:hAnsi="Times New Roman" w:cs="Times New Roman"/>
+              </w:rPr>
+              <w:t>sum_branding</w:t>
+            </w:r>
+            <w:proofErr w:type="spellEnd"/>
+            <w:r>
+              <w:rPr>
+                <w:rFonts w:ascii="Times New Roman" w:hAnsi="Times New Roman" w:cs="Times New Roman"/>
+              </w:rPr>
+              <w:t>}</w:t>
             </w:r>
           </w:p>
         </w:tc>
@@ -17939,7 +19324,24 @@
               </w:rPr>
             </w:pPr>
             <w:r>
-              <w:t>${sum_functionality}</w:t>
+              <w:rPr>
+                <w:rFonts w:ascii="Times New Roman" w:hAnsi="Times New Roman" w:cs="Times New Roman"/>
+              </w:rPr>
+              <w:t>${</w:t>
+            </w:r>
+            <w:proofErr w:type="spellStart"/>
+            <w:r>
+              <w:rPr>
+                <w:rFonts w:ascii="Times New Roman" w:hAnsi="Times New Roman" w:cs="Times New Roman"/>
+              </w:rPr>
+              <w:t>sum_functionality</w:t>
+            </w:r>
+            <w:proofErr w:type="spellEnd"/>
+            <w:r>
+              <w:rPr>
+                <w:rFonts w:ascii="Times New Roman" w:hAnsi="Times New Roman" w:cs="Times New Roman"/>
+              </w:rPr>
+              <w:t>}</w:t>
             </w:r>
           </w:p>
         </w:tc>
@@ -17988,7 +19390,24 @@
               </w:rPr>
             </w:pPr>
             <w:r>
-              <w:t>${sum_technical_feasibility}</w:t>
+              <w:rPr>
+                <w:rFonts w:ascii="Times New Roman" w:hAnsi="Times New Roman" w:cs="Times New Roman"/>
+              </w:rPr>
+              <w:t>${</w:t>
+            </w:r>
+            <w:proofErr w:type="spellStart"/>
+            <w:r>
+              <w:rPr>
+                <w:rFonts w:ascii="Times New Roman" w:hAnsi="Times New Roman" w:cs="Times New Roman"/>
+              </w:rPr>
+              <w:t>sum_technical_feasibility</w:t>
+            </w:r>
+            <w:proofErr w:type="spellEnd"/>
+            <w:r>
+              <w:rPr>
+                <w:rFonts w:ascii="Times New Roman" w:hAnsi="Times New Roman" w:cs="Times New Roman"/>
+              </w:rPr>
+              <w:t>}</w:t>
             </w:r>
           </w:p>
         </w:tc>
@@ -18037,7 +19456,24 @@
               </w:rPr>
             </w:pPr>
             <w:r>
-              <w:t>${sum_security}</w:t>
+              <w:rPr>
+                <w:rFonts w:ascii="Times New Roman" w:hAnsi="Times New Roman" w:cs="Times New Roman"/>
+              </w:rPr>
+              <w:t>${</w:t>
+            </w:r>
+            <w:proofErr w:type="spellStart"/>
+            <w:r>
+              <w:rPr>
+                <w:rFonts w:ascii="Times New Roman" w:hAnsi="Times New Roman" w:cs="Times New Roman"/>
+              </w:rPr>
+              <w:t>sum_security</w:t>
+            </w:r>
+            <w:proofErr w:type="spellEnd"/>
+            <w:r>
+              <w:rPr>
+                <w:rFonts w:ascii="Times New Roman" w:hAnsi="Times New Roman" w:cs="Times New Roman"/>
+              </w:rPr>
+              <w:t>}</w:t>
             </w:r>
           </w:p>
         </w:tc>
@@ -18088,7 +19524,24 @@
               </w:rPr>
             </w:pPr>
             <w:r>
-              <w:t>${sum_maintainability}</w:t>
+              <w:rPr>
+                <w:rFonts w:ascii="Times New Roman" w:hAnsi="Times New Roman" w:cs="Times New Roman"/>
+              </w:rPr>
+              <w:t>${</w:t>
+            </w:r>
+            <w:proofErr w:type="spellStart"/>
+            <w:r>
+              <w:rPr>
+                <w:rFonts w:ascii="Times New Roman" w:hAnsi="Times New Roman" w:cs="Times New Roman"/>
+              </w:rPr>
+              <w:t>sum_maintainability</w:t>
+            </w:r>
+            <w:proofErr w:type="spellEnd"/>
+            <w:r>
+              <w:rPr>
+                <w:rFonts w:ascii="Times New Roman" w:hAnsi="Times New Roman" w:cs="Times New Roman"/>
+              </w:rPr>
+              <w:t>}</w:t>
             </w:r>
           </w:p>
         </w:tc>
@@ -18150,7 +19603,24 @@
               </w:rPr>
             </w:pPr>
             <w:r>
-              <w:t>${sum_total}</w:t>
+              <w:rPr>
+                <w:rFonts w:ascii="Times New Roman" w:hAnsi="Times New Roman" w:cs="Times New Roman"/>
+              </w:rPr>
+              <w:t>${</w:t>
+            </w:r>
+            <w:proofErr w:type="spellStart"/>
+            <w:r>
+              <w:rPr>
+                <w:rFonts w:ascii="Times New Roman" w:hAnsi="Times New Roman" w:cs="Times New Roman"/>
+              </w:rPr>
+              <w:t>sum_total</w:t>
+            </w:r>
+            <w:proofErr w:type="spellEnd"/>
+            <w:r>
+              <w:rPr>
+                <w:rFonts w:ascii="Times New Roman" w:hAnsi="Times New Roman" w:cs="Times New Roman"/>
+              </w:rPr>
+              <w:t>}</w:t>
             </w:r>
           </w:p>
         </w:tc>
@@ -18312,13 +19782,13 @@
                               <w:rPr>
                                 <w:sz w:val="24"/>
                                 <w:szCs w:val="24"/>
-                              </w:rPr>
-                            </w:pPr>
-                            <w:r>
-                              <w:rPr>
-                                <w:rFonts w:ascii="Times New Roman" w:eastAsia="Times New Roman" w:hAnsi="Times New Roman" w:cs="Times New Roman"/>
-                                <w:sz w:val="22"/>
-                                <w:szCs w:val="22"/>
+                                <w:u w:val="single"/>
+                              </w:rPr>
+                            </w:pPr>
+                            <w:r>
+                              <w:rPr>
+                                <w:rFonts w:ascii="Times New Roman" w:eastAsia="Times New Roman" w:hAnsi="Times New Roman" w:cs="Times New Roman"/>
+                                <w:u w:val="single"/>
                               </w:rPr>
                               <w:t>${recommendations}</w:t>
                             </w:r>
@@ -18348,21 +19818,15 @@
                         <w:rPr>
                           <w:sz w:val="24"/>
                           <w:szCs w:val="24"/>
+                          <w:u w:val="single"/>
                         </w:rPr>
                       </w:pPr>
                       <w:r>
                         <w:rPr>
-                          <w:sz w:val="24"/>
-                          <w:szCs w:val="24"/>
+                          <w:rFonts w:ascii="Times New Roman" w:eastAsia="Times New Roman" w:hAnsi="Times New Roman" w:cs="Times New Roman"/>
+                          <w:u w:val="single"/>
                         </w:rPr>
-                        <w:t>_________________________________________________________________________________________________________________________________________________________________________________________________________________________________________________________________________________________________________________________________________________________________________________________________________________________________________________________________________________________________________________________________________________________________________________________________________________________________________________________________________________________________________________________________</w:t>
-                      </w:r>
-                      <w:r>
-                        <w:rPr>
-                          <w:sz w:val="24"/>
-                          <w:szCs w:val="24"/>
-                        </w:rPr>
-                        <w:t>__________________________</w:t>
+                        <w:t>${recommendations}</w:t>
                       </w:r>
                     </w:p>
                   </w:txbxContent>
@@ -18624,6 +20088,7 @@
                                 <w:rFonts w:ascii="Times New Roman" w:eastAsia="Times New Roman" w:hAnsi="Times New Roman" w:cs="Times New Roman"/>
                                 <w:b/>
                                 <w:bCs/>
+                                <w:u w:val="single"/>
                               </w:rPr>
                             </w:pPr>
                             <w:r>
@@ -18648,7 +20113,16 @@
                                 <w:b/>
                                 <w:bCs/>
                               </w:rPr>
-                              <w:t>: ${validated_by_name}</w:t>
+                              <w:t xml:space="preserve">: </w:t>
+                            </w:r>
+                            <w:r>
+                              <w:rPr>
+                                <w:rFonts w:ascii="Times New Roman" w:eastAsia="Times New Roman" w:hAnsi="Times New Roman" w:cs="Times New Roman"/>
+                                <w:b/>
+                                <w:bCs/>
+                                <w:u w:val="single"/>
+                              </w:rPr>
+                              <w:t>${validated_by_name}</w:t>
                             </w:r>
                           </w:p>
                           <w:p>
@@ -18674,7 +20148,16 @@
                                 <w:b/>
                                 <w:bCs/>
                               </w:rPr>
-                              <w:t>: ${validated_by_position}</w:t>
+                              <w:t xml:space="preserve">: </w:t>
+                            </w:r>
+                            <w:r>
+                              <w:rPr>
+                                <w:rFonts w:ascii="Times New Roman" w:eastAsia="Times New Roman" w:hAnsi="Times New Roman" w:cs="Times New Roman"/>
+                                <w:b/>
+                                <w:bCs/>
+                                <w:u w:val="single"/>
+                              </w:rPr>
+                              <w:t>${validated_by_position}</w:t>
                             </w:r>
                           </w:p>
                           <w:p>
@@ -18692,7 +20175,16 @@
                                 <w:b/>
                                 <w:bCs/>
                               </w:rPr>
-                              <w:t xml:space="preserve">Contact No. ${validated_by_contact}</w:t>
+                              <w:t xml:space="preserve">Contact No. </w:t>
+                            </w:r>
+                            <w:r>
+                              <w:rPr>
+                                <w:rFonts w:ascii="Times New Roman" w:eastAsia="Times New Roman" w:hAnsi="Times New Roman" w:cs="Times New Roman"/>
+                                <w:b/>
+                                <w:bCs/>
+                                <w:u w:val="single"/>
+                              </w:rPr>
+                              <w:t>${validated_by_contact}</w:t>
                             </w:r>
                           </w:p>
                           <w:p>
@@ -18702,15 +20194,25 @@
                                 <w:rFonts w:ascii="Times New Roman" w:eastAsia="Times New Roman" w:hAnsi="Times New Roman" w:cs="Times New Roman"/>
                                 <w:b/>
                                 <w:bCs/>
-                              </w:rPr>
-                            </w:pPr>
-                            <w:r>
-                              <w:rPr>
-                                <w:rFonts w:ascii="Times New Roman" w:eastAsia="Times New Roman" w:hAnsi="Times New Roman" w:cs="Times New Roman"/>
-                                <w:b/>
-                                <w:bCs/>
-                              </w:rPr>
-                              <w:t xml:space="preserve">Date: ${validated_by_date}</w:t>
+                                <w:u w:val="single"/>
+                              </w:rPr>
+                            </w:pPr>
+                            <w:r>
+                              <w:rPr>
+                                <w:rFonts w:ascii="Times New Roman" w:eastAsia="Times New Roman" w:hAnsi="Times New Roman" w:cs="Times New Roman"/>
+                                <w:b/>
+                                <w:bCs/>
+                              </w:rPr>
+                              <w:t xml:space="preserve">Date: </w:t>
+                            </w:r>
+                            <w:r>
+                              <w:rPr>
+                                <w:rFonts w:ascii="Times New Roman" w:eastAsia="Times New Roman" w:hAnsi="Times New Roman" w:cs="Times New Roman"/>
+                                <w:b/>
+                                <w:bCs/>
+                                <w:u w:val="single"/>
+                              </w:rPr>
+                              <w:t>${validated_by_date}</w:t>
                             </w:r>
                           </w:p>
                           <w:p/>
@@ -18771,6 +20273,7 @@
                           <w:rFonts w:ascii="Times New Roman" w:eastAsia="Times New Roman" w:hAnsi="Times New Roman" w:cs="Times New Roman"/>
                           <w:b/>
                           <w:bCs/>
+                          <w:u w:val="single"/>
                         </w:rPr>
                       </w:pPr>
                       <w:r>
@@ -18795,15 +20298,16 @@
                           <w:b/>
                           <w:bCs/>
                         </w:rPr>
-                        <w:t>: _____________________________</w:t>
+                        <w:t xml:space="preserve">: </w:t>
                       </w:r>
                       <w:r>
                         <w:rPr>
                           <w:rFonts w:ascii="Times New Roman" w:eastAsia="Times New Roman" w:hAnsi="Times New Roman" w:cs="Times New Roman"/>
                           <w:b/>
                           <w:bCs/>
+                          <w:u w:val="single"/>
                         </w:rPr>
-                        <w:t>____</w:t>
+                        <w:t>${validated_by_name}</w:t>
                       </w:r>
                     </w:p>
                     <w:p>
@@ -18829,15 +20333,16 @@
                           <w:b/>
                           <w:bCs/>
                         </w:rPr>
-                        <w:t>: __________________________</w:t>
+                        <w:t xml:space="preserve">: </w:t>
                       </w:r>
                       <w:r>
                         <w:rPr>
                           <w:rFonts w:ascii="Times New Roman" w:eastAsia="Times New Roman" w:hAnsi="Times New Roman" w:cs="Times New Roman"/>
                           <w:b/>
                           <w:bCs/>
+                          <w:u w:val="single"/>
                         </w:rPr>
-                        <w:t>______</w:t>
+                        <w:t>${validated_by_position}</w:t>
                       </w:r>
                     </w:p>
                     <w:p>
@@ -18855,15 +20360,16 @@
                           <w:b/>
                           <w:bCs/>
                         </w:rPr>
-                        <w:t>Contact No.____________________________________</w:t>
+                        <w:t xml:space="preserve">Contact No. </w:t>
                       </w:r>
                       <w:r>
                         <w:rPr>
                           <w:rFonts w:ascii="Times New Roman" w:eastAsia="Times New Roman" w:hAnsi="Times New Roman" w:cs="Times New Roman"/>
                           <w:b/>
                           <w:bCs/>
+                          <w:u w:val="single"/>
                         </w:rPr>
-                        <w:t>____</w:t>
+                        <w:t>${validated_by_contact}</w:t>
                       </w:r>
                     </w:p>
                     <w:p>
@@ -18873,6 +20379,7 @@
                           <w:rFonts w:ascii="Times New Roman" w:eastAsia="Times New Roman" w:hAnsi="Times New Roman" w:cs="Times New Roman"/>
                           <w:b/>
                           <w:bCs/>
+                          <w:u w:val="single"/>
                         </w:rPr>
                       </w:pPr>
                       <w:r>
@@ -18881,23 +20388,16 @@
                           <w:b/>
                           <w:bCs/>
                         </w:rPr>
-                        <w:t>Date: __________________________</w:t>
+                        <w:t xml:space="preserve">Date: </w:t>
                       </w:r>
                       <w:r>
                         <w:rPr>
                           <w:rFonts w:ascii="Times New Roman" w:eastAsia="Times New Roman" w:hAnsi="Times New Roman" w:cs="Times New Roman"/>
                           <w:b/>
                           <w:bCs/>
+                          <w:u w:val="single"/>
                         </w:rPr>
-                        <w:t>________________</w:t>
-                      </w:r>
-                      <w:r>
-                        <w:rPr>
-                          <w:rFonts w:ascii="Times New Roman" w:eastAsia="Times New Roman" w:hAnsi="Times New Roman" w:cs="Times New Roman"/>
-                          <w:b/>
-                          <w:bCs/>
-                        </w:rPr>
-                        <w:t>___</w:t>
+                        <w:t>${validated_by_date}</w:t>
                       </w:r>
                     </w:p>
                     <w:p/>
@@ -22532,6 +24032,7 @@
   <w:style w:type="character" w:default="1" w:styleId="DefaultParagraphFont">
     <w:name w:val="Default Paragraph Font"/>
     <w:uiPriority w:val="1"/>
+    <w:semiHidden/>
     <w:unhideWhenUsed/>
   </w:style>
   <w:style w:type="table" w:default="1" w:styleId="TableNormal">
@@ -23285,16 +24786,6 @@
 </file>
 
 <file path=customXml/item1.xml><?xml version="1.0" encoding="utf-8"?>
-<p:properties xmlns:p="http://schemas.microsoft.com/office/2006/metadata/properties" xmlns:xsi="http://www.w3.org/2001/XMLSchema-instance" xmlns:pc="http://schemas.microsoft.com/office/infopath/2007/PartnerControls">
-  <documentManagement>
-    <lcf76f155ced4ddcb4097134ff3c332f xmlns="3eb70eef-0276-44fc-bfbe-a8ec26fe024c">
-      <Terms xmlns="http://schemas.microsoft.com/office/infopath/2007/PartnerControls"/>
-    </lcf76f155ced4ddcb4097134ff3c332f>
-  </documentManagement>
-</p:properties>
-</file>
-
-<file path=customXml/item2.xml><?xml version="1.0" encoding="utf-8"?>
 <?mso-contentType ?>
 <FormTemplates xmlns="http://schemas.microsoft.com/sharepoint/v3/contenttype/forms">
   <Display>DocumentLibraryForm</Display>
@@ -23303,7 +24794,7 @@
 </FormTemplates>
 </file>
 
-<file path=customXml/item3.xml><?xml version="1.0" encoding="utf-8"?>
+<file path=customXml/item2.xml><?xml version="1.0" encoding="utf-8"?>
 <ct:contentTypeSchema xmlns:ct="http://schemas.microsoft.com/office/2006/metadata/contentType" xmlns:ma="http://schemas.microsoft.com/office/2006/metadata/properties/metaAttributes" ct:_="" ma:_="" ma:contentTypeName="Document" ma:contentTypeID="0x010100284C20252FB83D4990DDE337F2298EA8" ma:contentTypeVersion="11" ma:contentTypeDescription="Create a new document." ma:contentTypeScope="" ma:versionID="2a58c6aa86b2961e42ead1e4bd750d82">
   <xsd:schema xmlns:xsd="http://www.w3.org/2001/XMLSchema" xmlns:xs="http://www.w3.org/2001/XMLSchema" xmlns:p="http://schemas.microsoft.com/office/2006/metadata/properties" xmlns:ns2="3eb70eef-0276-44fc-bfbe-a8ec26fe024c" targetNamespace="http://schemas.microsoft.com/office/2006/metadata/properties" ma:root="true" ma:fieldsID="e6d7b9b50d1fae1123554066672d30be" ns2:_="">
     <xsd:import namespace="3eb70eef-0276-44fc-bfbe-a8ec26fe024c"/>
@@ -23487,21 +24978,21 @@
 </ct:contentTypeSchema>
 </file>
 
-<file path=customXml/item4.xml><?xml version="1.0" encoding="utf-8"?>
+<file path=customXml/item3.xml><?xml version="1.0" encoding="utf-8"?>
 <b:Sources xmlns:b="http://schemas.openxmlformats.org/officeDocument/2006/bibliography" xmlns="http://schemas.openxmlformats.org/officeDocument/2006/bibliography" SelectedStyle="\APASixthEditionOfficeOnline.xsl" StyleName="APA" Version="6"/>
 </file>
 
-<file path=customXml/itemProps1.xml><?xml version="1.0" encoding="utf-8"?>
-<ds:datastoreItem xmlns:ds="http://schemas.openxmlformats.org/officeDocument/2006/customXml" ds:itemID="{D5D89C5C-DE68-4023-9FE3-DF5B9198EF80}">
-  <ds:schemaRefs>
-    <ds:schemaRef ds:uri="http://schemas.microsoft.com/office/2006/metadata/properties"/>
-    <ds:schemaRef ds:uri="http://schemas.microsoft.com/office/infopath/2007/PartnerControls"/>
-    <ds:schemaRef ds:uri="3eb70eef-0276-44fc-bfbe-a8ec26fe024c"/>
-  </ds:schemaRefs>
-</ds:datastoreItem>
+<file path=customXml/item4.xml><?xml version="1.0" encoding="utf-8"?>
+<p:properties xmlns:p="http://schemas.microsoft.com/office/2006/metadata/properties" xmlns:xsi="http://www.w3.org/2001/XMLSchema-instance" xmlns:pc="http://schemas.microsoft.com/office/infopath/2007/PartnerControls">
+  <documentManagement>
+    <lcf76f155ced4ddcb4097134ff3c332f xmlns="3eb70eef-0276-44fc-bfbe-a8ec26fe024c">
+      <Terms xmlns="http://schemas.microsoft.com/office/infopath/2007/PartnerControls"/>
+    </lcf76f155ced4ddcb4097134ff3c332f>
+  </documentManagement>
+</p:properties>
 </file>
 
-<file path=customXml/itemProps2.xml><?xml version="1.0" encoding="utf-8"?>
+<file path=customXml/itemProps1.xml><?xml version="1.0" encoding="utf-8"?>
 <ds:datastoreItem xmlns:ds="http://schemas.openxmlformats.org/officeDocument/2006/customXml" ds:itemID="{F80D7DBB-ABB0-4C15-882D-D70E50BCB65E}">
   <ds:schemaRefs>
     <ds:schemaRef ds:uri="http://schemas.microsoft.com/sharepoint/v3/contenttype/forms"/>
@@ -23509,7 +25000,7 @@
 </ds:datastoreItem>
 </file>
 
-<file path=customXml/itemProps3.xml><?xml version="1.0" encoding="utf-8"?>
+<file path=customXml/itemProps2.xml><?xml version="1.0" encoding="utf-8"?>
 <ds:datastoreItem xmlns:ds="http://schemas.openxmlformats.org/officeDocument/2006/customXml" ds:itemID="{012A1452-DA44-4B01-8419-D52252C09279}">
   <ds:schemaRefs>
     <ds:schemaRef ds:uri="http://schemas.microsoft.com/office/2006/metadata/contentType"/>
@@ -23527,10 +25018,20 @@
 </ds:datastoreItem>
 </file>
 
-<file path=customXml/itemProps4.xml><?xml version="1.0" encoding="utf-8"?>
+<file path=customXml/itemProps3.xml><?xml version="1.0" encoding="utf-8"?>
 <ds:datastoreItem xmlns:ds="http://schemas.openxmlformats.org/officeDocument/2006/customXml" ds:itemID="{C2B5D5DA-574B-4D1E-84BF-FFA7B7263156}">
   <ds:schemaRefs>
     <ds:schemaRef ds:uri="http://schemas.openxmlformats.org/officeDocument/2006/bibliography"/>
   </ds:schemaRefs>
 </ds:datastoreItem>
+</file>
+
+<file path=customXml/itemProps4.xml><?xml version="1.0" encoding="utf-8"?>
+<ds:datastoreItem xmlns:ds="http://schemas.openxmlformats.org/officeDocument/2006/customXml" ds:itemID="{D5D89C5C-DE68-4023-9FE3-DF5B9198EF80}">
+  <ds:schemaRefs>
+    <ds:schemaRef ds:uri="http://schemas.microsoft.com/office/2006/metadata/properties"/>
+    <ds:schemaRef ds:uri="http://schemas.microsoft.com/office/infopath/2007/PartnerControls"/>
+    <ds:schemaRef ds:uri="3eb70eef-0276-44fc-bfbe-a8ec26fe024c"/>
+  </ds:schemaRefs>
+</ds:datastoreItem>
 </file>
--- a/resources/document-templates/doc8-prototype-validation-template.docx
+++ b/resources/document-templates/doc8-prototype-validation-template.docx
@@ -193,7 +193,7 @@
         <mc:AlternateContent>
           <mc:Choice Requires="wps">
             <w:drawing>
-              <wp:anchor distT="0" distB="0" distL="114300" distR="114300" simplePos="0" relativeHeight="251664384" behindDoc="0" locked="0" layoutInCell="1" allowOverlap="1" wp14:anchorId="06C008A7" wp14:editId="001003D3">
+              <wp:anchor distT="0" distB="0" distL="114300" distR="114300" simplePos="0" relativeHeight="251664384" behindDoc="0" locked="0" layoutInCell="1" allowOverlap="1" wp14:anchorId="06C008A7" wp14:editId="5B57B45B">
                 <wp:simplePos x="0" y="0"/>
                 <wp:positionH relativeFrom="column">
                   <wp:posOffset>-171450</wp:posOffset>
@@ -467,6 +467,9 @@
         <w:t>Brief Description of the Prototype:</w:t>
       </w:r>
       <w:r>
+        <w:rPr>
+          <w:rFonts w:ascii="Times New Roman" w:hAnsi="Times New Roman" w:cs="Times New Roman"/>
+        </w:rPr>
         <w:br/>
       </w:r>
       <w:r>
@@ -486,6 +489,7 @@
       </w:pPr>
       <w:r>
         <w:rPr>
+          <w:rFonts w:ascii="Times New Roman" w:hAnsi="Times New Roman" w:cs="Times New Roman"/>
           <w:noProof/>
         </w:rPr>
         <mc:AlternateContent>
@@ -1676,7 +1680,7 @@
         <mc:AlternateContent>
           <mc:Choice Requires="wps">
             <w:drawing>
-              <wp:anchor distT="0" distB="0" distL="114300" distR="114300" simplePos="0" relativeHeight="251666432" behindDoc="1" locked="0" layoutInCell="1" allowOverlap="1" wp14:anchorId="24712541" wp14:editId="49FCBDF4">
+              <wp:anchor distT="0" distB="0" distL="114300" distR="114300" simplePos="0" relativeHeight="251666432" behindDoc="1" locked="0" layoutInCell="1" allowOverlap="1" wp14:anchorId="24712541" wp14:editId="13A27B0F">
                 <wp:simplePos x="0" y="0"/>
                 <wp:positionH relativeFrom="margin">
                   <wp:posOffset>-222885</wp:posOffset>
@@ -1959,6 +1963,7 @@
       </w:r>
       <w:r>
         <w:rPr>
+          <w:rFonts w:ascii="Times New Roman" w:hAnsi="Times New Roman" w:cs="Times New Roman"/>
           <w:sz w:val="20"/>
           <w:szCs w:val="20"/>
         </w:rPr>
@@ -19195,21 +19200,7 @@
               <w:rPr>
                 <w:rFonts w:ascii="Times New Roman" w:hAnsi="Times New Roman" w:cs="Times New Roman"/>
               </w:rPr>
-              <w:t>${</w:t>
-            </w:r>
-            <w:proofErr w:type="spellStart"/>
-            <w:r>
-              <w:rPr>
-                <w:rFonts w:ascii="Times New Roman" w:hAnsi="Times New Roman" w:cs="Times New Roman"/>
-              </w:rPr>
-              <w:t>sum_ux</w:t>
-            </w:r>
-            <w:proofErr w:type="spellEnd"/>
-            <w:r>
-              <w:rPr>
-                <w:rFonts w:ascii="Times New Roman" w:hAnsi="Times New Roman" w:cs="Times New Roman"/>
-              </w:rPr>
-              <w:t>}</w:t>
+              <w:t>${sum_ux}</w:t>
             </w:r>
           </w:p>
         </w:tc>
@@ -19261,21 +19252,7 @@
               <w:rPr>
                 <w:rFonts w:ascii="Times New Roman" w:hAnsi="Times New Roman" w:cs="Times New Roman"/>
               </w:rPr>
-              <w:t>${</w:t>
-            </w:r>
-            <w:proofErr w:type="spellStart"/>
-            <w:r>
-              <w:rPr>
-                <w:rFonts w:ascii="Times New Roman" w:hAnsi="Times New Roman" w:cs="Times New Roman"/>
-              </w:rPr>
-              <w:t>sum_branding</w:t>
-            </w:r>
-            <w:proofErr w:type="spellEnd"/>
-            <w:r>
-              <w:rPr>
-                <w:rFonts w:ascii="Times New Roman" w:hAnsi="Times New Roman" w:cs="Times New Roman"/>
-              </w:rPr>
-              <w:t>}</w:t>
+              <w:t>${sum_branding}</w:t>
             </w:r>
           </w:p>
         </w:tc>
@@ -19327,21 +19304,7 @@
               <w:rPr>
                 <w:rFonts w:ascii="Times New Roman" w:hAnsi="Times New Roman" w:cs="Times New Roman"/>
               </w:rPr>
-              <w:t>${</w:t>
-            </w:r>
-            <w:proofErr w:type="spellStart"/>
-            <w:r>
-              <w:rPr>
-                <w:rFonts w:ascii="Times New Roman" w:hAnsi="Times New Roman" w:cs="Times New Roman"/>
-              </w:rPr>
-              <w:t>sum_functionality</w:t>
-            </w:r>
-            <w:proofErr w:type="spellEnd"/>
-            <w:r>
-              <w:rPr>
-                <w:rFonts w:ascii="Times New Roman" w:hAnsi="Times New Roman" w:cs="Times New Roman"/>
-              </w:rPr>
-              <w:t>}</w:t>
+              <w:t>${sum_functionality}</w:t>
             </w:r>
           </w:p>
         </w:tc>
@@ -19393,21 +19356,7 @@
               <w:rPr>
                 <w:rFonts w:ascii="Times New Roman" w:hAnsi="Times New Roman" w:cs="Times New Roman"/>
               </w:rPr>
-              <w:t>${</w:t>
-            </w:r>
-            <w:proofErr w:type="spellStart"/>
-            <w:r>
-              <w:rPr>
-                <w:rFonts w:ascii="Times New Roman" w:hAnsi="Times New Roman" w:cs="Times New Roman"/>
-              </w:rPr>
-              <w:t>sum_technical_feasibility</w:t>
-            </w:r>
-            <w:proofErr w:type="spellEnd"/>
-            <w:r>
-              <w:rPr>
-                <w:rFonts w:ascii="Times New Roman" w:hAnsi="Times New Roman" w:cs="Times New Roman"/>
-              </w:rPr>
-              <w:t>}</w:t>
+              <w:t>${sum_technical_feasibility}</w:t>
             </w:r>
           </w:p>
         </w:tc>
@@ -19459,21 +19408,7 @@
               <w:rPr>
                 <w:rFonts w:ascii="Times New Roman" w:hAnsi="Times New Roman" w:cs="Times New Roman"/>
               </w:rPr>
-              <w:t>${</w:t>
-            </w:r>
-            <w:proofErr w:type="spellStart"/>
-            <w:r>
-              <w:rPr>
-                <w:rFonts w:ascii="Times New Roman" w:hAnsi="Times New Roman" w:cs="Times New Roman"/>
-              </w:rPr>
-              <w:t>sum_security</w:t>
-            </w:r>
-            <w:proofErr w:type="spellEnd"/>
-            <w:r>
-              <w:rPr>
-                <w:rFonts w:ascii="Times New Roman" w:hAnsi="Times New Roman" w:cs="Times New Roman"/>
-              </w:rPr>
-              <w:t>}</w:t>
+              <w:t>${sum_security}</w:t>
             </w:r>
           </w:p>
         </w:tc>
@@ -19527,21 +19462,7 @@
               <w:rPr>
                 <w:rFonts w:ascii="Times New Roman" w:hAnsi="Times New Roman" w:cs="Times New Roman"/>
               </w:rPr>
-              <w:t>${</w:t>
-            </w:r>
-            <w:proofErr w:type="spellStart"/>
-            <w:r>
-              <w:rPr>
-                <w:rFonts w:ascii="Times New Roman" w:hAnsi="Times New Roman" w:cs="Times New Roman"/>
-              </w:rPr>
-              <w:t>sum_maintainability</w:t>
-            </w:r>
-            <w:proofErr w:type="spellEnd"/>
-            <w:r>
-              <w:rPr>
-                <w:rFonts w:ascii="Times New Roman" w:hAnsi="Times New Roman" w:cs="Times New Roman"/>
-              </w:rPr>
-              <w:t>}</w:t>
+              <w:t>${sum_maintainability}</w:t>
             </w:r>
           </w:p>
         </w:tc>
@@ -19606,21 +19527,7 @@
               <w:rPr>
                 <w:rFonts w:ascii="Times New Roman" w:hAnsi="Times New Roman" w:cs="Times New Roman"/>
               </w:rPr>
-              <w:t>${</w:t>
-            </w:r>
-            <w:proofErr w:type="spellStart"/>
-            <w:r>
-              <w:rPr>
-                <w:rFonts w:ascii="Times New Roman" w:hAnsi="Times New Roman" w:cs="Times New Roman"/>
-              </w:rPr>
-              <w:t>sum_total</w:t>
-            </w:r>
-            <w:proofErr w:type="spellEnd"/>
-            <w:r>
-              <w:rPr>
-                <w:rFonts w:ascii="Times New Roman" w:hAnsi="Times New Roman" w:cs="Times New Roman"/>
-              </w:rPr>
-              <w:t>}</w:t>
+              <w:t>${sum_total}</w:t>
             </w:r>
           </w:p>
         </w:tc>
@@ -20586,16 +20493,7 @@
           <w:bCs/>
           <w:lang w:val="en-US"/>
         </w:rPr>
-        <w:t>Approved</w:t>
-      </w:r>
-      <w:r>
-        <w:rPr>
-          <w:rFonts w:ascii="Times New Roman" w:eastAsia="Times New Roman" w:hAnsi="Times New Roman" w:cs="Times New Roman"/>
-          <w:b/>
-          <w:bCs/>
-          <w:lang w:val="en-US"/>
-        </w:rPr>
-        <w:t xml:space="preserve"> By: </w:t>
+        <w:t>Approved By: </w:t>
       </w:r>
     </w:p>
     <w:p>
@@ -20802,25 +20700,7 @@
         <w:sz w:val="16"/>
         <w:szCs w:val="16"/>
       </w:rPr>
-      <w:t xml:space="preserve">PUP A. Mabini Campus, </w:t>
-    </w:r>
-    <w:proofErr w:type="spellStart"/>
-    <w:r>
-      <w:rPr>
-        <w:rFonts w:ascii="Arial" w:hAnsi="Arial" w:cs="Arial"/>
-        <w:sz w:val="16"/>
-        <w:szCs w:val="16"/>
-      </w:rPr>
-      <w:t>Anonas</w:t>
-    </w:r>
-    <w:proofErr w:type="spellEnd"/>
-    <w:r>
-      <w:rPr>
-        <w:rFonts w:ascii="Arial" w:hAnsi="Arial" w:cs="Arial"/>
-        <w:sz w:val="16"/>
-        <w:szCs w:val="16"/>
-      </w:rPr>
-      <w:t xml:space="preserve"> Street, Sta. Mesa, Manila 1016</w:t>
+      <w:t>PUP A. Mabini Campus, Anonas Street, Sta. Mesa, Manila 1016</w:t>
     </w:r>
   </w:p>
   <w:p>
@@ -24786,15 +24666,20 @@
 </file>
 
 <file path=customXml/item1.xml><?xml version="1.0" encoding="utf-8"?>
-<?mso-contentType ?>
-<FormTemplates xmlns="http://schemas.microsoft.com/sharepoint/v3/contenttype/forms">
-  <Display>DocumentLibraryForm</Display>
-  <Edit>DocumentLibraryForm</Edit>
-  <New>DocumentLibraryForm</New>
-</FormTemplates>
+<p:properties xmlns:p="http://schemas.microsoft.com/office/2006/metadata/properties" xmlns:xsi="http://www.w3.org/2001/XMLSchema-instance" xmlns:pc="http://schemas.microsoft.com/office/infopath/2007/PartnerControls">
+  <documentManagement>
+    <lcf76f155ced4ddcb4097134ff3c332f xmlns="3eb70eef-0276-44fc-bfbe-a8ec26fe024c">
+      <Terms xmlns="http://schemas.microsoft.com/office/infopath/2007/PartnerControls"/>
+    </lcf76f155ced4ddcb4097134ff3c332f>
+  </documentManagement>
+</p:properties>
 </file>
 
 <file path=customXml/item2.xml><?xml version="1.0" encoding="utf-8"?>
+<b:Sources xmlns:b="http://schemas.openxmlformats.org/officeDocument/2006/bibliography" xmlns="http://schemas.openxmlformats.org/officeDocument/2006/bibliography" SelectedStyle="\APASixthEditionOfficeOnline.xsl" StyleName="APA" Version="6"/>
+</file>
+
+<file path=customXml/item3.xml><?xml version="1.0" encoding="utf-8"?>
 <ct:contentTypeSchema xmlns:ct="http://schemas.microsoft.com/office/2006/metadata/contentType" xmlns:ma="http://schemas.microsoft.com/office/2006/metadata/properties/metaAttributes" ct:_="" ma:_="" ma:contentTypeName="Document" ma:contentTypeID="0x010100284C20252FB83D4990DDE337F2298EA8" ma:contentTypeVersion="11" ma:contentTypeDescription="Create a new document." ma:contentTypeScope="" ma:versionID="2a58c6aa86b2961e42ead1e4bd750d82">
   <xsd:schema xmlns:xsd="http://www.w3.org/2001/XMLSchema" xmlns:xs="http://www.w3.org/2001/XMLSchema" xmlns:p="http://schemas.microsoft.com/office/2006/metadata/properties" xmlns:ns2="3eb70eef-0276-44fc-bfbe-a8ec26fe024c" targetNamespace="http://schemas.microsoft.com/office/2006/metadata/properties" ma:root="true" ma:fieldsID="e6d7b9b50d1fae1123554066672d30be" ns2:_="">
     <xsd:import namespace="3eb70eef-0276-44fc-bfbe-a8ec26fe024c"/>
@@ -24978,29 +24863,34 @@
 </ct:contentTypeSchema>
 </file>
 
-<file path=customXml/item3.xml><?xml version="1.0" encoding="utf-8"?>
-<b:Sources xmlns:b="http://schemas.openxmlformats.org/officeDocument/2006/bibliography" xmlns="http://schemas.openxmlformats.org/officeDocument/2006/bibliography" SelectedStyle="\APASixthEditionOfficeOnline.xsl" StyleName="APA" Version="6"/>
-</file>
-
 <file path=customXml/item4.xml><?xml version="1.0" encoding="utf-8"?>
-<p:properties xmlns:p="http://schemas.microsoft.com/office/2006/metadata/properties" xmlns:xsi="http://www.w3.org/2001/XMLSchema-instance" xmlns:pc="http://schemas.microsoft.com/office/infopath/2007/PartnerControls">
-  <documentManagement>
-    <lcf76f155ced4ddcb4097134ff3c332f xmlns="3eb70eef-0276-44fc-bfbe-a8ec26fe024c">
-      <Terms xmlns="http://schemas.microsoft.com/office/infopath/2007/PartnerControls"/>
-    </lcf76f155ced4ddcb4097134ff3c332f>
-  </documentManagement>
-</p:properties>
+<?mso-contentType ?>
+<FormTemplates xmlns="http://schemas.microsoft.com/sharepoint/v3/contenttype/forms">
+  <Display>DocumentLibraryForm</Display>
+  <Edit>DocumentLibraryForm</Edit>
+  <New>DocumentLibraryForm</New>
+</FormTemplates>
 </file>
 
 <file path=customXml/itemProps1.xml><?xml version="1.0" encoding="utf-8"?>
-<ds:datastoreItem xmlns:ds="http://schemas.openxmlformats.org/officeDocument/2006/customXml" ds:itemID="{F80D7DBB-ABB0-4C15-882D-D70E50BCB65E}">
+<ds:datastoreItem xmlns:ds="http://schemas.openxmlformats.org/officeDocument/2006/customXml" ds:itemID="{D5D89C5C-DE68-4023-9FE3-DF5B9198EF80}">
   <ds:schemaRefs>
-    <ds:schemaRef ds:uri="http://schemas.microsoft.com/sharepoint/v3/contenttype/forms"/>
+    <ds:schemaRef ds:uri="http://schemas.microsoft.com/office/2006/metadata/properties"/>
+    <ds:schemaRef ds:uri="http://schemas.microsoft.com/office/infopath/2007/PartnerControls"/>
+    <ds:schemaRef ds:uri="3eb70eef-0276-44fc-bfbe-a8ec26fe024c"/>
   </ds:schemaRefs>
 </ds:datastoreItem>
 </file>
 
 <file path=customXml/itemProps2.xml><?xml version="1.0" encoding="utf-8"?>
+<ds:datastoreItem xmlns:ds="http://schemas.openxmlformats.org/officeDocument/2006/customXml" ds:itemID="{C2B5D5DA-574B-4D1E-84BF-FFA7B7263156}">
+  <ds:schemaRefs>
+    <ds:schemaRef ds:uri="http://schemas.openxmlformats.org/officeDocument/2006/bibliography"/>
+  </ds:schemaRefs>
+</ds:datastoreItem>
+</file>
+
+<file path=customXml/itemProps3.xml><?xml version="1.0" encoding="utf-8"?>
 <ds:datastoreItem xmlns:ds="http://schemas.openxmlformats.org/officeDocument/2006/customXml" ds:itemID="{012A1452-DA44-4B01-8419-D52252C09279}">
   <ds:schemaRefs>
     <ds:schemaRef ds:uri="http://schemas.microsoft.com/office/2006/metadata/contentType"/>
@@ -25018,20 +24908,10 @@
 </ds:datastoreItem>
 </file>
 
-<file path=customXml/itemProps3.xml><?xml version="1.0" encoding="utf-8"?>
-<ds:datastoreItem xmlns:ds="http://schemas.openxmlformats.org/officeDocument/2006/customXml" ds:itemID="{C2B5D5DA-574B-4D1E-84BF-FFA7B7263156}">
+<file path=customXml/itemProps4.xml><?xml version="1.0" encoding="utf-8"?>
+<ds:datastoreItem xmlns:ds="http://schemas.openxmlformats.org/officeDocument/2006/customXml" ds:itemID="{F80D7DBB-ABB0-4C15-882D-D70E50BCB65E}">
   <ds:schemaRefs>
-    <ds:schemaRef ds:uri="http://schemas.openxmlformats.org/officeDocument/2006/bibliography"/>
-  </ds:schemaRefs>
-</ds:datastoreItem>
-</file>
-
-<file path=customXml/itemProps4.xml><?xml version="1.0" encoding="utf-8"?>
-<ds:datastoreItem xmlns:ds="http://schemas.openxmlformats.org/officeDocument/2006/customXml" ds:itemID="{D5D89C5C-DE68-4023-9FE3-DF5B9198EF80}">
-  <ds:schemaRefs>
-    <ds:schemaRef ds:uri="http://schemas.microsoft.com/office/2006/metadata/properties"/>
-    <ds:schemaRef ds:uri="http://schemas.microsoft.com/office/infopath/2007/PartnerControls"/>
-    <ds:schemaRef ds:uri="3eb70eef-0276-44fc-bfbe-a8ec26fe024c"/>
+    <ds:schemaRef ds:uri="http://schemas.microsoft.com/sharepoint/v3/contenttype/forms"/>
   </ds:schemaRefs>
 </ds:datastoreItem>
 </file>